--- a/docs/Sego使用指南.docx
+++ b/docs/Sego使用指南.docx
@@ -4,204 +4,240 @@
   <w:body>
     <w:p>
       <w:pPr>
-        <w:spacing w:after="80"/>
-        <w:jc w:val="center"/>
+        <w:spacing w:after="60"/>
+        <w:jc w:val="left"/>
       </w:pPr>
       <w:r>
         <w:rPr>
-          <w:rFonts w:ascii="Calibri" w:hAnsi="Calibri"/>
+          <w:rFonts w:ascii="Microsoft YaHei" w:hAnsi="Microsoft YaHei" w:eastAsia="Microsoft YaHei"/>
           <w:b/>
-          <w:i w:val="0"/>
-          <w:color w:val="1F4D78"/>
-          <w:sz w:val="56"/>
+          <w:color w:val="0B2545"/>
+          <w:sz w:val="48"/>
         </w:rPr>
-        <w:t>Sego Agent</w:t>
+        <w:t>Sego 使用指南</w:t>
       </w:r>
     </w:p>
     <w:p>
       <w:pPr>
-        <w:spacing w:after="160"/>
-        <w:jc w:val="center"/>
+        <w:spacing w:before="80" w:after="160"/>
+        <w:ind w:left="259"/>
       </w:pPr>
       <w:r>
         <w:rPr>
-          <w:rFonts w:ascii="Calibri" w:hAnsi="Calibri"/>
-          <w:b w:val="0"/>
-          <w:i w:val="0"/>
-          <w:color w:val="606978"/>
-          <w:sz w:val="30"/>
+          <w:i/>
+          <w:color w:val="5A5A5A"/>
         </w:rPr>
-        <w:t>AI Coding 工程信任层</w:t>
+        <w:t>本文件是 Word 版使用指南的在线阅读版。Word 下载版见 [Sego使用指南.docx](./Sego使用指南.docx)。</w:t>
+      </w:r>
+    </w:p>
+    <w:p>
+      <w:r>
+        <w:t>版本：v0.1.6</w:t>
+      </w:r>
+    </w:p>
+    <w:p>
+      <w:r>
+        <w:t>更新日期：2026-06-19</w:t>
+      </w:r>
+    </w:p>
+    <w:p>
+      <w:r>
+        <w:t>Sego 是一个面向 AI coding 的本地代码审查工具。你可以先让 Claude Code、Codex、Cursor、Zcode 等 AI 工具写代码，再用 Sego 做一次独立检查，确认改动是否安全、是否可靠、是否适合提交。</w:t>
       </w:r>
     </w:p>
     <w:p>
       <w:pPr>
-        <w:spacing w:after="200"/>
-        <w:jc w:val="center"/>
+        <w:pStyle w:val="Heading1"/>
       </w:pPr>
       <w:r>
-        <w:rPr>
-          <w:rFonts w:ascii="Calibri" w:hAnsi="Calibri"/>
-          <w:b/>
-          <w:i w:val="0"/>
-          <w:color w:val="192332"/>
-          <w:sz w:val="40"/>
-        </w:rPr>
-        <w:t>用户使用指南</w:t>
+        <w:t>1. 这次 v0.1.6 更新了什么</w:t>
+      </w:r>
+    </w:p>
+    <w:p>
+      <w:r>
+        <w:t>v0.1.6 是一个小版本更新，重点解决“用户下载的 release 版本落后 main”的问题，并带来 Cycle 14 的体验优化。</w:t>
       </w:r>
     </w:p>
     <w:p>
       <w:pPr>
-        <w:spacing w:after="160"/>
-        <w:jc w:val="center"/>
+        <w:pStyle w:val="ListBullet"/>
       </w:pPr>
       <w:r>
         <w:rPr>
-          <w:rFonts w:ascii="Calibri" w:hAnsi="Calibri"/>
-          <w:b w:val="0"/>
-          <w:i w:val="0"/>
-          <w:color w:val="606978"/>
-          <w:sz w:val="24"/>
+          <w:rFonts w:ascii="Consolas" w:hAnsi="Consolas" w:eastAsia="Consolas"/>
+          <w:color w:val="1F4D78"/>
+          <w:sz w:val="19"/>
         </w:rPr>
-        <w:t>写给所有用 AI 写代码的人，包括完全不懂代码的人</w:t>
+        <w:t>sego review</w:t>
+      </w:r>
+      <w:r>
+        <w:t xml:space="preserve"> 现在默认执行代码审查，并把结果保存到 </w:t>
+      </w:r>
+      <w:r>
+        <w:rPr>
+          <w:rFonts w:ascii="Consolas" w:hAnsi="Consolas" w:eastAsia="Consolas"/>
+          <w:color w:val="1F4D78"/>
+          <w:sz w:val="19"/>
+        </w:rPr>
+        <w:t>.sego/reviews/</w:t>
+      </w:r>
+      <w:r>
+        <w:t>。</w:t>
       </w:r>
     </w:p>
     <w:p>
       <w:pPr>
-        <w:spacing w:after="280"/>
-        <w:jc w:val="center"/>
+        <w:pStyle w:val="ListBullet"/>
       </w:pPr>
       <w:r>
+        <w:t xml:space="preserve">审查结果会生成 </w:t>
+      </w:r>
+      <w:r>
         <w:rPr>
-          <w:rFonts w:ascii="Calibri" w:hAnsi="Calibri"/>
-          <w:b w:val="0"/>
-          <w:i w:val="0"/>
-          <w:color w:val="606978"/>
-          <w:sz w:val="21"/>
+          <w:rFonts w:ascii="Consolas" w:hAnsi="Consolas" w:eastAsia="Consolas"/>
+          <w:color w:val="1F4D78"/>
+          <w:sz w:val="19"/>
         </w:rPr>
-        <w:t>v0.1.3    2026-06-18</w:t>
+        <w:t>.md</w:t>
+      </w:r>
+      <w:r>
+        <w:t>、</w:t>
+      </w:r>
+      <w:r>
+        <w:rPr>
+          <w:rFonts w:ascii="Consolas" w:hAnsi="Consolas" w:eastAsia="Consolas"/>
+          <w:color w:val="1F4D78"/>
+          <w:sz w:val="19"/>
+        </w:rPr>
+        <w:t>.json</w:t>
+      </w:r>
+      <w:r>
+        <w:t>、</w:t>
+      </w:r>
+      <w:r>
+        <w:rPr>
+          <w:rFonts w:ascii="Consolas" w:hAnsi="Consolas" w:eastAsia="Consolas"/>
+          <w:color w:val="1F4D78"/>
+          <w:sz w:val="19"/>
+        </w:rPr>
+        <w:t>INDEX.md</w:t>
+      </w:r>
+      <w:r>
+        <w:t xml:space="preserve"> 和 </w:t>
+      </w:r>
+      <w:r>
+        <w:rPr>
+          <w:rFonts w:ascii="Consolas" w:hAnsi="Consolas" w:eastAsia="Consolas"/>
+          <w:color w:val="1F4D78"/>
+          <w:sz w:val="19"/>
+        </w:rPr>
+        <w:t>index.jsonl</w:t>
+      </w:r>
+      <w:r>
+        <w:t>。</w:t>
       </w:r>
     </w:p>
     <w:p>
       <w:pPr>
-        <w:pBdr>
-          <w:bottom w:val="single" w:sz="8" w:space="4" w:color="D9E2EC"/>
-        </w:pBdr>
+        <w:pStyle w:val="ListBullet"/>
       </w:pPr>
+      <w:r>
+        <w:t>新增自然语言本地动作路由，可以直接说“帮我 review 当前改动”“检查更新”“切换到 D:\Project”。</w:t>
+      </w:r>
+    </w:p>
+    <w:p>
+      <w:pPr>
+        <w:pStyle w:val="ListBullet"/>
+      </w:pPr>
+      <w:r>
+        <w:t xml:space="preserve">新增 </w:t>
+      </w:r>
+      <w:r>
+        <w:rPr>
+          <w:rFonts w:ascii="Consolas" w:hAnsi="Consolas" w:eastAsia="Consolas"/>
+          <w:color w:val="1F4D78"/>
+          <w:sz w:val="19"/>
+        </w:rPr>
+        <w:t>/dir</w:t>
+      </w:r>
+      <w:r>
+        <w:t>，用于查看常用命令和自然语言说法。</w:t>
+      </w:r>
+    </w:p>
+    <w:p>
+      <w:pPr>
+        <w:pStyle w:val="ListBullet"/>
+      </w:pPr>
+      <w:r>
+        <w:t xml:space="preserve">旧的会话复盘入口改为 </w:t>
+      </w:r>
+      <w:r>
+        <w:rPr>
+          <w:rFonts w:ascii="Consolas" w:hAnsi="Consolas" w:eastAsia="Consolas"/>
+          <w:color w:val="1F4D78"/>
+          <w:sz w:val="19"/>
+        </w:rPr>
+        <w:t>sego workflow-review</w:t>
+      </w:r>
+      <w:r>
+        <w:t xml:space="preserve"> 或 </w:t>
+      </w:r>
+      <w:r>
+        <w:rPr>
+          <w:rFonts w:ascii="Consolas" w:hAnsi="Consolas" w:eastAsia="Consolas"/>
+          <w:color w:val="1F4D78"/>
+          <w:sz w:val="19"/>
+        </w:rPr>
+        <w:t>sego session-review</w:t>
+      </w:r>
+      <w:r>
+        <w:t>，不再和代码审查混淆。</w:t>
+      </w:r>
+    </w:p>
+    <w:p>
+      <w:pPr>
+        <w:pStyle w:val="Heading1"/>
+      </w:pPr>
+      <w:r>
+        <w:t>2. 最快开始</w:t>
+      </w:r>
     </w:p>
     <w:tbl>
       <w:tblPr>
+        <w:tblStyle w:val="TableGrid"/>
         <w:tblW w:type="dxa" w:w="9360"/>
-        <w:jc w:val="center"/>
-        <w:tblLayout w:type="fixed"/>
+        <w:jc w:val="left"/>
         <w:tblLook w:firstColumn="1" w:firstRow="1" w:lastColumn="0" w:lastRow="0" w:noHBand="0" w:noVBand="1" w:val="04A0"/>
-        <w:tblBorders>
-          <w:top w:val="single" w:sz="4" w:space="0" w:color="D9E2EC"/>
-          <w:left w:val="single" w:sz="4" w:space="0" w:color="D9E2EC"/>
-          <w:bottom w:val="single" w:sz="4" w:space="0" w:color="D9E2EC"/>
-          <w:right w:val="single" w:sz="4" w:space="0" w:color="D9E2EC"/>
-          <w:insideH w:val="single" w:sz="4" w:space="0" w:color="D9E2EC"/>
-          <w:insideV w:val="single" w:sz="4" w:space="0" w:color="D9E2EC"/>
-        </w:tblBorders>
       </w:tblPr>
       <w:tblGrid>
-        <w:gridCol w:w="9360"/>
+        <w:gridCol w:w="3264"/>
+        <w:gridCol w:w="3264"/>
+        <w:gridCol w:w="3264"/>
       </w:tblGrid>
       <w:tr>
         <w:tc>
           <w:tcPr>
-            <w:tcW w:type="dxa" w:w="9360"/>
+            <w:tcW w:type="dxa" w:w="3264"/>
+            <w:vAlign w:val="center"/>
             <w:tcMar>
               <w:top w:w="80" w:type="dxa"/>
               <w:start w:w="120" w:type="dxa"/>
               <w:bottom w:w="80" w:type="dxa"/>
               <w:end w:w="120" w:type="dxa"/>
             </w:tcMar>
-            <w:vAlign w:val="center"/>
             <w:shd w:fill="E8EEF5"/>
           </w:tcPr>
           <w:p>
-            <w:pPr>
-              <w:spacing w:after="40"/>
-            </w:pPr>
             <w:r>
               <w:rPr>
-                <w:rFonts w:ascii="Calibri" w:hAnsi="Calibri"/>
                 <w:b/>
-                <w:color w:val="1F4D78"/>
+                <w:color w:val="1F3A5F"/>
               </w:rPr>
-              <w:t>一句话：</w:t>
             </w:r>
             <w:r>
               <w:rPr>
-                <w:rFonts w:ascii="Calibri" w:hAnsi="Calibri"/>
-                <w:color w:val="192332"/>
-              </w:rPr>
-              <w:t>AI 负责帮你写代码，Sego 负责帮你检查这段代码是否安全、是否可靠、是否适合提交。</w:t>
-            </w:r>
-          </w:p>
-        </w:tc>
-      </w:tr>
-    </w:tbl>
-    <w:p>
-      <w:pPr>
-        <w:spacing w:after="40"/>
-      </w:pPr>
-    </w:p>
-    <w:p>
-      <w:pPr>
-        <w:pStyle w:val="Heading1"/>
-      </w:pPr>
-      <w:r>
-        <w:rPr>
-          <w:rFonts w:ascii="Calibri" w:hAnsi="Calibri"/>
-          <w:color w:val="2E74B5"/>
-        </w:rPr>
-        <w:t>先看这页：你应该怎么用 Sego？</w:t>
-      </w:r>
-    </w:p>
-    <w:tbl>
-      <w:tblPr>
-        <w:tblW w:type="dxa" w:w="9360"/>
-        <w:jc w:val="center"/>
-        <w:tblLayout w:type="fixed"/>
-        <w:tblLook w:firstColumn="1" w:firstRow="1" w:lastColumn="0" w:lastRow="0" w:noHBand="0" w:noVBand="1" w:val="04A0"/>
-        <w:tblBorders>
-          <w:top w:val="single" w:sz="4" w:space="0" w:color="D9E2EC"/>
-          <w:left w:val="single" w:sz="4" w:space="0" w:color="D9E2EC"/>
-          <w:bottom w:val="single" w:sz="4" w:space="0" w:color="D9E2EC"/>
-          <w:right w:val="single" w:sz="4" w:space="0" w:color="D9E2EC"/>
-          <w:insideH w:val="single" w:sz="4" w:space="0" w:color="D9E2EC"/>
-          <w:insideV w:val="single" w:sz="4" w:space="0" w:color="D9E2EC"/>
-        </w:tblBorders>
-      </w:tblPr>
-      <w:tblGrid>
-        <w:gridCol w:w="2304"/>
-        <w:gridCol w:w="3240"/>
-        <w:gridCol w:w="3816"/>
-      </w:tblGrid>
-      <w:tr>
-        <w:tc>
-          <w:tcPr>
-            <w:tcW w:type="dxa" w:w="2304"/>
-            <w:tcMar>
-              <w:top w:w="80" w:type="dxa"/>
-              <w:start w:w="120" w:type="dxa"/>
-              <w:bottom w:w="80" w:type="dxa"/>
-              <w:end w:w="120" w:type="dxa"/>
-            </w:tcMar>
-            <w:vAlign w:val="center"/>
-            <w:shd w:fill="E8EEF5"/>
-          </w:tcPr>
-          <w:p>
-            <w:pPr>
-              <w:spacing w:after="0"/>
-            </w:pPr>
-            <w:r>
-              <w:rPr>
-                <w:rFonts w:ascii="Calibri" w:hAnsi="Calibri"/>
                 <w:b/>
-                <w:color w:val="1F4D78"/>
+                <w:color w:val="1F3A5F"/>
               </w:rPr>
               <w:t>你的情况</w:t>
             </w:r>
@@ -209,53 +245,57 @@
         </w:tc>
         <w:tc>
           <w:tcPr>
-            <w:tcW w:type="dxa" w:w="3240"/>
+            <w:tcW w:type="dxa" w:w="3264"/>
+            <w:vAlign w:val="center"/>
             <w:tcMar>
               <w:top w:w="80" w:type="dxa"/>
               <w:start w:w="120" w:type="dxa"/>
               <w:bottom w:w="80" w:type="dxa"/>
               <w:end w:w="120" w:type="dxa"/>
             </w:tcMar>
-            <w:vAlign w:val="center"/>
             <w:shd w:fill="E8EEF5"/>
           </w:tcPr>
           <w:p>
-            <w:pPr>
-              <w:spacing w:after="0"/>
-            </w:pPr>
             <w:r>
               <w:rPr>
-                <w:rFonts w:ascii="Calibri" w:hAnsi="Calibri"/>
                 <w:b/>
-                <w:color w:val="1F4D78"/>
+                <w:color w:val="1F3A5F"/>
               </w:rPr>
-              <w:t>最简单做法</w:t>
+            </w:r>
+            <w:r>
+              <w:rPr>
+                <w:b/>
+                <w:color w:val="1F3A5F"/>
+              </w:rPr>
+              <w:t>推荐做法</w:t>
             </w:r>
           </w:p>
         </w:tc>
         <w:tc>
           <w:tcPr>
-            <w:tcW w:type="dxa" w:w="3816"/>
+            <w:tcW w:type="dxa" w:w="3264"/>
+            <w:vAlign w:val="center"/>
             <w:tcMar>
               <w:top w:w="80" w:type="dxa"/>
               <w:start w:w="120" w:type="dxa"/>
               <w:bottom w:w="80" w:type="dxa"/>
               <w:end w:w="120" w:type="dxa"/>
             </w:tcMar>
-            <w:vAlign w:val="center"/>
             <w:shd w:fill="E8EEF5"/>
           </w:tcPr>
           <w:p>
-            <w:pPr>
-              <w:spacing w:after="0"/>
-            </w:pPr>
             <w:r>
               <w:rPr>
-                <w:rFonts w:ascii="Calibri" w:hAnsi="Calibri"/>
                 <w:b/>
-                <w:color w:val="1F4D78"/>
+                <w:color w:val="1F3A5F"/>
               </w:rPr>
-              <w:t>你会得到什么</w:t>
+            </w:r>
+            <w:r>
+              <w:rPr>
+                <w:b/>
+                <w:color w:val="1F3A5F"/>
+              </w:rPr>
+              <w:t>结果</w:t>
             </w:r>
           </w:p>
         </w:tc>
@@ -263,73 +303,74 @@
       <w:tr>
         <w:tc>
           <w:tcPr>
-            <w:tcW w:type="dxa" w:w="2304"/>
+            <w:tcW w:type="dxa" w:w="3264"/>
+            <w:vAlign w:val="center"/>
             <w:tcMar>
               <w:top w:w="80" w:type="dxa"/>
               <w:start w:w="120" w:type="dxa"/>
               <w:bottom w:w="80" w:type="dxa"/>
               <w:end w:w="120" w:type="dxa"/>
             </w:tcMar>
-            <w:vAlign w:val="center"/>
           </w:tcPr>
           <w:p>
-            <w:pPr>
-              <w:spacing w:after="0"/>
-            </w:pPr>
+            <w:r/>
             <w:r>
-              <w:rPr>
-                <w:rFonts w:ascii="Calibri" w:hAnsi="Calibri"/>
-                <w:color w:val="192332"/>
-              </w:rPr>
-              <w:t>只想马上用</w:t>
+              <w:t>Windows 普通用户</w:t>
             </w:r>
           </w:p>
         </w:tc>
         <w:tc>
           <w:tcPr>
-            <w:tcW w:type="dxa" w:w="3240"/>
+            <w:tcW w:type="dxa" w:w="3264"/>
+            <w:vAlign w:val="center"/>
             <w:tcMar>
               <w:top w:w="80" w:type="dxa"/>
               <w:start w:w="120" w:type="dxa"/>
               <w:bottom w:w="80" w:type="dxa"/>
               <w:end w:w="120" w:type="dxa"/>
             </w:tcMar>
-            <w:vAlign w:val="center"/>
           </w:tcPr>
           <w:p>
-            <w:pPr>
-              <w:spacing w:after="0"/>
-            </w:pPr>
+            <w:r/>
+            <w:r>
+              <w:t xml:space="preserve">下载 </w:t>
+            </w:r>
             <w:r>
               <w:rPr>
-                <w:rFonts w:ascii="Calibri" w:hAnsi="Calibri"/>
-                <w:color w:val="192332"/>
+                <w:rFonts w:ascii="Consolas" w:hAnsi="Consolas" w:eastAsia="Consolas"/>
+                <w:color w:val="1F4D78"/>
+                <w:sz w:val="19"/>
               </w:rPr>
-              <w:t>下载 v0.1.3 的 sego-windows.zip，解压后双击 Sego.cmd</w:t>
+              <w:t>sego-windows.zip</w:t>
+            </w:r>
+            <w:r>
+              <w:t xml:space="preserve">，解压后双击 </w:t>
+            </w:r>
+            <w:r>
+              <w:rPr>
+                <w:rFonts w:ascii="Consolas" w:hAnsi="Consolas" w:eastAsia="Consolas"/>
+                <w:color w:val="1F4D78"/>
+                <w:sz w:val="19"/>
+              </w:rPr>
+              <w:t>Sego.cmd</w:t>
             </w:r>
           </w:p>
         </w:tc>
         <w:tc>
           <w:tcPr>
-            <w:tcW w:type="dxa" w:w="3816"/>
+            <w:tcW w:type="dxa" w:w="3264"/>
+            <w:vAlign w:val="center"/>
             <w:tcMar>
               <w:top w:w="80" w:type="dxa"/>
               <w:start w:w="120" w:type="dxa"/>
               <w:bottom w:w="80" w:type="dxa"/>
               <w:end w:w="120" w:type="dxa"/>
             </w:tcMar>
-            <w:vAlign w:val="center"/>
           </w:tcPr>
           <w:p>
-            <w:pPr>
-              <w:spacing w:after="0"/>
-            </w:pPr>
+            <w:r/>
             <w:r>
-              <w:rPr>
-                <w:rFonts w:ascii="Calibri" w:hAnsi="Calibri"/>
-                <w:color w:val="192332"/>
-              </w:rPr>
-              <w:t>打开一个不会闪退的 Sego 窗口</w:t>
+              <w:t>打开 Sego 窗口，适合直接使用</w:t>
             </w:r>
           </w:p>
         </w:tc>
@@ -337,73 +378,63 @@
       <w:tr>
         <w:tc>
           <w:tcPr>
-            <w:tcW w:type="dxa" w:w="2304"/>
+            <w:tcW w:type="dxa" w:w="3264"/>
+            <w:vAlign w:val="center"/>
             <w:tcMar>
               <w:top w:w="80" w:type="dxa"/>
               <w:start w:w="120" w:type="dxa"/>
               <w:bottom w:w="80" w:type="dxa"/>
               <w:end w:w="120" w:type="dxa"/>
             </w:tcMar>
-            <w:vAlign w:val="center"/>
           </w:tcPr>
           <w:p>
-            <w:pPr>
-              <w:spacing w:after="0"/>
-            </w:pPr>
+            <w:r/>
             <w:r>
-              <w:rPr>
-                <w:rFonts w:ascii="Calibri" w:hAnsi="Calibri"/>
-                <w:color w:val="192332"/>
-              </w:rPr>
-              <w:t>想用命令安装</w:t>
+              <w:t>已安装旧版 Sego</w:t>
             </w:r>
           </w:p>
         </w:tc>
         <w:tc>
           <w:tcPr>
-            <w:tcW w:type="dxa" w:w="3240"/>
+            <w:tcW w:type="dxa" w:w="3264"/>
+            <w:vAlign w:val="center"/>
             <w:tcMar>
               <w:top w:w="80" w:type="dxa"/>
               <w:start w:w="120" w:type="dxa"/>
               <w:bottom w:w="80" w:type="dxa"/>
               <w:end w:w="120" w:type="dxa"/>
             </w:tcMar>
-            <w:vAlign w:val="center"/>
           </w:tcPr>
           <w:p>
-            <w:pPr>
-              <w:spacing w:after="0"/>
-            </w:pPr>
+            <w:r/>
+            <w:r>
+              <w:t xml:space="preserve">在终端运行 </w:t>
+            </w:r>
             <w:r>
               <w:rPr>
-                <w:rFonts w:ascii="Calibri" w:hAnsi="Calibri"/>
-                <w:color w:val="192332"/>
+                <w:rFonts w:ascii="Consolas" w:hAnsi="Consolas" w:eastAsia="Consolas"/>
+                <w:color w:val="1F4D78"/>
+                <w:sz w:val="19"/>
               </w:rPr>
-              <w:t>复制 README 里的 PowerShell / bash 一键安装命令</w:t>
+              <w:t>sego update</w:t>
             </w:r>
           </w:p>
         </w:tc>
         <w:tc>
           <w:tcPr>
-            <w:tcW w:type="dxa" w:w="3816"/>
+            <w:tcW w:type="dxa" w:w="3264"/>
+            <w:vAlign w:val="center"/>
             <w:tcMar>
               <w:top w:w="80" w:type="dxa"/>
               <w:start w:w="120" w:type="dxa"/>
               <w:bottom w:w="80" w:type="dxa"/>
               <w:end w:w="120" w:type="dxa"/>
             </w:tcMar>
-            <w:vAlign w:val="center"/>
           </w:tcPr>
           <w:p>
-            <w:pPr>
-              <w:spacing w:after="0"/>
-            </w:pPr>
+            <w:r/>
             <w:r>
-              <w:rPr>
-                <w:rFonts w:ascii="Calibri" w:hAnsi="Calibri"/>
-                <w:color w:val="192332"/>
-              </w:rPr>
-              <w:t>自动安装到系统路径，并创建桌面快捷方式</w:t>
+              <w:t>自动升级到最新 release</w:t>
             </w:r>
           </w:p>
         </w:tc>
@@ -411,145 +442,418 @@
       <w:tr>
         <w:tc>
           <w:tcPr>
-            <w:tcW w:type="dxa" w:w="2304"/>
+            <w:tcW w:type="dxa" w:w="3264"/>
+            <w:vAlign w:val="center"/>
             <w:tcMar>
               <w:top w:w="80" w:type="dxa"/>
               <w:start w:w="120" w:type="dxa"/>
               <w:bottom w:w="80" w:type="dxa"/>
               <w:end w:w="120" w:type="dxa"/>
             </w:tcMar>
-            <w:vAlign w:val="center"/>
           </w:tcPr>
           <w:p>
-            <w:pPr>
-              <w:spacing w:after="0"/>
-            </w:pPr>
+            <w:r/>
             <w:r>
-              <w:rPr>
-                <w:rFonts w:ascii="Calibri" w:hAnsi="Calibri"/>
-                <w:color w:val="192332"/>
-              </w:rPr>
-              <w:t>想接入 Claude/Codex/Cursor</w:t>
+              <w:t>Mac / Linux 用户</w:t>
             </w:r>
           </w:p>
         </w:tc>
         <w:tc>
           <w:tcPr>
-            <w:tcW w:type="dxa" w:w="3240"/>
+            <w:tcW w:type="dxa" w:w="3264"/>
+            <w:vAlign w:val="center"/>
             <w:tcMar>
               <w:top w:w="80" w:type="dxa"/>
               <w:start w:w="120" w:type="dxa"/>
               <w:bottom w:w="80" w:type="dxa"/>
               <w:end w:w="120" w:type="dxa"/>
             </w:tcMar>
-            <w:vAlign w:val="center"/>
           </w:tcPr>
           <w:p>
-            <w:pPr>
-              <w:spacing w:after="0"/>
-            </w:pPr>
+            <w:r/>
             <w:r>
-              <w:rPr>
-                <w:rFonts w:ascii="Calibri" w:hAnsi="Calibri"/>
-                <w:color w:val="192332"/>
-              </w:rPr>
-              <w:t>先安装 Sego，再下载源码包，运行 skills/sego-review/install 脚本</w:t>
+              <w:t>下载对应二进制，或运行安装脚本</w:t>
             </w:r>
           </w:p>
         </w:tc>
         <w:tc>
           <w:tcPr>
-            <w:tcW w:type="dxa" w:w="3816"/>
+            <w:tcW w:type="dxa" w:w="3264"/>
+            <w:vAlign w:val="center"/>
             <w:tcMar>
               <w:top w:w="80" w:type="dxa"/>
               <w:start w:w="120" w:type="dxa"/>
               <w:bottom w:w="80" w:type="dxa"/>
               <w:end w:w="120" w:type="dxa"/>
             </w:tcMar>
-            <w:vAlign w:val="center"/>
           </w:tcPr>
           <w:p>
-            <w:pPr>
-              <w:spacing w:after="0"/>
-            </w:pPr>
+            <w:r/>
+            <w:r>
+              <w:t xml:space="preserve">在终端使用 </w:t>
+            </w:r>
             <w:r>
               <w:rPr>
-                <w:rFonts w:ascii="Calibri" w:hAnsi="Calibri"/>
-                <w:color w:val="192332"/>
+                <w:rFonts w:ascii="Consolas" w:hAnsi="Consolas" w:eastAsia="Consolas"/>
+                <w:color w:val="1F4D78"/>
+                <w:sz w:val="19"/>
               </w:rPr>
-              <w:t>让你的 AI 编码工具自动调用 Sego review</w:t>
+              <w:t>sego</w:t>
             </w:r>
           </w:p>
         </w:tc>
       </w:tr>
-    </w:tbl>
-    <w:p>
-      <w:pPr>
-        <w:spacing w:after="80"/>
-      </w:pPr>
-    </w:p>
-    <w:tbl>
-      <w:tblPr>
-        <w:tblW w:type="dxa" w:w="9360"/>
-        <w:jc w:val="center"/>
-        <w:tblLayout w:type="fixed"/>
-        <w:tblLook w:firstColumn="1" w:firstRow="1" w:lastColumn="0" w:lastRow="0" w:noHBand="0" w:noVBand="1" w:val="04A0"/>
-        <w:tblBorders>
-          <w:top w:val="single" w:sz="4" w:space="0" w:color="D9E2EC"/>
-          <w:left w:val="single" w:sz="4" w:space="0" w:color="D9E2EC"/>
-          <w:bottom w:val="single" w:sz="4" w:space="0" w:color="D9E2EC"/>
-          <w:right w:val="single" w:sz="4" w:space="0" w:color="D9E2EC"/>
-          <w:insideH w:val="single" w:sz="4" w:space="0" w:color="D9E2EC"/>
-          <w:insideV w:val="single" w:sz="4" w:space="0" w:color="D9E2EC"/>
-        </w:tblBorders>
-      </w:tblPr>
-      <w:tblGrid>
-        <w:gridCol w:w="9360"/>
-      </w:tblGrid>
       <w:tr>
         <w:tc>
           <w:tcPr>
-            <w:tcW w:type="dxa" w:w="9360"/>
+            <w:tcW w:type="dxa" w:w="3264"/>
+            <w:vAlign w:val="center"/>
             <w:tcMar>
               <w:top w:w="80" w:type="dxa"/>
               <w:start w:w="120" w:type="dxa"/>
               <w:bottom w:w="80" w:type="dxa"/>
               <w:end w:w="120" w:type="dxa"/>
             </w:tcMar>
-            <w:vAlign w:val="center"/>
-            <w:shd w:fill="F4F6F9"/>
           </w:tcPr>
           <w:p>
-            <w:pPr>
-              <w:spacing w:after="40"/>
-            </w:pPr>
+            <w:r/>
             <w:r>
-              <w:rPr>
-                <w:rFonts w:ascii="Calibri" w:hAnsi="Calibri"/>
-                <w:b/>
-                <w:color w:val="1F4D78"/>
-              </w:rPr>
-              <w:t>重要区别：</w:t>
+              <w:t>想接入 Claude/Codex/Cursor/Zcode</w:t>
+            </w:r>
+          </w:p>
+        </w:tc>
+        <w:tc>
+          <w:tcPr>
+            <w:tcW w:type="dxa" w:w="3264"/>
+            <w:vAlign w:val="center"/>
+            <w:tcMar>
+              <w:top w:w="80" w:type="dxa"/>
+              <w:start w:w="120" w:type="dxa"/>
+              <w:bottom w:w="80" w:type="dxa"/>
+              <w:end w:w="120" w:type="dxa"/>
+            </w:tcMar>
+          </w:tcPr>
+          <w:p>
+            <w:r/>
+            <w:r>
+              <w:t xml:space="preserve">先安装 Sego，再安装 </w:t>
             </w:r>
             <w:r>
               <w:rPr>
-                <w:rFonts w:ascii="Calibri" w:hAnsi="Calibri"/>
-                <w:color w:val="192332"/>
+                <w:rFonts w:ascii="Consolas" w:hAnsi="Consolas" w:eastAsia="Consolas"/>
+                <w:color w:val="1F4D78"/>
+                <w:sz w:val="19"/>
               </w:rPr>
-              <w:t>release zip 是给普通用户运行 Sego 的；源码 ZIP 里有 skill 包，适合接入 IDE。两者用途不同。</w:t>
+              <w:t>skills/sego-review</w:t>
+            </w:r>
+          </w:p>
+        </w:tc>
+        <w:tc>
+          <w:tcPr>
+            <w:tcW w:type="dxa" w:w="3264"/>
+            <w:vAlign w:val="center"/>
+            <w:tcMar>
+              <w:top w:w="80" w:type="dxa"/>
+              <w:start w:w="120" w:type="dxa"/>
+              <w:bottom w:w="80" w:type="dxa"/>
+              <w:end w:w="120" w:type="dxa"/>
+            </w:tcMar>
+          </w:tcPr>
+          <w:p>
+            <w:r/>
+            <w:r>
+              <w:t>让其他 AI 工具调用 Sego review</w:t>
+            </w:r>
+          </w:p>
+        </w:tc>
+      </w:tr>
+      <w:tr>
+        <w:tc>
+          <w:tcPr>
+            <w:tcW w:type="dxa" w:w="3264"/>
+            <w:vAlign w:val="center"/>
+            <w:tcMar>
+              <w:top w:w="80" w:type="dxa"/>
+              <w:start w:w="120" w:type="dxa"/>
+              <w:bottom w:w="80" w:type="dxa"/>
+              <w:end w:w="120" w:type="dxa"/>
+            </w:tcMar>
+          </w:tcPr>
+          <w:p>
+            <w:r/>
+            <w:r>
+              <w:t>开发者</w:t>
+            </w:r>
+          </w:p>
+        </w:tc>
+        <w:tc>
+          <w:tcPr>
+            <w:tcW w:type="dxa" w:w="3264"/>
+            <w:vAlign w:val="center"/>
+            <w:tcMar>
+              <w:top w:w="80" w:type="dxa"/>
+              <w:start w:w="120" w:type="dxa"/>
+              <w:bottom w:w="80" w:type="dxa"/>
+              <w:end w:w="120" w:type="dxa"/>
+            </w:tcMar>
+          </w:tcPr>
+          <w:p>
+            <w:r/>
+            <w:r>
+              <w:t xml:space="preserve">clone 仓库后 </w:t>
+            </w:r>
+            <w:r>
+              <w:rPr>
+                <w:rFonts w:ascii="Consolas" w:hAnsi="Consolas" w:eastAsia="Consolas"/>
+                <w:color w:val="1F4D78"/>
+                <w:sz w:val="19"/>
+              </w:rPr>
+              <w:t>cargo build --release</w:t>
+            </w:r>
+          </w:p>
+        </w:tc>
+        <w:tc>
+          <w:tcPr>
+            <w:tcW w:type="dxa" w:w="3264"/>
+            <w:vAlign w:val="center"/>
+            <w:tcMar>
+              <w:top w:w="80" w:type="dxa"/>
+              <w:start w:w="120" w:type="dxa"/>
+              <w:bottom w:w="80" w:type="dxa"/>
+              <w:end w:w="120" w:type="dxa"/>
+            </w:tcMar>
+          </w:tcPr>
+          <w:p>
+            <w:r/>
+            <w:r>
+              <w:t>从源码构建最新版</w:t>
             </w:r>
           </w:p>
         </w:tc>
       </w:tr>
     </w:tbl>
+    <w:p/>
     <w:p>
       <w:pPr>
-        <w:spacing w:after="40"/>
+        <w:pStyle w:val="Heading1"/>
       </w:pPr>
+      <w:r>
+        <w:t>3. 下载和安装</w:t>
+      </w:r>
+    </w:p>
+    <w:p>
+      <w:pPr>
+        <w:pStyle w:val="Heading2"/>
+      </w:pPr>
+      <w:r>
+        <w:t>Windows：直接下载使用</w:t>
+      </w:r>
+    </w:p>
+    <w:p>
+      <w:pPr>
+        <w:pStyle w:val="ListNumber"/>
+      </w:pPr>
+      <w:r>
+        <w:t>打开最新发布页：&lt;https://github.com/007M7/Sego-Agent/releases/latest&gt;</w:t>
+      </w:r>
+    </w:p>
+    <w:p>
+      <w:pPr>
+        <w:pStyle w:val="ListNumber"/>
+      </w:pPr>
+      <w:r>
+        <w:t xml:space="preserve">下载 </w:t>
+      </w:r>
+      <w:r>
+        <w:rPr>
+          <w:rFonts w:ascii="Consolas" w:hAnsi="Consolas" w:eastAsia="Consolas"/>
+          <w:color w:val="1F4D78"/>
+          <w:sz w:val="19"/>
+        </w:rPr>
+        <w:t>sego-windows.zip</w:t>
+      </w:r>
+      <w:r>
+        <w:t>。</w:t>
+      </w:r>
+    </w:p>
+    <w:p>
+      <w:pPr>
+        <w:pStyle w:val="ListNumber"/>
+      </w:pPr>
+      <w:r>
+        <w:t>解压 zip。</w:t>
+      </w:r>
+    </w:p>
+    <w:p>
+      <w:pPr>
+        <w:pStyle w:val="ListNumber"/>
+      </w:pPr>
+      <w:r>
+        <w:t xml:space="preserve">双击 </w:t>
+      </w:r>
+      <w:r>
+        <w:rPr>
+          <w:rFonts w:ascii="Consolas" w:hAnsi="Consolas" w:eastAsia="Consolas"/>
+          <w:color w:val="1F4D78"/>
+          <w:sz w:val="19"/>
+        </w:rPr>
+        <w:t>Sego.cmd</w:t>
+      </w:r>
+      <w:r>
+        <w:t>。</w:t>
+      </w:r>
+    </w:p>
+    <w:p>
+      <w:pPr>
+        <w:pStyle w:val="ListNumber"/>
+      </w:pPr>
+      <w:r>
+        <w:t>如果 Windows 提示未知发布者，请确认文件来自官方 GitHub 后再继续运行。</w:t>
+      </w:r>
     </w:p>
     <w:p>
       <w:r>
-        <w:br w:type="page"/>
+        <w:rPr>
+          <w:rFonts w:ascii="Consolas" w:hAnsi="Consolas" w:eastAsia="Consolas"/>
+          <w:color w:val="1F4D78"/>
+          <w:sz w:val="19"/>
+        </w:rPr>
+        <w:t>sego-windows.zip</w:t>
+      </w:r>
+      <w:r>
+        <w:t xml:space="preserve"> 内应包含：</w:t>
+      </w:r>
+    </w:p>
+    <w:p>
+      <w:pPr>
+        <w:pStyle w:val="ListBullet"/>
+      </w:pPr>
+      <w:r>
+        <w:rPr>
+          <w:rFonts w:ascii="Consolas" w:hAnsi="Consolas" w:eastAsia="Consolas"/>
+          <w:color w:val="1F4D78"/>
+          <w:sz w:val="19"/>
+        </w:rPr>
+        <w:t>sego.exe</w:t>
+      </w:r>
+    </w:p>
+    <w:p>
+      <w:pPr>
+        <w:pStyle w:val="ListBullet"/>
+      </w:pPr>
+      <w:r>
+        <w:rPr>
+          <w:rFonts w:ascii="Consolas" w:hAnsi="Consolas" w:eastAsia="Consolas"/>
+          <w:color w:val="1F4D78"/>
+          <w:sz w:val="19"/>
+        </w:rPr>
+        <w:t>Sego.cmd</w:t>
+      </w:r>
+    </w:p>
+    <w:p>
+      <w:pPr>
+        <w:pStyle w:val="ListBullet"/>
+      </w:pPr>
+      <w:r>
+        <w:rPr>
+          <w:rFonts w:ascii="Consolas" w:hAnsi="Consolas" w:eastAsia="Consolas"/>
+          <w:color w:val="1F4D78"/>
+          <w:sz w:val="19"/>
+        </w:rPr>
+        <w:t>README-WINDOWS.txt</w:t>
+      </w:r>
+    </w:p>
+    <w:p>
+      <w:pPr>
+        <w:pStyle w:val="Heading2"/>
+      </w:pPr>
+      <w:r>
+        <w:t>Windows：一键安装</w:t>
+      </w:r>
+    </w:p>
+    <w:p>
+      <w:r>
+        <w:t>如果你愿意复制一行命令，可以用安装脚本。它会下载最新版 Sego，并创建桌面快捷方式。</w:t>
+      </w:r>
+    </w:p>
+    <w:p>
+      <w:pPr>
+        <w:spacing w:before="40" w:after="120"/>
+        <w:ind w:left="259" w:right="72"/>
+      </w:pPr>
+      <w:r>
+        <w:rPr>
+          <w:rFonts w:ascii="Consolas" w:hAnsi="Consolas" w:eastAsia="Consolas"/>
+          <w:sz w:val="19"/>
+        </w:rPr>
+        <w:t>irm https://raw.githubusercontent.com/007M7/Sego-Agent/main/install.ps1 | iex</w:t>
+      </w:r>
+    </w:p>
+    <w:p>
+      <w:pPr>
+        <w:pStyle w:val="Heading2"/>
+      </w:pPr>
+      <w:r>
+        <w:t>Mac / Linux</w:t>
+      </w:r>
+    </w:p>
+    <w:p>
+      <w:pPr>
+        <w:spacing w:before="40" w:after="120"/>
+        <w:ind w:left="259" w:right="72"/>
+      </w:pPr>
+      <w:r>
+        <w:rPr>
+          <w:rFonts w:ascii="Consolas" w:hAnsi="Consolas" w:eastAsia="Consolas"/>
+          <w:sz w:val="19"/>
+        </w:rPr>
+        <w:t>curl -fsSL https://raw.githubusercontent.com/007M7/Sego-Agent/main/install.sh | bash</w:t>
+      </w:r>
+    </w:p>
+    <w:p>
+      <w:pPr>
+        <w:pStyle w:val="Heading2"/>
+      </w:pPr>
+      <w:r>
+        <w:t>从源码构建</w:t>
+      </w:r>
+    </w:p>
+    <w:p>
+      <w:r>
+        <w:t>只有你想开发 Sego，或者需要本地编译最新版时，才需要这种方式。</w:t>
+      </w:r>
+    </w:p>
+    <w:p>
+      <w:pPr>
+        <w:spacing w:before="40" w:after="120"/>
+        <w:ind w:left="259" w:right="72"/>
+      </w:pPr>
+      <w:r>
+        <w:rPr>
+          <w:rFonts w:ascii="Consolas" w:hAnsi="Consolas" w:eastAsia="Consolas"/>
+          <w:sz w:val="19"/>
+        </w:rPr>
+        <w:t>git clone https://github.com/007M7/Sego-Agent.git</w:t>
+      </w:r>
+      <w:r>
+        <w:br/>
+      </w:r>
+      <w:r>
+        <w:rPr>
+          <w:rFonts w:ascii="Consolas" w:hAnsi="Consolas" w:eastAsia="Consolas"/>
+          <w:sz w:val="19"/>
+        </w:rPr>
+        <w:t>cd Sego-Agent/rust</w:t>
+      </w:r>
+      <w:r>
+        <w:br/>
+      </w:r>
+      <w:r>
+        <w:rPr>
+          <w:rFonts w:ascii="Consolas" w:hAnsi="Consolas" w:eastAsia="Consolas"/>
+          <w:sz w:val="19"/>
+        </w:rPr>
+        <w:t>cargo build --release</w:t>
       </w:r>
     </w:p>
     <w:p>
@@ -557,73 +861,2001 @@
         <w:pStyle w:val="Heading1"/>
       </w:pPr>
       <w:r>
+        <w:t>4. 从旧版本升级</w:t>
+      </w:r>
+    </w:p>
+    <w:p>
+      <w:r>
+        <w:t>如果你已经安装过 Sego，优先运行：</w:t>
+      </w:r>
+    </w:p>
+    <w:p>
+      <w:pPr>
+        <w:spacing w:before="40" w:after="120"/>
+        <w:ind w:left="259" w:right="72"/>
+      </w:pPr>
+      <w:r>
         <w:rPr>
-          <w:rFonts w:ascii="Calibri" w:hAnsi="Calibri"/>
-          <w:color w:val="2E74B5"/>
+          <w:rFonts w:ascii="Consolas" w:hAnsi="Consolas" w:eastAsia="Consolas"/>
+          <w:sz w:val="19"/>
         </w:rPr>
-        <w:t>一、Sego 是什么？</w:t>
+        <w:t>sego update</w:t>
+      </w:r>
+    </w:p>
+    <w:p>
+      <w:r>
+        <w:t>检查是否已经升级成功：</w:t>
+      </w:r>
+    </w:p>
+    <w:p>
+      <w:pPr>
+        <w:spacing w:before="40" w:after="120"/>
+        <w:ind w:left="259" w:right="72"/>
+      </w:pPr>
+      <w:r>
+        <w:rPr>
+          <w:rFonts w:ascii="Consolas" w:hAnsi="Consolas" w:eastAsia="Consolas"/>
+          <w:sz w:val="19"/>
+        </w:rPr>
+        <w:t>sego --version</w:t>
+      </w:r>
+    </w:p>
+    <w:p>
+      <w:r>
+        <w:t xml:space="preserve">看到 </w:t>
+      </w:r>
+      <w:r>
+        <w:rPr>
+          <w:rFonts w:ascii="Consolas" w:hAnsi="Consolas" w:eastAsia="Consolas"/>
+          <w:color w:val="1F4D78"/>
+          <w:sz w:val="19"/>
+        </w:rPr>
+        <w:t>Version 0.1.6</w:t>
+      </w:r>
+      <w:r>
+        <w:t xml:space="preserve"> 或更高版本即可。</w:t>
+      </w:r>
+    </w:p>
+    <w:p>
+      <w:r>
+        <w:t xml:space="preserve">如果旧版 </w:t>
+      </w:r>
+      <w:r>
+        <w:rPr>
+          <w:rFonts w:ascii="Consolas" w:hAnsi="Consolas" w:eastAsia="Consolas"/>
+          <w:color w:val="1F4D78"/>
+          <w:sz w:val="19"/>
+        </w:rPr>
+        <w:t>sego update</w:t>
+      </w:r>
+      <w:r>
+        <w:t xml:space="preserve"> 失败，请直接重新下载 </w:t>
+      </w:r>
+      <w:r>
+        <w:rPr>
+          <w:rFonts w:ascii="Consolas" w:hAnsi="Consolas" w:eastAsia="Consolas"/>
+          <w:color w:val="1F4D78"/>
+          <w:sz w:val="19"/>
+        </w:rPr>
+        <w:t>sego-windows.zip</w:t>
+      </w:r>
+      <w:r>
+        <w:t xml:space="preserve">，解压后用新的 </w:t>
+      </w:r>
+      <w:r>
+        <w:rPr>
+          <w:rFonts w:ascii="Consolas" w:hAnsi="Consolas" w:eastAsia="Consolas"/>
+          <w:color w:val="1F4D78"/>
+          <w:sz w:val="19"/>
+        </w:rPr>
+        <w:t>Sego.cmd</w:t>
+      </w:r>
+      <w:r>
+        <w:t>。</w:t>
+      </w:r>
+    </w:p>
+    <w:p>
+      <w:pPr>
+        <w:pStyle w:val="Heading1"/>
+      </w:pPr>
+      <w:r>
+        <w:t>5. 配置模型 API Key</w:t>
+      </w:r>
+    </w:p>
+    <w:p>
+      <w:r>
+        <w:t>完整代码审查需要连接一个大模型。推荐先配置 DeepSeek，也可以使用 Anthropic。</w:t>
+      </w:r>
+    </w:p>
+    <w:p>
+      <w:pPr>
+        <w:pStyle w:val="Heading2"/>
+      </w:pPr>
+      <w:r>
+        <w:t>Windows 配置 DeepSeek</w:t>
+      </w:r>
+    </w:p>
+    <w:p>
+      <w:pPr>
+        <w:spacing w:before="40" w:after="120"/>
+        <w:ind w:left="259" w:right="72"/>
+      </w:pPr>
+      <w:r>
+        <w:rPr>
+          <w:rFonts w:ascii="Consolas" w:hAnsi="Consolas" w:eastAsia="Consolas"/>
+          <w:sz w:val="19"/>
+        </w:rPr>
+        <w:t>setx DEEPSEEK_API_KEY "sk-你的key"</w:t>
+      </w:r>
+      <w:r>
+        <w:br/>
+      </w:r>
+      <w:r>
+        <w:rPr>
+          <w:rFonts w:ascii="Consolas" w:hAnsi="Consolas" w:eastAsia="Consolas"/>
+          <w:sz w:val="19"/>
+        </w:rPr>
+        <w:t>setx DEEPSEEK_MODEL "deepseek-v4-flash"</w:t>
+      </w:r>
+    </w:p>
+    <w:p>
+      <w:r>
+        <w:t>设置后请关闭旧窗口，重新打开 Sego 或 PowerShell。</w:t>
+      </w:r>
+    </w:p>
+    <w:p>
+      <w:pPr>
+        <w:pStyle w:val="Heading2"/>
+      </w:pPr>
+      <w:r>
+        <w:t>Mac / Linux 配置 DeepSeek</w:t>
+      </w:r>
+    </w:p>
+    <w:p>
+      <w:pPr>
+        <w:spacing w:before="40" w:after="120"/>
+        <w:ind w:left="259" w:right="72"/>
+      </w:pPr>
+      <w:r>
+        <w:rPr>
+          <w:rFonts w:ascii="Consolas" w:hAnsi="Consolas" w:eastAsia="Consolas"/>
+          <w:sz w:val="19"/>
+        </w:rPr>
+        <w:t>export DEEPSEEK_API_KEY="sk-你的key"</w:t>
+      </w:r>
+      <w:r>
+        <w:br/>
+      </w:r>
+      <w:r>
+        <w:rPr>
+          <w:rFonts w:ascii="Consolas" w:hAnsi="Consolas" w:eastAsia="Consolas"/>
+          <w:sz w:val="19"/>
+        </w:rPr>
+        <w:t>export DEEPSEEK_MODEL="deepseek-v4-flash"</w:t>
+      </w:r>
+    </w:p>
+    <w:p>
+      <w:pPr>
+        <w:pStyle w:val="Heading2"/>
+      </w:pPr>
+      <w:r>
+        <w:t>可选：Anthropic</w:t>
+      </w:r>
+    </w:p>
+    <w:p>
+      <w:pPr>
+        <w:spacing w:before="40" w:after="120"/>
+        <w:ind w:left="259" w:right="72"/>
+      </w:pPr>
+      <w:r>
+        <w:rPr>
+          <w:rFonts w:ascii="Consolas" w:hAnsi="Consolas" w:eastAsia="Consolas"/>
+          <w:sz w:val="19"/>
+        </w:rPr>
+        <w:t>setx ANTHROPIC_API_KEY "sk-你的key"</w:t>
+      </w:r>
+    </w:p>
+    <w:p>
+      <w:pPr>
+        <w:spacing w:before="40" w:after="120"/>
+        <w:ind w:left="259" w:right="72"/>
+      </w:pPr>
+      <w:r>
+        <w:rPr>
+          <w:rFonts w:ascii="Consolas" w:hAnsi="Consolas" w:eastAsia="Consolas"/>
+          <w:sz w:val="19"/>
+        </w:rPr>
+        <w:t>export ANTHROPIC_API_KEY="sk-你的key"</w:t>
+      </w:r>
+    </w:p>
+    <w:p>
+      <w:r>
+        <w:t>不要把 API Key 发到群里、截图里、公开仓库里，也不要让 AI 把 key 写进代码。</w:t>
+      </w:r>
+    </w:p>
+    <w:p>
+      <w:pPr>
+        <w:pStyle w:val="Heading1"/>
+      </w:pPr>
+      <w:r>
+        <w:t>6. 第一次代码审查</w:t>
+      </w:r>
+    </w:p>
+    <w:p>
+      <w:r>
+        <w:t>进入你的项目目录：</w:t>
+      </w:r>
+    </w:p>
+    <w:p>
+      <w:pPr>
+        <w:spacing w:before="40" w:after="120"/>
+        <w:ind w:left="259" w:right="72"/>
+      </w:pPr>
+      <w:r>
+        <w:rPr>
+          <w:rFonts w:ascii="Consolas" w:hAnsi="Consolas" w:eastAsia="Consolas"/>
+          <w:sz w:val="19"/>
+        </w:rPr>
+        <w:t>cd E:\YourProject</w:t>
+      </w:r>
+    </w:p>
+    <w:p>
+      <w:r>
+        <w:t>如果你已经改了代码，可以直接运行：</w:t>
+      </w:r>
+    </w:p>
+    <w:p>
+      <w:pPr>
+        <w:spacing w:before="40" w:after="120"/>
+        <w:ind w:left="259" w:right="72"/>
+      </w:pPr>
+      <w:r>
+        <w:rPr>
+          <w:rFonts w:ascii="Consolas" w:hAnsi="Consolas" w:eastAsia="Consolas"/>
+          <w:sz w:val="19"/>
+        </w:rPr>
+        <w:t>sego review</w:t>
+      </w:r>
+    </w:p>
+    <w:p>
+      <w:r>
+        <w:t>这会审查当前工作区改动，并生成标准报告文件。</w:t>
+      </w:r>
+    </w:p>
+    <w:p>
+      <w:r>
+        <w:t>如果你熟悉 Git，建议先暂存改动再审查：</w:t>
+      </w:r>
+    </w:p>
+    <w:p>
+      <w:pPr>
+        <w:spacing w:before="40" w:after="120"/>
+        <w:ind w:left="259" w:right="72"/>
+      </w:pPr>
+      <w:r>
+        <w:rPr>
+          <w:rFonts w:ascii="Consolas" w:hAnsi="Consolas" w:eastAsia="Consolas"/>
+          <w:sz w:val="19"/>
+        </w:rPr>
+        <w:t>git add -A</w:t>
+      </w:r>
+      <w:r>
+        <w:br/>
+      </w:r>
+      <w:r>
+        <w:rPr>
+          <w:rFonts w:ascii="Consolas" w:hAnsi="Consolas" w:eastAsia="Consolas"/>
+          <w:sz w:val="19"/>
+        </w:rPr>
+        <w:t>sego review staged</w:t>
+      </w:r>
+    </w:p>
+    <w:p>
+      <w:r>
+        <w:t>审查结果会保存在当前项目的：</w:t>
+      </w:r>
+    </w:p>
+    <w:p>
+      <w:pPr>
+        <w:spacing w:before="40" w:after="120"/>
+        <w:ind w:left="259" w:right="72"/>
+      </w:pPr>
+      <w:r>
+        <w:rPr>
+          <w:rFonts w:ascii="Consolas" w:hAnsi="Consolas" w:eastAsia="Consolas"/>
+          <w:sz w:val="19"/>
+        </w:rPr>
+        <w:t>.sego/reviews/</w:t>
+      </w:r>
+    </w:p>
+    <w:p>
+      <w:r>
+        <w:t>常见文件包括：</w:t>
+      </w:r>
+    </w:p>
+    <w:p>
+      <w:pPr>
+        <w:spacing w:before="40" w:after="120"/>
+        <w:ind w:left="259" w:right="72"/>
+      </w:pPr>
+      <w:r>
+        <w:rPr>
+          <w:rFonts w:ascii="Consolas" w:hAnsi="Consolas" w:eastAsia="Consolas"/>
+          <w:sz w:val="19"/>
+        </w:rPr>
+        <w:t>.sego/reviews/</w:t>
+      </w:r>
+      <w:r>
+        <w:br/>
+      </w:r>
+      <w:r>
+        <w:rPr>
+          <w:rFonts w:ascii="Consolas" w:hAnsi="Consolas" w:eastAsia="Consolas"/>
+          <w:sz w:val="19"/>
+        </w:rPr>
+        <w:t xml:space="preserve">  INDEX.md</w:t>
+      </w:r>
+      <w:r>
+        <w:br/>
+      </w:r>
+      <w:r>
+        <w:rPr>
+          <w:rFonts w:ascii="Consolas" w:hAnsi="Consolas" w:eastAsia="Consolas"/>
+          <w:sz w:val="19"/>
+        </w:rPr>
+        <w:t xml:space="preserve">  index.jsonl</w:t>
+      </w:r>
+      <w:r>
+        <w:br/>
+      </w:r>
+      <w:r>
+        <w:rPr>
+          <w:rFonts w:ascii="Consolas" w:hAnsi="Consolas" w:eastAsia="Consolas"/>
+          <w:sz w:val="19"/>
+        </w:rPr>
+        <w:t xml:space="preserve">  review-xxxx.md</w:t>
+      </w:r>
+      <w:r>
+        <w:br/>
+      </w:r>
+      <w:r>
+        <w:rPr>
+          <w:rFonts w:ascii="Consolas" w:hAnsi="Consolas" w:eastAsia="Consolas"/>
+          <w:sz w:val="19"/>
+        </w:rPr>
+        <w:t xml:space="preserve">  review-xxxx.json</w:t>
+      </w:r>
+    </w:p>
+    <w:p>
+      <w:r>
+        <w:t>查看历史：</w:t>
+      </w:r>
+    </w:p>
+    <w:p>
+      <w:pPr>
+        <w:spacing w:before="40" w:after="120"/>
+        <w:ind w:left="259" w:right="72"/>
+      </w:pPr>
+      <w:r>
+        <w:rPr>
+          <w:rFonts w:ascii="Consolas" w:hAnsi="Consolas" w:eastAsia="Consolas"/>
+          <w:sz w:val="19"/>
+        </w:rPr>
+        <w:t>sego review list</w:t>
+      </w:r>
+      <w:r>
+        <w:br/>
+      </w:r>
+      <w:r>
+        <w:rPr>
+          <w:rFonts w:ascii="Consolas" w:hAnsi="Consolas" w:eastAsia="Consolas"/>
+          <w:sz w:val="19"/>
+        </w:rPr>
+        <w:t>sego review show &lt;review-id&gt;</w:t>
+      </w:r>
+    </w:p>
+    <w:p>
+      <w:r>
+        <w:t>标记某个问题已修复：</w:t>
+      </w:r>
+    </w:p>
+    <w:p>
+      <w:pPr>
+        <w:spacing w:before="40" w:after="120"/>
+        <w:ind w:left="259" w:right="72"/>
+      </w:pPr>
+      <w:r>
+        <w:rPr>
+          <w:rFonts w:ascii="Consolas" w:hAnsi="Consolas" w:eastAsia="Consolas"/>
+          <w:sz w:val="19"/>
+        </w:rPr>
+        <w:t>sego review mark &lt;review-id&gt; &lt;finding-id&gt; fixed</w:t>
+      </w:r>
+    </w:p>
+    <w:p>
+      <w:pPr>
+        <w:pStyle w:val="Heading1"/>
+      </w:pPr>
+      <w:r>
+        <w:t>7. 常用自然语言说法</w:t>
+      </w:r>
+    </w:p>
+    <w:p>
+      <w:r>
+        <w:t>v0.1.6 开始，很多本地动作可以直接用自然语言表达。Sego 会优先在本地确定性执行这些动作，避免把控制类请求交给模型乱猜。</w:t>
+      </w:r>
+    </w:p>
+    <w:tbl>
+      <w:tblPr>
+        <w:tblStyle w:val="TableGrid"/>
+        <w:tblW w:type="dxa" w:w="9360"/>
+        <w:jc w:val="left"/>
+        <w:tblLook w:firstColumn="1" w:firstRow="1" w:lastColumn="0" w:lastRow="0" w:noHBand="0" w:noVBand="1" w:val="04A0"/>
+      </w:tblPr>
+      <w:tblGrid>
+        <w:gridCol w:w="4896"/>
+        <w:gridCol w:w="4896"/>
+      </w:tblGrid>
+      <w:tr>
+        <w:tc>
+          <w:tcPr>
+            <w:tcW w:type="dxa" w:w="4896"/>
+            <w:vAlign w:val="center"/>
+            <w:tcMar>
+              <w:top w:w="80" w:type="dxa"/>
+              <w:start w:w="120" w:type="dxa"/>
+              <w:bottom w:w="80" w:type="dxa"/>
+              <w:end w:w="120" w:type="dxa"/>
+            </w:tcMar>
+            <w:shd w:fill="E8EEF5"/>
+          </w:tcPr>
+          <w:p>
+            <w:r>
+              <w:rPr>
+                <w:b/>
+                <w:color w:val="1F3A5F"/>
+              </w:rPr>
+            </w:r>
+            <w:r>
+              <w:rPr>
+                <w:b/>
+                <w:color w:val="1F3A5F"/>
+              </w:rPr>
+              <w:t>你可以这样说</w:t>
+            </w:r>
+          </w:p>
+        </w:tc>
+        <w:tc>
+          <w:tcPr>
+            <w:tcW w:type="dxa" w:w="4896"/>
+            <w:vAlign w:val="center"/>
+            <w:tcMar>
+              <w:top w:w="80" w:type="dxa"/>
+              <w:start w:w="120" w:type="dxa"/>
+              <w:bottom w:w="80" w:type="dxa"/>
+              <w:end w:w="120" w:type="dxa"/>
+            </w:tcMar>
+            <w:shd w:fill="E8EEF5"/>
+          </w:tcPr>
+          <w:p>
+            <w:r>
+              <w:rPr>
+                <w:b/>
+                <w:color w:val="1F3A5F"/>
+              </w:rPr>
+            </w:r>
+            <w:r>
+              <w:rPr>
+                <w:b/>
+                <w:color w:val="1F3A5F"/>
+              </w:rPr>
+              <w:t>Sego 会做什么</w:t>
+            </w:r>
+          </w:p>
+        </w:tc>
+      </w:tr>
+      <w:tr>
+        <w:tc>
+          <w:tcPr>
+            <w:tcW w:type="dxa" w:w="4896"/>
+            <w:vAlign w:val="center"/>
+            <w:tcMar>
+              <w:top w:w="80" w:type="dxa"/>
+              <w:start w:w="120" w:type="dxa"/>
+              <w:bottom w:w="80" w:type="dxa"/>
+              <w:end w:w="120" w:type="dxa"/>
+            </w:tcMar>
+          </w:tcPr>
+          <w:p>
+            <w:r/>
+            <w:r>
+              <w:t>当前工作区在哪</w:t>
+            </w:r>
+          </w:p>
+        </w:tc>
+        <w:tc>
+          <w:tcPr>
+            <w:tcW w:type="dxa" w:w="4896"/>
+            <w:vAlign w:val="center"/>
+            <w:tcMar>
+              <w:top w:w="80" w:type="dxa"/>
+              <w:start w:w="120" w:type="dxa"/>
+              <w:bottom w:w="80" w:type="dxa"/>
+              <w:end w:w="120" w:type="dxa"/>
+            </w:tcMar>
+          </w:tcPr>
+          <w:p>
+            <w:r/>
+            <w:r>
+              <w:t>显示当前工作区</w:t>
+            </w:r>
+          </w:p>
+        </w:tc>
+      </w:tr>
+      <w:tr>
+        <w:tc>
+          <w:tcPr>
+            <w:tcW w:type="dxa" w:w="4896"/>
+            <w:vAlign w:val="center"/>
+            <w:tcMar>
+              <w:top w:w="80" w:type="dxa"/>
+              <w:start w:w="120" w:type="dxa"/>
+              <w:bottom w:w="80" w:type="dxa"/>
+              <w:end w:w="120" w:type="dxa"/>
+            </w:tcMar>
+          </w:tcPr>
+          <w:p>
+            <w:r/>
+            <w:r>
+              <w:t xml:space="preserve">切换到 </w:t>
+            </w:r>
+            <w:r>
+              <w:rPr>
+                <w:rFonts w:ascii="Consolas" w:hAnsi="Consolas" w:eastAsia="Consolas"/>
+                <w:color w:val="1F4D78"/>
+                <w:sz w:val="19"/>
+              </w:rPr>
+              <w:t>D:\Project</w:t>
+            </w:r>
+          </w:p>
+        </w:tc>
+        <w:tc>
+          <w:tcPr>
+            <w:tcW w:type="dxa" w:w="4896"/>
+            <w:vAlign w:val="center"/>
+            <w:tcMar>
+              <w:top w:w="80" w:type="dxa"/>
+              <w:start w:w="120" w:type="dxa"/>
+              <w:bottom w:w="80" w:type="dxa"/>
+              <w:end w:w="120" w:type="dxa"/>
+            </w:tcMar>
+          </w:tcPr>
+          <w:p>
+            <w:r/>
+            <w:r>
+              <w:t>切换工作区</w:t>
+            </w:r>
+          </w:p>
+        </w:tc>
+      </w:tr>
+      <w:tr>
+        <w:tc>
+          <w:tcPr>
+            <w:tcW w:type="dxa" w:w="4896"/>
+            <w:vAlign w:val="center"/>
+            <w:tcMar>
+              <w:top w:w="80" w:type="dxa"/>
+              <w:start w:w="120" w:type="dxa"/>
+              <w:bottom w:w="80" w:type="dxa"/>
+              <w:end w:w="120" w:type="dxa"/>
+            </w:tcMar>
+          </w:tcPr>
+          <w:p>
+            <w:r/>
+            <w:r>
+              <w:t>帮我 review 当前改动</w:t>
+            </w:r>
+          </w:p>
+        </w:tc>
+        <w:tc>
+          <w:tcPr>
+            <w:tcW w:type="dxa" w:w="4896"/>
+            <w:vAlign w:val="center"/>
+            <w:tcMar>
+              <w:top w:w="80" w:type="dxa"/>
+              <w:start w:w="120" w:type="dxa"/>
+              <w:bottom w:w="80" w:type="dxa"/>
+              <w:end w:w="120" w:type="dxa"/>
+            </w:tcMar>
+          </w:tcPr>
+          <w:p>
+            <w:r/>
+            <w:r>
+              <w:t>执行代码审查</w:t>
+            </w:r>
+          </w:p>
+        </w:tc>
+      </w:tr>
+      <w:tr>
+        <w:tc>
+          <w:tcPr>
+            <w:tcW w:type="dxa" w:w="4896"/>
+            <w:vAlign w:val="center"/>
+            <w:tcMar>
+              <w:top w:w="80" w:type="dxa"/>
+              <w:start w:w="120" w:type="dxa"/>
+              <w:bottom w:w="80" w:type="dxa"/>
+              <w:end w:w="120" w:type="dxa"/>
+            </w:tcMar>
+          </w:tcPr>
+          <w:p>
+            <w:r/>
+            <w:r>
+              <w:t>检查已暂存代码的安全风险</w:t>
+            </w:r>
+          </w:p>
+        </w:tc>
+        <w:tc>
+          <w:tcPr>
+            <w:tcW w:type="dxa" w:w="4896"/>
+            <w:vAlign w:val="center"/>
+            <w:tcMar>
+              <w:top w:w="80" w:type="dxa"/>
+              <w:start w:w="120" w:type="dxa"/>
+              <w:bottom w:w="80" w:type="dxa"/>
+              <w:end w:w="120" w:type="dxa"/>
+            </w:tcMar>
+          </w:tcPr>
+          <w:p>
+            <w:r/>
+            <w:r>
+              <w:t>执行 staged 安全审查</w:t>
+            </w:r>
+          </w:p>
+        </w:tc>
+      </w:tr>
+      <w:tr>
+        <w:tc>
+          <w:tcPr>
+            <w:tcW w:type="dxa" w:w="4896"/>
+            <w:vAlign w:val="center"/>
+            <w:tcMar>
+              <w:top w:w="80" w:type="dxa"/>
+              <w:start w:w="120" w:type="dxa"/>
+              <w:bottom w:w="80" w:type="dxa"/>
+              <w:end w:w="120" w:type="dxa"/>
+            </w:tcMar>
+          </w:tcPr>
+          <w:p>
+            <w:r/>
+            <w:r>
+              <w:t xml:space="preserve">把刚才的审查结果写成 </w:t>
+            </w:r>
+            <w:r>
+              <w:rPr>
+                <w:rFonts w:ascii="Consolas" w:hAnsi="Consolas" w:eastAsia="Consolas"/>
+                <w:color w:val="1F4D78"/>
+                <w:sz w:val="19"/>
+              </w:rPr>
+              <w:t>E:\code\review.md</w:t>
+            </w:r>
+          </w:p>
+        </w:tc>
+        <w:tc>
+          <w:tcPr>
+            <w:tcW w:type="dxa" w:w="4896"/>
+            <w:vAlign w:val="center"/>
+            <w:tcMar>
+              <w:top w:w="80" w:type="dxa"/>
+              <w:start w:w="120" w:type="dxa"/>
+              <w:bottom w:w="80" w:type="dxa"/>
+              <w:end w:w="120" w:type="dxa"/>
+            </w:tcMar>
+          </w:tcPr>
+          <w:p>
+            <w:r/>
+            <w:r>
+              <w:t>导出最近结果</w:t>
+            </w:r>
+          </w:p>
+        </w:tc>
+      </w:tr>
+      <w:tr>
+        <w:tc>
+          <w:tcPr>
+            <w:tcW w:type="dxa" w:w="4896"/>
+            <w:vAlign w:val="center"/>
+            <w:tcMar>
+              <w:top w:w="80" w:type="dxa"/>
+              <w:start w:w="120" w:type="dxa"/>
+              <w:bottom w:w="80" w:type="dxa"/>
+              <w:end w:w="120" w:type="dxa"/>
+            </w:tcMar>
+          </w:tcPr>
+          <w:p>
+            <w:r/>
+            <w:r>
+              <w:t>导出当前会话</w:t>
+            </w:r>
+          </w:p>
+        </w:tc>
+        <w:tc>
+          <w:tcPr>
+            <w:tcW w:type="dxa" w:w="4896"/>
+            <w:vAlign w:val="center"/>
+            <w:tcMar>
+              <w:top w:w="80" w:type="dxa"/>
+              <w:start w:w="120" w:type="dxa"/>
+              <w:bottom w:w="80" w:type="dxa"/>
+              <w:end w:w="120" w:type="dxa"/>
+            </w:tcMar>
+          </w:tcPr>
+          <w:p>
+            <w:r/>
+            <w:r>
+              <w:t>保存会话内容</w:t>
+            </w:r>
+          </w:p>
+        </w:tc>
+      </w:tr>
+      <w:tr>
+        <w:tc>
+          <w:tcPr>
+            <w:tcW w:type="dxa" w:w="4896"/>
+            <w:vAlign w:val="center"/>
+            <w:tcMar>
+              <w:top w:w="80" w:type="dxa"/>
+              <w:start w:w="120" w:type="dxa"/>
+              <w:bottom w:w="80" w:type="dxa"/>
+              <w:end w:w="120" w:type="dxa"/>
+            </w:tcMar>
+          </w:tcPr>
+          <w:p>
+            <w:r/>
+            <w:r>
+              <w:t>检查更新</w:t>
+            </w:r>
+          </w:p>
+        </w:tc>
+        <w:tc>
+          <w:tcPr>
+            <w:tcW w:type="dxa" w:w="4896"/>
+            <w:vAlign w:val="center"/>
+            <w:tcMar>
+              <w:top w:w="80" w:type="dxa"/>
+              <w:start w:w="120" w:type="dxa"/>
+              <w:bottom w:w="80" w:type="dxa"/>
+              <w:end w:w="120" w:type="dxa"/>
+            </w:tcMar>
+          </w:tcPr>
+          <w:p>
+            <w:r/>
+            <w:r>
+              <w:t>只检查新版本，不安装</w:t>
+            </w:r>
+          </w:p>
+        </w:tc>
+      </w:tr>
+      <w:tr>
+        <w:tc>
+          <w:tcPr>
+            <w:tcW w:type="dxa" w:w="4896"/>
+            <w:vAlign w:val="center"/>
+            <w:tcMar>
+              <w:top w:w="80" w:type="dxa"/>
+              <w:start w:w="120" w:type="dxa"/>
+              <w:bottom w:w="80" w:type="dxa"/>
+              <w:end w:w="120" w:type="dxa"/>
+            </w:tcMar>
+          </w:tcPr>
+          <w:p>
+            <w:r/>
+            <w:r>
+              <w:t>更新到最新版</w:t>
+            </w:r>
+          </w:p>
+        </w:tc>
+        <w:tc>
+          <w:tcPr>
+            <w:tcW w:type="dxa" w:w="4896"/>
+            <w:vAlign w:val="center"/>
+            <w:tcMar>
+              <w:top w:w="80" w:type="dxa"/>
+              <w:start w:w="120" w:type="dxa"/>
+              <w:bottom w:w="80" w:type="dxa"/>
+              <w:end w:w="120" w:type="dxa"/>
+            </w:tcMar>
+          </w:tcPr>
+          <w:p>
+            <w:r/>
+            <w:r>
+              <w:t>执行更新流程</w:t>
+            </w:r>
+          </w:p>
+        </w:tc>
+      </w:tr>
+      <w:tr>
+        <w:tc>
+          <w:tcPr>
+            <w:tcW w:type="dxa" w:w="4896"/>
+            <w:vAlign w:val="center"/>
+            <w:tcMar>
+              <w:top w:w="80" w:type="dxa"/>
+              <w:start w:w="120" w:type="dxa"/>
+              <w:bottom w:w="80" w:type="dxa"/>
+              <w:end w:w="120" w:type="dxa"/>
+            </w:tcMar>
+          </w:tcPr>
+          <w:p>
+            <w:r/>
+            <w:r>
+              <w:t>退出</w:t>
+            </w:r>
+          </w:p>
+        </w:tc>
+        <w:tc>
+          <w:tcPr>
+            <w:tcW w:type="dxa" w:w="4896"/>
+            <w:vAlign w:val="center"/>
+            <w:tcMar>
+              <w:top w:w="80" w:type="dxa"/>
+              <w:start w:w="120" w:type="dxa"/>
+              <w:bottom w:w="80" w:type="dxa"/>
+              <w:end w:w="120" w:type="dxa"/>
+            </w:tcMar>
+          </w:tcPr>
+          <w:p>
+            <w:r/>
+            <w:r>
+              <w:t>退出 Sego</w:t>
+            </w:r>
+          </w:p>
+        </w:tc>
+      </w:tr>
+    </w:tbl>
+    <w:p/>
+    <w:p>
+      <w:r>
+        <w:t>如果 Sego 判断你像是在说本地动作，但缺少路径或对象，会提示你补全。输入：</w:t>
+      </w:r>
+    </w:p>
+    <w:p>
+      <w:pPr>
+        <w:spacing w:before="40" w:after="120"/>
+        <w:ind w:left="259" w:right="72"/>
+      </w:pPr>
+      <w:r>
+        <w:rPr>
+          <w:rFonts w:ascii="Consolas" w:hAnsi="Consolas" w:eastAsia="Consolas"/>
+          <w:sz w:val="19"/>
+        </w:rPr>
+        <w:t>/dir</w:t>
+      </w:r>
+    </w:p>
+    <w:p>
+      <w:r>
+        <w:t>可以查看常用命令和自然语言示例。</w:t>
+      </w:r>
+    </w:p>
+    <w:p>
+      <w:pPr>
+        <w:pStyle w:val="Heading1"/>
+      </w:pPr>
+      <w:r>
+        <w:t>8. 代码审查相关命令</w:t>
+      </w:r>
+    </w:p>
+    <w:tbl>
+      <w:tblPr>
+        <w:tblStyle w:val="TableGrid"/>
+        <w:tblW w:type="dxa" w:w="9360"/>
+        <w:jc w:val="left"/>
+        <w:tblLook w:firstColumn="1" w:firstRow="1" w:lastColumn="0" w:lastRow="0" w:noHBand="0" w:noVBand="1" w:val="04A0"/>
+      </w:tblPr>
+      <w:tblGrid>
+        <w:gridCol w:w="4896"/>
+        <w:gridCol w:w="4896"/>
+      </w:tblGrid>
+      <w:tr>
+        <w:tc>
+          <w:tcPr>
+            <w:tcW w:type="dxa" w:w="4896"/>
+            <w:vAlign w:val="center"/>
+            <w:tcMar>
+              <w:top w:w="80" w:type="dxa"/>
+              <w:start w:w="120" w:type="dxa"/>
+              <w:bottom w:w="80" w:type="dxa"/>
+              <w:end w:w="120" w:type="dxa"/>
+            </w:tcMar>
+            <w:shd w:fill="E8EEF5"/>
+          </w:tcPr>
+          <w:p>
+            <w:r>
+              <w:rPr>
+                <w:b/>
+                <w:color w:val="1F3A5F"/>
+              </w:rPr>
+            </w:r>
+            <w:r>
+              <w:rPr>
+                <w:b/>
+                <w:color w:val="1F3A5F"/>
+              </w:rPr>
+              <w:t>命令</w:t>
+            </w:r>
+          </w:p>
+        </w:tc>
+        <w:tc>
+          <w:tcPr>
+            <w:tcW w:type="dxa" w:w="4896"/>
+            <w:vAlign w:val="center"/>
+            <w:tcMar>
+              <w:top w:w="80" w:type="dxa"/>
+              <w:start w:w="120" w:type="dxa"/>
+              <w:bottom w:w="80" w:type="dxa"/>
+              <w:end w:w="120" w:type="dxa"/>
+            </w:tcMar>
+            <w:shd w:fill="E8EEF5"/>
+          </w:tcPr>
+          <w:p>
+            <w:r>
+              <w:rPr>
+                <w:b/>
+                <w:color w:val="1F3A5F"/>
+              </w:rPr>
+            </w:r>
+            <w:r>
+              <w:rPr>
+                <w:b/>
+                <w:color w:val="1F3A5F"/>
+              </w:rPr>
+              <w:t>用途</w:t>
+            </w:r>
+          </w:p>
+        </w:tc>
+      </w:tr>
+      <w:tr>
+        <w:tc>
+          <w:tcPr>
+            <w:tcW w:type="dxa" w:w="4896"/>
+            <w:vAlign w:val="center"/>
+            <w:tcMar>
+              <w:top w:w="80" w:type="dxa"/>
+              <w:start w:w="120" w:type="dxa"/>
+              <w:bottom w:w="80" w:type="dxa"/>
+              <w:end w:w="120" w:type="dxa"/>
+            </w:tcMar>
+          </w:tcPr>
+          <w:p>
+            <w:r/>
+            <w:r>
+              <w:rPr>
+                <w:rFonts w:ascii="Consolas" w:hAnsi="Consolas" w:eastAsia="Consolas"/>
+                <w:color w:val="1F4D78"/>
+                <w:sz w:val="19"/>
+              </w:rPr>
+              <w:t>sego review</w:t>
+            </w:r>
+          </w:p>
+        </w:tc>
+        <w:tc>
+          <w:tcPr>
+            <w:tcW w:type="dxa" w:w="4896"/>
+            <w:vAlign w:val="center"/>
+            <w:tcMar>
+              <w:top w:w="80" w:type="dxa"/>
+              <w:start w:w="120" w:type="dxa"/>
+              <w:bottom w:w="80" w:type="dxa"/>
+              <w:end w:w="120" w:type="dxa"/>
+            </w:tcMar>
+          </w:tcPr>
+          <w:p>
+            <w:r/>
+            <w:r>
+              <w:t>审查当前工作区改动，并保存报告</w:t>
+            </w:r>
+          </w:p>
+        </w:tc>
+      </w:tr>
+      <w:tr>
+        <w:tc>
+          <w:tcPr>
+            <w:tcW w:type="dxa" w:w="4896"/>
+            <w:vAlign w:val="center"/>
+            <w:tcMar>
+              <w:top w:w="80" w:type="dxa"/>
+              <w:start w:w="120" w:type="dxa"/>
+              <w:bottom w:w="80" w:type="dxa"/>
+              <w:end w:w="120" w:type="dxa"/>
+            </w:tcMar>
+          </w:tcPr>
+          <w:p>
+            <w:r/>
+            <w:r>
+              <w:rPr>
+                <w:rFonts w:ascii="Consolas" w:hAnsi="Consolas" w:eastAsia="Consolas"/>
+                <w:color w:val="1F4D78"/>
+                <w:sz w:val="19"/>
+              </w:rPr>
+              <w:t>sego review staged</w:t>
+            </w:r>
+          </w:p>
+        </w:tc>
+        <w:tc>
+          <w:tcPr>
+            <w:tcW w:type="dxa" w:w="4896"/>
+            <w:vAlign w:val="center"/>
+            <w:tcMar>
+              <w:top w:w="80" w:type="dxa"/>
+              <w:start w:w="120" w:type="dxa"/>
+              <w:bottom w:w="80" w:type="dxa"/>
+              <w:end w:w="120" w:type="dxa"/>
+            </w:tcMar>
+          </w:tcPr>
+          <w:p>
+            <w:r/>
+            <w:r>
+              <w:t>审查已暂存改动</w:t>
+            </w:r>
+          </w:p>
+        </w:tc>
+      </w:tr>
+      <w:tr>
+        <w:tc>
+          <w:tcPr>
+            <w:tcW w:type="dxa" w:w="4896"/>
+            <w:vAlign w:val="center"/>
+            <w:tcMar>
+              <w:top w:w="80" w:type="dxa"/>
+              <w:start w:w="120" w:type="dxa"/>
+              <w:bottom w:w="80" w:type="dxa"/>
+              <w:end w:w="120" w:type="dxa"/>
+            </w:tcMar>
+          </w:tcPr>
+          <w:p>
+            <w:r/>
+            <w:r>
+              <w:rPr>
+                <w:rFonts w:ascii="Consolas" w:hAnsi="Consolas" w:eastAsia="Consolas"/>
+                <w:color w:val="1F4D78"/>
+                <w:sz w:val="19"/>
+              </w:rPr>
+              <w:t>sego review list</w:t>
+            </w:r>
+          </w:p>
+        </w:tc>
+        <w:tc>
+          <w:tcPr>
+            <w:tcW w:type="dxa" w:w="4896"/>
+            <w:vAlign w:val="center"/>
+            <w:tcMar>
+              <w:top w:w="80" w:type="dxa"/>
+              <w:start w:w="120" w:type="dxa"/>
+              <w:bottom w:w="80" w:type="dxa"/>
+              <w:end w:w="120" w:type="dxa"/>
+            </w:tcMar>
+          </w:tcPr>
+          <w:p>
+            <w:r/>
+            <w:r>
+              <w:t>查看已保存的审查报告</w:t>
+            </w:r>
+          </w:p>
+        </w:tc>
+      </w:tr>
+      <w:tr>
+        <w:tc>
+          <w:tcPr>
+            <w:tcW w:type="dxa" w:w="4896"/>
+            <w:vAlign w:val="center"/>
+            <w:tcMar>
+              <w:top w:w="80" w:type="dxa"/>
+              <w:start w:w="120" w:type="dxa"/>
+              <w:bottom w:w="80" w:type="dxa"/>
+              <w:end w:w="120" w:type="dxa"/>
+            </w:tcMar>
+          </w:tcPr>
+          <w:p>
+            <w:r/>
+            <w:r>
+              <w:rPr>
+                <w:rFonts w:ascii="Consolas" w:hAnsi="Consolas" w:eastAsia="Consolas"/>
+                <w:color w:val="1F4D78"/>
+                <w:sz w:val="19"/>
+              </w:rPr>
+              <w:t>sego review show &lt;id&gt;</w:t>
+            </w:r>
+          </w:p>
+        </w:tc>
+        <w:tc>
+          <w:tcPr>
+            <w:tcW w:type="dxa" w:w="4896"/>
+            <w:vAlign w:val="center"/>
+            <w:tcMar>
+              <w:top w:w="80" w:type="dxa"/>
+              <w:start w:w="120" w:type="dxa"/>
+              <w:bottom w:w="80" w:type="dxa"/>
+              <w:end w:w="120" w:type="dxa"/>
+            </w:tcMar>
+          </w:tcPr>
+          <w:p>
+            <w:r/>
+            <w:r>
+              <w:t>打开某个审查报告</w:t>
+            </w:r>
+          </w:p>
+        </w:tc>
+      </w:tr>
+      <w:tr>
+        <w:tc>
+          <w:tcPr>
+            <w:tcW w:type="dxa" w:w="4896"/>
+            <w:vAlign w:val="center"/>
+            <w:tcMar>
+              <w:top w:w="80" w:type="dxa"/>
+              <w:start w:w="120" w:type="dxa"/>
+              <w:bottom w:w="80" w:type="dxa"/>
+              <w:end w:w="120" w:type="dxa"/>
+            </w:tcMar>
+          </w:tcPr>
+          <w:p>
+            <w:r/>
+            <w:r>
+              <w:rPr>
+                <w:rFonts w:ascii="Consolas" w:hAnsi="Consolas" w:eastAsia="Consolas"/>
+                <w:color w:val="1F4D78"/>
+                <w:sz w:val="19"/>
+              </w:rPr>
+              <w:t>sego review status &lt;id&gt;</w:t>
+            </w:r>
+          </w:p>
+        </w:tc>
+        <w:tc>
+          <w:tcPr>
+            <w:tcW w:type="dxa" w:w="4896"/>
+            <w:vAlign w:val="center"/>
+            <w:tcMar>
+              <w:top w:w="80" w:type="dxa"/>
+              <w:start w:w="120" w:type="dxa"/>
+              <w:bottom w:w="80" w:type="dxa"/>
+              <w:end w:w="120" w:type="dxa"/>
+            </w:tcMar>
+          </w:tcPr>
+          <w:p>
+            <w:r/>
+            <w:r>
+              <w:t>查看 finding 状态</w:t>
+            </w:r>
+          </w:p>
+        </w:tc>
+      </w:tr>
+      <w:tr>
+        <w:tc>
+          <w:tcPr>
+            <w:tcW w:type="dxa" w:w="4896"/>
+            <w:vAlign w:val="center"/>
+            <w:tcMar>
+              <w:top w:w="80" w:type="dxa"/>
+              <w:start w:w="120" w:type="dxa"/>
+              <w:bottom w:w="80" w:type="dxa"/>
+              <w:end w:w="120" w:type="dxa"/>
+            </w:tcMar>
+          </w:tcPr>
+          <w:p>
+            <w:r/>
+            <w:r>
+              <w:rPr>
+                <w:rFonts w:ascii="Consolas" w:hAnsi="Consolas" w:eastAsia="Consolas"/>
+                <w:color w:val="1F4D78"/>
+                <w:sz w:val="19"/>
+              </w:rPr>
+              <w:t>sego review mark &lt;id&gt; &lt;finding-id&gt; fixed</w:t>
+            </w:r>
+          </w:p>
+        </w:tc>
+        <w:tc>
+          <w:tcPr>
+            <w:tcW w:type="dxa" w:w="4896"/>
+            <w:vAlign w:val="center"/>
+            <w:tcMar>
+              <w:top w:w="80" w:type="dxa"/>
+              <w:start w:w="120" w:type="dxa"/>
+              <w:bottom w:w="80" w:type="dxa"/>
+              <w:end w:w="120" w:type="dxa"/>
+            </w:tcMar>
+          </w:tcPr>
+          <w:p>
+            <w:r/>
+            <w:r>
+              <w:t>标记问题已修复</w:t>
+            </w:r>
+          </w:p>
+        </w:tc>
+      </w:tr>
+      <w:tr>
+        <w:tc>
+          <w:tcPr>
+            <w:tcW w:type="dxa" w:w="4896"/>
+            <w:vAlign w:val="center"/>
+            <w:tcMar>
+              <w:top w:w="80" w:type="dxa"/>
+              <w:start w:w="120" w:type="dxa"/>
+              <w:bottom w:w="80" w:type="dxa"/>
+              <w:end w:w="120" w:type="dxa"/>
+            </w:tcMar>
+          </w:tcPr>
+          <w:p>
+            <w:r/>
+            <w:r>
+              <w:rPr>
+                <w:rFonts w:ascii="Consolas" w:hAnsi="Consolas" w:eastAsia="Consolas"/>
+                <w:color w:val="1F4D78"/>
+                <w:sz w:val="19"/>
+              </w:rPr>
+              <w:t>/review safety staged</w:t>
+            </w:r>
+          </w:p>
+        </w:tc>
+        <w:tc>
+          <w:tcPr>
+            <w:tcW w:type="dxa" w:w="4896"/>
+            <w:vAlign w:val="center"/>
+            <w:tcMar>
+              <w:top w:w="80" w:type="dxa"/>
+              <w:start w:w="120" w:type="dxa"/>
+              <w:bottom w:w="80" w:type="dxa"/>
+              <w:end w:w="120" w:type="dxa"/>
+            </w:tcMar>
+          </w:tcPr>
+          <w:p>
+            <w:r/>
+            <w:r>
+              <w:t>快速安全检查</w:t>
+            </w:r>
+          </w:p>
+        </w:tc>
+      </w:tr>
+      <w:tr>
+        <w:tc>
+          <w:tcPr>
+            <w:tcW w:type="dxa" w:w="4896"/>
+            <w:vAlign w:val="center"/>
+            <w:tcMar>
+              <w:top w:w="80" w:type="dxa"/>
+              <w:start w:w="120" w:type="dxa"/>
+              <w:bottom w:w="80" w:type="dxa"/>
+              <w:end w:w="120" w:type="dxa"/>
+            </w:tcMar>
+          </w:tcPr>
+          <w:p>
+            <w:r/>
+            <w:r>
+              <w:rPr>
+                <w:rFonts w:ascii="Consolas" w:hAnsi="Consolas" w:eastAsia="Consolas"/>
+                <w:color w:val="1F4D78"/>
+                <w:sz w:val="19"/>
+              </w:rPr>
+              <w:t>/review ready</w:t>
+            </w:r>
+          </w:p>
+        </w:tc>
+        <w:tc>
+          <w:tcPr>
+            <w:tcW w:type="dxa" w:w="4896"/>
+            <w:vAlign w:val="center"/>
+            <w:tcMar>
+              <w:top w:w="80" w:type="dxa"/>
+              <w:start w:w="120" w:type="dxa"/>
+              <w:bottom w:w="80" w:type="dxa"/>
+              <w:end w:w="120" w:type="dxa"/>
+            </w:tcMar>
+          </w:tcPr>
+          <w:p>
+            <w:r/>
+            <w:r>
+              <w:t>提交前 readiness gate</w:t>
+            </w:r>
+          </w:p>
+        </w:tc>
+      </w:tr>
+      <w:tr>
+        <w:tc>
+          <w:tcPr>
+            <w:tcW w:type="dxa" w:w="4896"/>
+            <w:vAlign w:val="center"/>
+            <w:tcMar>
+              <w:top w:w="80" w:type="dxa"/>
+              <w:start w:w="120" w:type="dxa"/>
+              <w:bottom w:w="80" w:type="dxa"/>
+              <w:end w:w="120" w:type="dxa"/>
+            </w:tcMar>
+          </w:tcPr>
+          <w:p>
+            <w:r/>
+            <w:r>
+              <w:rPr>
+                <w:rFonts w:ascii="Consolas" w:hAnsi="Consolas" w:eastAsia="Consolas"/>
+                <w:color w:val="1F4D78"/>
+                <w:sz w:val="19"/>
+              </w:rPr>
+              <w:t>/review summary</w:t>
+            </w:r>
+          </w:p>
+        </w:tc>
+        <w:tc>
+          <w:tcPr>
+            <w:tcW w:type="dxa" w:w="4896"/>
+            <w:vAlign w:val="center"/>
+            <w:tcMar>
+              <w:top w:w="80" w:type="dxa"/>
+              <w:start w:w="120" w:type="dxa"/>
+              <w:bottom w:w="80" w:type="dxa"/>
+              <w:end w:w="120" w:type="dxa"/>
+            </w:tcMar>
+          </w:tcPr>
+          <w:p>
+            <w:r/>
+            <w:r>
+              <w:t>生成交付摘要</w:t>
+            </w:r>
+          </w:p>
+        </w:tc>
+      </w:tr>
+      <w:tr>
+        <w:tc>
+          <w:tcPr>
+            <w:tcW w:type="dxa" w:w="4896"/>
+            <w:vAlign w:val="center"/>
+            <w:tcMar>
+              <w:top w:w="80" w:type="dxa"/>
+              <w:start w:w="120" w:type="dxa"/>
+              <w:bottom w:w="80" w:type="dxa"/>
+              <w:end w:w="120" w:type="dxa"/>
+            </w:tcMar>
+          </w:tcPr>
+          <w:p>
+            <w:r/>
+            <w:r>
+              <w:rPr>
+                <w:rFonts w:ascii="Consolas" w:hAnsi="Consolas" w:eastAsia="Consolas"/>
+                <w:color w:val="1F4D78"/>
+                <w:sz w:val="19"/>
+              </w:rPr>
+              <w:t>/verify fast</w:t>
+            </w:r>
+          </w:p>
+        </w:tc>
+        <w:tc>
+          <w:tcPr>
+            <w:tcW w:type="dxa" w:w="4896"/>
+            <w:vAlign w:val="center"/>
+            <w:tcMar>
+              <w:top w:w="80" w:type="dxa"/>
+              <w:start w:w="120" w:type="dxa"/>
+              <w:bottom w:w="80" w:type="dxa"/>
+              <w:end w:w="120" w:type="dxa"/>
+            </w:tcMar>
+          </w:tcPr>
+          <w:p>
+            <w:r/>
+            <w:r>
+              <w:t>执行快速验证计划</w:t>
+            </w:r>
+          </w:p>
+        </w:tc>
+      </w:tr>
+    </w:tbl>
+    <w:p/>
+    <w:p>
+      <w:r>
+        <w:t>旧的会话复盘请使用：</w:t>
+      </w:r>
+    </w:p>
+    <w:p>
+      <w:pPr>
+        <w:spacing w:before="40" w:after="120"/>
+        <w:ind w:left="259" w:right="72"/>
+      </w:pPr>
+      <w:r>
+        <w:rPr>
+          <w:rFonts w:ascii="Consolas" w:hAnsi="Consolas" w:eastAsia="Consolas"/>
+          <w:sz w:val="19"/>
+        </w:rPr>
+        <w:t>sego workflow-review</w:t>
+      </w:r>
+      <w:r>
+        <w:br/>
+      </w:r>
+      <w:r>
+        <w:rPr>
+          <w:rFonts w:ascii="Consolas" w:hAnsi="Consolas" w:eastAsia="Consolas"/>
+          <w:sz w:val="19"/>
+        </w:rPr>
+        <w:t>sego workflow-review --last 5</w:t>
+      </w:r>
+    </w:p>
+    <w:p>
+      <w:pPr>
+        <w:pStyle w:val="Heading1"/>
+      </w:pPr>
+      <w:r>
+        <w:t>9. 推荐工作流</w:t>
+      </w:r>
+    </w:p>
+    <w:p>
+      <w:r>
+        <w:t>适合 AI coding 新手：</w:t>
+      </w:r>
+    </w:p>
+    <w:p>
+      <w:pPr>
+        <w:pStyle w:val="ListNumber"/>
+      </w:pPr>
+      <w:r>
+        <w:t>先用 Claude Code、Codex、Cursor 或其他 AI 工具写代码。</w:t>
+      </w:r>
+    </w:p>
+    <w:p>
+      <w:pPr>
+        <w:pStyle w:val="ListNumber"/>
+      </w:pPr>
+      <w:r>
+        <w:t>确认项目至少能启动或没有明显报错。</w:t>
+      </w:r>
+    </w:p>
+    <w:p>
+      <w:pPr>
+        <w:pStyle w:val="ListNumber"/>
+      </w:pPr>
+      <w:r>
+        <w:t xml:space="preserve">运行 </w:t>
+      </w:r>
+      <w:r>
+        <w:rPr>
+          <w:rFonts w:ascii="Consolas" w:hAnsi="Consolas" w:eastAsia="Consolas"/>
+          <w:color w:val="1F4D78"/>
+          <w:sz w:val="19"/>
+        </w:rPr>
+        <w:t>git add -A</w:t>
+      </w:r>
+      <w:r>
+        <w:t xml:space="preserve"> 暂存改动。</w:t>
+      </w:r>
+    </w:p>
+    <w:p>
+      <w:pPr>
+        <w:pStyle w:val="ListNumber"/>
+      </w:pPr>
+      <w:r>
+        <w:t xml:space="preserve">运行 </w:t>
+      </w:r>
+      <w:r>
+        <w:rPr>
+          <w:rFonts w:ascii="Consolas" w:hAnsi="Consolas" w:eastAsia="Consolas"/>
+          <w:color w:val="1F4D78"/>
+          <w:sz w:val="19"/>
+        </w:rPr>
+        <w:t>sego review staged</w:t>
+      </w:r>
+      <w:r>
+        <w:t>。</w:t>
+      </w:r>
+    </w:p>
+    <w:p>
+      <w:pPr>
+        <w:pStyle w:val="ListNumber"/>
+      </w:pPr>
+      <w:r>
+        <w:t>把 Sego 发现的问题交给 AI 修复。</w:t>
+      </w:r>
+    </w:p>
+    <w:p>
+      <w:pPr>
+        <w:pStyle w:val="ListNumber"/>
+      </w:pPr>
+      <w:r>
+        <w:t xml:space="preserve">修完后再次运行 </w:t>
+      </w:r>
+      <w:r>
+        <w:rPr>
+          <w:rFonts w:ascii="Consolas" w:hAnsi="Consolas" w:eastAsia="Consolas"/>
+          <w:color w:val="1F4D78"/>
+          <w:sz w:val="19"/>
+        </w:rPr>
+        <w:t>sego review staged</w:t>
+      </w:r>
+      <w:r>
+        <w:t>。</w:t>
+      </w:r>
+    </w:p>
+    <w:p>
+      <w:pPr>
+        <w:pStyle w:val="ListNumber"/>
+      </w:pPr>
+      <w:r>
+        <w:t>没有高风险问题后，再提交代码。</w:t>
+      </w:r>
+    </w:p>
+    <w:p>
+      <w:r>
+        <w:t>如果只是想快速安全检查：</w:t>
+      </w:r>
+    </w:p>
+    <w:p>
+      <w:pPr>
+        <w:spacing w:before="40" w:after="120"/>
+        <w:ind w:left="259" w:right="72"/>
+      </w:pPr>
+      <w:r>
+        <w:rPr>
+          <w:rFonts w:ascii="Consolas" w:hAnsi="Consolas" w:eastAsia="Consolas"/>
+          <w:sz w:val="19"/>
+        </w:rPr>
+        <w:t>sego /review safety staged</w:t>
+      </w:r>
+    </w:p>
+    <w:p>
+      <w:r>
+        <w:t>如果审查过程中只读命令频繁要求确认，可以在受信任项目里使用：</w:t>
+      </w:r>
+    </w:p>
+    <w:p>
+      <w:pPr>
+        <w:spacing w:before="40" w:after="120"/>
+        <w:ind w:left="259" w:right="72"/>
+      </w:pPr>
+      <w:r>
+        <w:rPr>
+          <w:rFonts w:ascii="Consolas" w:hAnsi="Consolas" w:eastAsia="Consolas"/>
+          <w:sz w:val="19"/>
+        </w:rPr>
+        <w:t>sego --permission-profile review-trust</w:t>
       </w:r>
     </w:p>
     <w:p>
       <w:r>
         <w:rPr>
-          <w:rFonts w:ascii="Calibri" w:hAnsi="Calibri"/>
-          <w:b w:val="0"/>
-          <w:i w:val="0"/>
+          <w:rFonts w:ascii="Consolas" w:hAnsi="Consolas" w:eastAsia="Consolas"/>
+          <w:color w:val="1F4D78"/>
+          <w:sz w:val="19"/>
         </w:rPr>
-        <w:t>Sego 不是另一个写代码的 AI，也不是完整 IDE。它更像一个独立的代码检查员：你让 AI 写完代码以后，用 Sego 再检查一遍。</w:t>
+        <w:t>review-trust</w:t>
+      </w:r>
+      <w:r>
+        <w:t xml:space="preserve"> 会减少常见只读检查的确认次数，但不会把危险命令全部放行。</w:t>
+      </w:r>
+    </w:p>
+    <w:p>
+      <w:pPr>
+        <w:pStyle w:val="Heading1"/>
+      </w:pPr>
+      <w:r>
+        <w:t>10. 接入其他 AI 工具</w:t>
+      </w:r>
+    </w:p>
+    <w:p>
+      <w:r>
+        <w:t xml:space="preserve">Sego 可以通过 </w:t>
+      </w:r>
+      <w:r>
+        <w:rPr>
+          <w:rFonts w:ascii="Consolas" w:hAnsi="Consolas" w:eastAsia="Consolas"/>
+          <w:color w:val="1F4D78"/>
+          <w:sz w:val="19"/>
+        </w:rPr>
+        <w:t>skills/sego-review/</w:t>
+      </w:r>
+      <w:r>
+        <w:t xml:space="preserve"> 被其他 AI coding 工具调用。当前这是 early integration / PoC，主要支持 review 场景，不是完整 IDE 插件。</w:t>
+      </w:r>
+    </w:p>
+    <w:p>
+      <w:r>
+        <w:t>基本步骤：</w:t>
+      </w:r>
+    </w:p>
+    <w:p>
+      <w:pPr>
+        <w:pStyle w:val="ListNumber"/>
+      </w:pPr>
+      <w:r>
+        <w:t xml:space="preserve">先安装 Sego，并确认 </w:t>
+      </w:r>
+      <w:r>
+        <w:rPr>
+          <w:rFonts w:ascii="Consolas" w:hAnsi="Consolas" w:eastAsia="Consolas"/>
+          <w:color w:val="1F4D78"/>
+          <w:sz w:val="19"/>
+        </w:rPr>
+        <w:t>sego --version</w:t>
+      </w:r>
+      <w:r>
+        <w:t xml:space="preserve"> 正常。</w:t>
+      </w:r>
+    </w:p>
+    <w:p>
+      <w:pPr>
+        <w:pStyle w:val="ListNumber"/>
+      </w:pPr>
+      <w:r>
+        <w:t>下载或 clone Sego 源码仓库。</w:t>
+      </w:r>
+    </w:p>
+    <w:p>
+      <w:pPr>
+        <w:pStyle w:val="ListNumber"/>
+      </w:pPr>
+      <w:r>
+        <w:t>进入源码目录。</w:t>
+      </w:r>
+    </w:p>
+    <w:p>
+      <w:pPr>
+        <w:pStyle w:val="ListNumber"/>
+      </w:pPr>
+      <w:r>
+        <w:t>运行对应安装脚本。</w:t>
+      </w:r>
+    </w:p>
+    <w:p>
+      <w:r>
+        <w:t>Windows：</w:t>
+      </w:r>
+    </w:p>
+    <w:p>
+      <w:pPr>
+        <w:spacing w:before="40" w:after="120"/>
+        <w:ind w:left="259" w:right="72"/>
+      </w:pPr>
+      <w:r>
+        <w:rPr>
+          <w:rFonts w:ascii="Consolas" w:hAnsi="Consolas" w:eastAsia="Consolas"/>
+          <w:sz w:val="19"/>
+        </w:rPr>
+        <w:t>powershell -ExecutionPolicy Bypass -File .\skills\sego-review\install.ps1</w:t>
+      </w:r>
+    </w:p>
+    <w:p>
+      <w:r>
+        <w:t>Mac / Linux：</w:t>
+      </w:r>
+    </w:p>
+    <w:p>
+      <w:pPr>
+        <w:spacing w:before="40" w:after="120"/>
+        <w:ind w:left="259" w:right="72"/>
+      </w:pPr>
+      <w:r>
+        <w:rPr>
+          <w:rFonts w:ascii="Consolas" w:hAnsi="Consolas" w:eastAsia="Consolas"/>
+          <w:sz w:val="19"/>
+        </w:rPr>
+        <w:t>bash skills/sego-review/install.sh</w:t>
+      </w:r>
+    </w:p>
+    <w:p>
+      <w:r>
+        <w:t>接入后，可以对 AI 工具这样说：</w:t>
       </w:r>
     </w:p>
     <w:p>
       <w:pPr>
         <w:pStyle w:val="ListBullet"/>
-        <w:spacing w:after="80" w:line="300" w:lineRule="auto"/>
-        <w:ind w:left="540" w:hanging="271"/>
       </w:pPr>
       <w:r>
-        <w:rPr>
-          <w:rFonts w:ascii="Calibri" w:hAnsi="Calibri"/>
-        </w:rPr>
-        <w:t>它会指出潜在 bug、安全风险、危险命令、硬编码密钥、代码质量问题。</w:t>
+        <w:t>请用 Sego review 当前改动。</w:t>
       </w:r>
     </w:p>
     <w:p>
       <w:pPr>
         <w:pStyle w:val="ListBullet"/>
-        <w:spacing w:after="80" w:line="300" w:lineRule="auto"/>
-        <w:ind w:left="540" w:hanging="271"/>
       </w:pPr>
       <w:r>
-        <w:rPr>
-          <w:rFonts w:ascii="Calibri" w:hAnsi="Calibri"/>
-        </w:rPr>
-        <w:t>它会把结果保存到项目里的 .sego/reviews/，方便以后回看。</w:t>
+        <w:t>先用 Sego 检查这次 AI 写的代码有没有安全风险。</w:t>
       </w:r>
     </w:p>
     <w:p>
       <w:pPr>
         <w:pStyle w:val="ListBullet"/>
-        <w:spacing w:after="80" w:line="300" w:lineRule="auto"/>
-        <w:ind w:left="540" w:hanging="271"/>
       </w:pPr>
       <w:r>
-        <w:rPr>
-          <w:rFonts w:ascii="Calibri" w:hAnsi="Calibri"/>
-        </w:rPr>
-        <w:t>它可以单独在命令行使用，也可以被 Claude Code、Codex、Zcode、Cursor 等工具调用。</w:t>
+        <w:t>这次改动能不能提交？请用 Sego 看一下。</w:t>
       </w:r>
     </w:p>
     <w:p>
       <w:pPr>
         <w:pStyle w:val="ListBullet"/>
-        <w:spacing w:after="80" w:line="300" w:lineRule="auto"/>
-        <w:ind w:left="540" w:hanging="271"/>
+      </w:pPr>
+      <w:r>
+        <w:t>先用 Sego 做 review，再给我修复建议。</w:t>
+      </w:r>
+    </w:p>
+    <w:p>
+      <w:pPr>
+        <w:pStyle w:val="Heading1"/>
+      </w:pPr>
+      <w:r>
+        <w:t>11. 崩溃恢复和会话恢复</w:t>
+      </w:r>
+    </w:p>
+    <w:p>
+      <w:r>
+        <w:t>如果窗口异常关闭，下次可以恢复最近会话：</w:t>
+      </w:r>
+    </w:p>
+    <w:p>
+      <w:pPr>
+        <w:spacing w:before="40" w:after="120"/>
+        <w:ind w:left="259" w:right="72"/>
       </w:pPr>
       <w:r>
         <w:rPr>
-          <w:rFonts w:ascii="Calibri" w:hAnsi="Calibri"/>
+          <w:rFonts w:ascii="Consolas" w:hAnsi="Consolas" w:eastAsia="Consolas"/>
+          <w:sz w:val="19"/>
         </w:rPr>
-        <w:t>它当前的 IDE 接入还是 early integration / PoC，重点支持 review。</w:t>
+        <w:t>sego --resume latest</w:t>
+      </w:r>
+    </w:p>
+    <w:p>
+      <w:r>
+        <w:t>Sego 会恢复上下文，但不会自动重新执行上次的工具调用。</w:t>
+      </w:r>
+    </w:p>
+    <w:p>
+      <w:pPr>
+        <w:pStyle w:val="Heading1"/>
+      </w:pPr>
+      <w:r>
+        <w:t>12. 常见问题</w:t>
+      </w:r>
+    </w:p>
+    <w:p>
+      <w:pPr>
+        <w:pStyle w:val="Heading2"/>
+      </w:pPr>
+      <w:r>
+        <w:t xml:space="preserve">为什么我运行 </w:t>
+      </w:r>
+      <w:r>
+        <w:rPr>
+          <w:rFonts w:ascii="Consolas" w:hAnsi="Consolas" w:eastAsia="Consolas"/>
+          <w:color w:val="1F4D78"/>
+          <w:sz w:val="19"/>
+        </w:rPr>
+        <w:t>sego review</w:t>
+      </w:r>
+      <w:r>
+        <w:t xml:space="preserve"> 没有生成报告？</w:t>
+      </w:r>
+    </w:p>
+    <w:p>
+      <w:r>
+        <w:t>先检查版本：</w:t>
+      </w:r>
+    </w:p>
+    <w:p>
+      <w:pPr>
+        <w:spacing w:before="40" w:after="120"/>
+        <w:ind w:left="259" w:right="72"/>
+      </w:pPr>
+      <w:r>
+        <w:rPr>
+          <w:rFonts w:ascii="Consolas" w:hAnsi="Consolas" w:eastAsia="Consolas"/>
+          <w:sz w:val="19"/>
+        </w:rPr>
+        <w:t>sego --version</w:t>
+      </w:r>
+    </w:p>
+    <w:p>
+      <w:r>
+        <w:t xml:space="preserve">如果低于 </w:t>
+      </w:r>
+      <w:r>
+        <w:rPr>
+          <w:rFonts w:ascii="Consolas" w:hAnsi="Consolas" w:eastAsia="Consolas"/>
+          <w:color w:val="1F4D78"/>
+          <w:sz w:val="19"/>
+        </w:rPr>
+        <w:t>0.1.6</w:t>
+      </w:r>
+      <w:r>
+        <w:t>，请先运行：</w:t>
+      </w:r>
+    </w:p>
+    <w:p>
+      <w:pPr>
+        <w:spacing w:before="40" w:after="120"/>
+        <w:ind w:left="259" w:right="72"/>
+      </w:pPr>
+      <w:r>
+        <w:rPr>
+          <w:rFonts w:ascii="Consolas" w:hAnsi="Consolas" w:eastAsia="Consolas"/>
+          <w:sz w:val="19"/>
+        </w:rPr>
+        <w:t>sego update</w:t>
+      </w:r>
+    </w:p>
+    <w:p>
+      <w:r>
+        <w:t xml:space="preserve">或者重新下载 </w:t>
+      </w:r>
+      <w:r>
+        <w:rPr>
+          <w:rFonts w:ascii="Consolas" w:hAnsi="Consolas" w:eastAsia="Consolas"/>
+          <w:color w:val="1F4D78"/>
+          <w:sz w:val="19"/>
+        </w:rPr>
+        <w:t>sego-windows.zip</w:t>
+      </w:r>
+      <w:r>
+        <w:t xml:space="preserve">。从 v0.1.6 开始，裸 </w:t>
+      </w:r>
+      <w:r>
+        <w:rPr>
+          <w:rFonts w:ascii="Consolas" w:hAnsi="Consolas" w:eastAsia="Consolas"/>
+          <w:color w:val="1F4D78"/>
+          <w:sz w:val="19"/>
+        </w:rPr>
+        <w:t>sego review</w:t>
+      </w:r>
+      <w:r>
+        <w:t xml:space="preserve"> 才默认生成标准审查报告。</w:t>
+      </w:r>
+    </w:p>
+    <w:p>
+      <w:pPr>
+        <w:pStyle w:val="Heading2"/>
+      </w:pPr>
+      <w:r>
+        <w:t>报告保存在哪里？</w:t>
+      </w:r>
+    </w:p>
+    <w:p>
+      <w:r>
+        <w:t xml:space="preserve">保存在当前工作区的 </w:t>
+      </w:r>
+      <w:r>
+        <w:rPr>
+          <w:rFonts w:ascii="Consolas" w:hAnsi="Consolas" w:eastAsia="Consolas"/>
+          <w:color w:val="1F4D78"/>
+          <w:sz w:val="19"/>
+        </w:rPr>
+        <w:t>.sego/reviews/</w:t>
+      </w:r>
+      <w:r>
+        <w:t xml:space="preserve">。如果你先切换到了 </w:t>
+      </w:r>
+      <w:r>
+        <w:rPr>
+          <w:rFonts w:ascii="Consolas" w:hAnsi="Consolas" w:eastAsia="Consolas"/>
+          <w:color w:val="1F4D78"/>
+          <w:sz w:val="19"/>
+        </w:rPr>
+        <w:t>E:\YourProject</w:t>
+      </w:r>
+      <w:r>
+        <w:t>，报告就在：</w:t>
+      </w:r>
+    </w:p>
+    <w:p>
+      <w:pPr>
+        <w:spacing w:before="40" w:after="120"/>
+        <w:ind w:left="259" w:right="72"/>
+      </w:pPr>
+      <w:r>
+        <w:rPr>
+          <w:rFonts w:ascii="Consolas" w:hAnsi="Consolas" w:eastAsia="Consolas"/>
+          <w:sz w:val="19"/>
+        </w:rPr>
+        <w:t>E:\YourProject\.sego\reviews\</w:t>
+      </w:r>
+    </w:p>
+    <w:p>
+      <w:r>
+        <w:t xml:space="preserve">如果你从桌面快捷方式直接打开，当前工作区可能是 </w:t>
+      </w:r>
+      <w:r>
+        <w:rPr>
+          <w:rFonts w:ascii="Consolas" w:hAnsi="Consolas" w:eastAsia="Consolas"/>
+          <w:color w:val="1F4D78"/>
+          <w:sz w:val="19"/>
+        </w:rPr>
+        <w:t>E:\Sego</w:t>
+      </w:r>
+      <w:r>
+        <w:t>。可以在 Sego 中输入：</w:t>
+      </w:r>
+    </w:p>
+    <w:p>
+      <w:pPr>
+        <w:spacing w:before="40" w:after="120"/>
+        <w:ind w:left="259" w:right="72"/>
+      </w:pPr>
+      <w:r>
+        <w:rPr>
+          <w:rFonts w:ascii="Consolas" w:hAnsi="Consolas" w:eastAsia="Consolas"/>
+          <w:sz w:val="19"/>
+        </w:rPr>
+        <w:t>当前工作区在哪</w:t>
+      </w:r>
+    </w:p>
+    <w:p>
+      <w:r>
+        <w:t>或：</w:t>
+      </w:r>
+    </w:p>
+    <w:p>
+      <w:pPr>
+        <w:spacing w:before="40" w:after="120"/>
+        <w:ind w:left="259" w:right="72"/>
+      </w:pPr>
+      <w:r>
+        <w:rPr>
+          <w:rFonts w:ascii="Consolas" w:hAnsi="Consolas" w:eastAsia="Consolas"/>
+          <w:sz w:val="19"/>
+        </w:rPr>
+        <w:t>/workspace</w:t>
+      </w:r>
+    </w:p>
+    <w:p>
+      <w:pPr>
+        <w:pStyle w:val="Heading2"/>
+      </w:pPr>
+      <w:r>
+        <w:t>Sego 会修改我的代码吗？</w:t>
+      </w:r>
+    </w:p>
+    <w:p>
+      <w:r>
+        <w:t>默认不会。Sego 的核心定位是审查和提示风险。它主要读取代码、分析问题、输出建议。</w:t>
+      </w:r>
+    </w:p>
+    <w:p>
+      <w:pPr>
+        <w:pStyle w:val="Heading2"/>
+      </w:pPr>
+      <w:r>
+        <w:t>没有 API Key 能用吗？</w:t>
+      </w:r>
+    </w:p>
+    <w:p>
+      <w:r>
+        <w:t>可以使用少量本地检查，但完整 code review 需要模型 API Key。</w:t>
+      </w:r>
+    </w:p>
+    <w:p>
+      <w:pPr>
+        <w:pStyle w:val="Heading2"/>
+      </w:pPr>
+      <w:r>
+        <w:t>下载 GitHub 源码 ZIP 能直接运行吗？</w:t>
+      </w:r>
+    </w:p>
+    <w:p>
+      <w:r>
+        <w:t xml:space="preserve">源码 ZIP 不包含编译好的 </w:t>
+      </w:r>
+      <w:r>
+        <w:rPr>
+          <w:rFonts w:ascii="Consolas" w:hAnsi="Consolas" w:eastAsia="Consolas"/>
+          <w:color w:val="1F4D78"/>
+          <w:sz w:val="19"/>
+        </w:rPr>
+        <w:t>sego.exe</w:t>
+      </w:r>
+      <w:r>
+        <w:t xml:space="preserve">。Windows 用户如果想直接运行，请下载 release 里的 </w:t>
+      </w:r>
+      <w:r>
+        <w:rPr>
+          <w:rFonts w:ascii="Consolas" w:hAnsi="Consolas" w:eastAsia="Consolas"/>
+          <w:color w:val="1F4D78"/>
+          <w:sz w:val="19"/>
+        </w:rPr>
+        <w:t>sego-windows.zip</w:t>
+      </w:r>
+      <w:r>
+        <w:t>。</w:t>
       </w:r>
     </w:p>
     <w:p>
@@ -632,80 +2864,127 @@
       </w:pPr>
       <w:r>
         <w:rPr>
-          <w:rFonts w:ascii="Calibri" w:hAnsi="Calibri"/>
-          <w:color w:val="2E74B5"/>
+          <w:rFonts w:ascii="Consolas" w:hAnsi="Consolas" w:eastAsia="Consolas"/>
+          <w:color w:val="1F4D78"/>
+          <w:sz w:val="19"/>
         </w:rPr>
-        <w:t>适合谁？</w:t>
+        <w:t>/dir</w:t>
+      </w:r>
+      <w:r>
+        <w:t xml:space="preserve"> 是列文件目录吗？</w:t>
+      </w:r>
+    </w:p>
+    <w:p>
+      <w:r>
+        <w:t>不是。</w:t>
+      </w:r>
+      <w:r>
+        <w:rPr>
+          <w:rFonts w:ascii="Consolas" w:hAnsi="Consolas" w:eastAsia="Consolas"/>
+          <w:color w:val="1F4D78"/>
+          <w:sz w:val="19"/>
+        </w:rPr>
+        <w:t>/dir</w:t>
+      </w:r>
+      <w:r>
+        <w:t xml:space="preserve"> 是 Sego 的常用动作目录，用来查看常用命令和自然语言说法。查看文件目录应使用系统命令或让 Sego 执行对应读取操作。</w:t>
+      </w:r>
+    </w:p>
+    <w:p>
+      <w:pPr>
+        <w:pStyle w:val="Heading1"/>
+      </w:pPr>
+      <w:r>
+        <w:t>13. 一页速查</w:t>
       </w:r>
     </w:p>
     <w:tbl>
       <w:tblPr>
-        <w:tblW w:type="dxa" w:w="9359"/>
-        <w:jc w:val="center"/>
-        <w:tblLayout w:type="fixed"/>
+        <w:tblStyle w:val="TableGrid"/>
+        <w:tblW w:type="dxa" w:w="9360"/>
+        <w:jc w:val="left"/>
         <w:tblLook w:firstColumn="1" w:firstRow="1" w:lastColumn="0" w:lastRow="0" w:noHBand="0" w:noVBand="1" w:val="04A0"/>
-        <w:tblBorders>
-          <w:top w:val="single" w:sz="4" w:space="0" w:color="D9E2EC"/>
-          <w:left w:val="single" w:sz="4" w:space="0" w:color="D9E2EC"/>
-          <w:bottom w:val="single" w:sz="4" w:space="0" w:color="D9E2EC"/>
-          <w:right w:val="single" w:sz="4" w:space="0" w:color="D9E2EC"/>
-          <w:insideH w:val="single" w:sz="4" w:space="0" w:color="D9E2EC"/>
-          <w:insideV w:val="single" w:sz="4" w:space="0" w:color="D9E2EC"/>
-        </w:tblBorders>
       </w:tblPr>
       <w:tblGrid>
-        <w:gridCol w:w="2376"/>
-        <w:gridCol w:w="6983"/>
+        <w:gridCol w:w="3264"/>
+        <w:gridCol w:w="3264"/>
+        <w:gridCol w:w="3264"/>
       </w:tblGrid>
       <w:tr>
         <w:tc>
           <w:tcPr>
-            <w:tcW w:type="dxa" w:w="2376"/>
+            <w:tcW w:type="dxa" w:w="3264"/>
+            <w:vAlign w:val="center"/>
             <w:tcMar>
               <w:top w:w="80" w:type="dxa"/>
               <w:start w:w="120" w:type="dxa"/>
               <w:bottom w:w="80" w:type="dxa"/>
               <w:end w:w="120" w:type="dxa"/>
             </w:tcMar>
-            <w:vAlign w:val="center"/>
             <w:shd w:fill="E8EEF5"/>
           </w:tcPr>
           <w:p>
-            <w:pPr>
-              <w:spacing w:after="0"/>
-            </w:pPr>
             <w:r>
               <w:rPr>
-                <w:rFonts w:ascii="Calibri" w:hAnsi="Calibri"/>
                 <w:b/>
-                <w:color w:val="1F4D78"/>
+                <w:color w:val="1F3A5F"/>
               </w:rPr>
-              <w:t>AI coding 新手</w:t>
+            </w:r>
+            <w:r>
+              <w:rPr>
+                <w:b/>
+                <w:color w:val="1F3A5F"/>
+              </w:rPr>
+              <w:t>事项</w:t>
             </w:r>
           </w:p>
         </w:tc>
         <w:tc>
           <w:tcPr>
-            <w:tcW w:type="dxa" w:w="6983"/>
+            <w:tcW w:type="dxa" w:w="3264"/>
+            <w:vAlign w:val="center"/>
             <w:tcMar>
               <w:top w:w="80" w:type="dxa"/>
               <w:start w:w="120" w:type="dxa"/>
               <w:bottom w:w="80" w:type="dxa"/>
               <w:end w:w="120" w:type="dxa"/>
             </w:tcMar>
-            <w:vAlign w:val="center"/>
+            <w:shd w:fill="E8EEF5"/>
           </w:tcPr>
           <w:p>
-            <w:pPr>
-              <w:spacing w:after="0"/>
-            </w:pPr>
             <w:r>
               <w:rPr>
-                <w:rFonts w:ascii="Calibri" w:hAnsi="Calibri"/>
-                <w:b w:val="0"/>
-                <w:color w:val="192332"/>
+                <w:b/>
+                <w:color w:val="1F3A5F"/>
               </w:rPr>
-              <w:t>你看不懂 AI 改了什么，但想知道能不能提交。</w:t>
+            </w:r>
+            <w:r>
+              <w:rPr>
+                <w:b/>
+                <w:color w:val="1F3A5F"/>
+              </w:rPr>
+              <w:t>命令或入口</w:t>
+            </w:r>
+          </w:p>
+        </w:tc>
+        <w:tc>
+          <w:tcPr>
+            <w:tcW w:type="dxa" w:w="3264"/>
+            <w:vAlign w:val="center"/>
+            <w:tcMar>
+              <w:top w:w="80" w:type="dxa"/>
+              <w:start w:w="120" w:type="dxa"/>
+              <w:bottom w:w="80" w:type="dxa"/>
+              <w:end w:w="120" w:type="dxa"/>
+            </w:tcMar>
+            <w:shd w:fill="E8EEF5"/>
+          </w:tcPr>
+          <w:p>
+            <w:r>
+              <w:rPr>
+                <w:b/>
+                <w:color w:val="1F3A5F"/>
+              </w:rPr>
             </w:r>
           </w:p>
         </w:tc>
@@ -713,52 +2992,180 @@
       <w:tr>
         <w:tc>
           <w:tcPr>
-            <w:tcW w:type="dxa" w:w="2376"/>
+            <w:tcW w:type="dxa" w:w="3264"/>
+            <w:vAlign w:val="center"/>
             <w:tcMar>
               <w:top w:w="80" w:type="dxa"/>
               <w:start w:w="120" w:type="dxa"/>
               <w:bottom w:w="80" w:type="dxa"/>
               <w:end w:w="120" w:type="dxa"/>
             </w:tcMar>
-            <w:vAlign w:val="center"/>
-            <w:shd w:fill="E8EEF5"/>
           </w:tcPr>
           <w:p>
-            <w:pPr>
-              <w:spacing w:after="0"/>
-            </w:pPr>
+            <w:r/>
             <w:r>
-              <w:rPr>
-                <w:rFonts w:ascii="Calibri" w:hAnsi="Calibri"/>
-                <w:b/>
-                <w:color w:val="1F4D78"/>
-              </w:rPr>
-              <w:t>独立开发者</w:t>
+              <w:t>最新下载</w:t>
             </w:r>
           </w:p>
         </w:tc>
         <w:tc>
           <w:tcPr>
-            <w:tcW w:type="dxa" w:w="6983"/>
+            <w:tcW w:type="dxa" w:w="3264"/>
+            <w:vAlign w:val="center"/>
             <w:tcMar>
               <w:top w:w="80" w:type="dxa"/>
               <w:start w:w="120" w:type="dxa"/>
               <w:bottom w:w="80" w:type="dxa"/>
               <w:end w:w="120" w:type="dxa"/>
             </w:tcMar>
-            <w:vAlign w:val="center"/>
           </w:tcPr>
           <w:p>
-            <w:pPr>
-              <w:spacing w:after="0"/>
-            </w:pPr>
+            <w:r/>
+            <w:r>
+              <w:t>&lt;https://github.com/007M7/Sego-Agent/releases/latest&gt;</w:t>
+            </w:r>
+          </w:p>
+        </w:tc>
+        <w:tc>
+          <w:tcPr>
+            <w:tcW w:type="dxa" w:w="3264"/>
+            <w:vAlign w:val="center"/>
+            <w:tcMar>
+              <w:top w:w="80" w:type="dxa"/>
+              <w:start w:w="120" w:type="dxa"/>
+              <w:bottom w:w="80" w:type="dxa"/>
+              <w:end w:w="120" w:type="dxa"/>
+            </w:tcMar>
+          </w:tcPr>
+          <w:p>
+            <w:r/>
+          </w:p>
+        </w:tc>
+      </w:tr>
+      <w:tr>
+        <w:tc>
+          <w:tcPr>
+            <w:tcW w:type="dxa" w:w="3264"/>
+            <w:vAlign w:val="center"/>
+            <w:tcMar>
+              <w:top w:w="80" w:type="dxa"/>
+              <w:start w:w="120" w:type="dxa"/>
+              <w:bottom w:w="80" w:type="dxa"/>
+              <w:end w:w="120" w:type="dxa"/>
+            </w:tcMar>
+          </w:tcPr>
+          <w:p>
+            <w:r/>
+            <w:r>
+              <w:t>Windows 直接用</w:t>
+            </w:r>
+          </w:p>
+        </w:tc>
+        <w:tc>
+          <w:tcPr>
+            <w:tcW w:type="dxa" w:w="3264"/>
+            <w:vAlign w:val="center"/>
+            <w:tcMar>
+              <w:top w:w="80" w:type="dxa"/>
+              <w:start w:w="120" w:type="dxa"/>
+              <w:bottom w:w="80" w:type="dxa"/>
+              <w:end w:w="120" w:type="dxa"/>
+            </w:tcMar>
+          </w:tcPr>
+          <w:p>
+            <w:r/>
+            <w:r>
+              <w:t xml:space="preserve">下载 </w:t>
+            </w:r>
             <w:r>
               <w:rPr>
-                <w:rFonts w:ascii="Calibri" w:hAnsi="Calibri"/>
-                <w:b w:val="0"/>
-                <w:color w:val="192332"/>
+                <w:rFonts w:ascii="Consolas" w:hAnsi="Consolas" w:eastAsia="Consolas"/>
+                <w:color w:val="1F4D78"/>
+                <w:sz w:val="19"/>
               </w:rPr>
-              <w:t>你想给 Cursor、Claude Code、Codex 产出的代码加一道独立检查。</w:t>
+              <w:t>sego-windows.zip</w:t>
+            </w:r>
+            <w:r>
+              <w:t xml:space="preserve">，解压，双击 </w:t>
+            </w:r>
+            <w:r>
+              <w:rPr>
+                <w:rFonts w:ascii="Consolas" w:hAnsi="Consolas" w:eastAsia="Consolas"/>
+                <w:color w:val="1F4D78"/>
+                <w:sz w:val="19"/>
+              </w:rPr>
+              <w:t>Sego.cmd</w:t>
+            </w:r>
+          </w:p>
+        </w:tc>
+        <w:tc>
+          <w:tcPr>
+            <w:tcW w:type="dxa" w:w="3264"/>
+            <w:vAlign w:val="center"/>
+            <w:tcMar>
+              <w:top w:w="80" w:type="dxa"/>
+              <w:start w:w="120" w:type="dxa"/>
+              <w:bottom w:w="80" w:type="dxa"/>
+              <w:end w:w="120" w:type="dxa"/>
+            </w:tcMar>
+          </w:tcPr>
+          <w:p>
+            <w:r/>
+          </w:p>
+        </w:tc>
+      </w:tr>
+      <w:tr>
+        <w:tc>
+          <w:tcPr>
+            <w:tcW w:type="dxa" w:w="3264"/>
+            <w:vAlign w:val="center"/>
+            <w:tcMar>
+              <w:top w:w="80" w:type="dxa"/>
+              <w:start w:w="120" w:type="dxa"/>
+              <w:bottom w:w="80" w:type="dxa"/>
+              <w:end w:w="120" w:type="dxa"/>
+            </w:tcMar>
+          </w:tcPr>
+          <w:p>
+            <w:r/>
+            <w:r>
+              <w:t>Windows 一键安装</w:t>
+            </w:r>
+          </w:p>
+        </w:tc>
+        <w:tc>
+          <w:tcPr>
+            <w:tcW w:type="dxa" w:w="3264"/>
+            <w:vAlign w:val="center"/>
+            <w:tcMar>
+              <w:top w:w="80" w:type="dxa"/>
+              <w:start w:w="120" w:type="dxa"/>
+              <w:bottom w:w="80" w:type="dxa"/>
+              <w:end w:w="120" w:type="dxa"/>
+            </w:tcMar>
+          </w:tcPr>
+          <w:p>
+            <w:r/>
+            <w:r>
+              <w:t>`irm https://raw.githubusercontent.com/007M7/Sego-Agent/main/install.ps1 \</w:t>
+            </w:r>
+          </w:p>
+        </w:tc>
+        <w:tc>
+          <w:tcPr>
+            <w:tcW w:type="dxa" w:w="3264"/>
+            <w:vAlign w:val="center"/>
+            <w:tcMar>
+              <w:top w:w="80" w:type="dxa"/>
+              <w:start w:w="120" w:type="dxa"/>
+              <w:bottom w:w="80" w:type="dxa"/>
+              <w:end w:w="120" w:type="dxa"/>
+            </w:tcMar>
+          </w:tcPr>
+          <w:p>
+            <w:r/>
+            <w:r>
+              <w:t>iex`</w:t>
             </w:r>
           </w:p>
         </w:tc>
@@ -766,1599 +3173,55 @@
       <w:tr>
         <w:tc>
           <w:tcPr>
-            <w:tcW w:type="dxa" w:w="2376"/>
+            <w:tcW w:type="dxa" w:w="3264"/>
+            <w:vAlign w:val="center"/>
             <w:tcMar>
               <w:top w:w="80" w:type="dxa"/>
               <w:start w:w="120" w:type="dxa"/>
               <w:bottom w:w="80" w:type="dxa"/>
               <w:end w:w="120" w:type="dxa"/>
             </w:tcMar>
-            <w:vAlign w:val="center"/>
-            <w:shd w:fill="E8EEF5"/>
           </w:tcPr>
           <w:p>
-            <w:pPr>
-              <w:spacing w:after="0"/>
-            </w:pPr>
+            <w:r/>
             <w:r>
-              <w:rPr>
-                <w:rFonts w:ascii="Calibri" w:hAnsi="Calibri"/>
-                <w:b/>
-                <w:color w:val="1F4D78"/>
-              </w:rPr>
-              <w:t>团队试用</w:t>
+              <w:t>Mac / Linux 安装</w:t>
             </w:r>
           </w:p>
         </w:tc>
         <w:tc>
           <w:tcPr>
-            <w:tcW w:type="dxa" w:w="6983"/>
+            <w:tcW w:type="dxa" w:w="3264"/>
+            <w:vAlign w:val="center"/>
             <w:tcMar>
               <w:top w:w="80" w:type="dxa"/>
               <w:start w:w="120" w:type="dxa"/>
               <w:bottom w:w="80" w:type="dxa"/>
               <w:end w:w="120" w:type="dxa"/>
             </w:tcMar>
-            <w:vAlign w:val="center"/>
           </w:tcPr>
           <w:p>
-            <w:pPr>
-              <w:spacing w:after="0"/>
-            </w:pPr>
+            <w:r/>
             <w:r>
-              <w:rPr>
-                <w:rFonts w:ascii="Calibri" w:hAnsi="Calibri"/>
-                <w:b w:val="0"/>
-                <w:color w:val="192332"/>
-              </w:rPr>
-              <w:t>你想把 AI 代码审查结果保存下来，方便复盘和交接。</w:t>
+              <w:t>`curl -fsSL https://raw.githubusercontent.com/007M7/Sego-Agent/main/install.sh \</w:t>
             </w:r>
           </w:p>
         </w:tc>
-      </w:tr>
-    </w:tbl>
-    <w:p>
-      <w:pPr>
-        <w:spacing w:after="80"/>
-      </w:pPr>
-    </w:p>
-    <w:p>
-      <w:pPr>
-        <w:pStyle w:val="Heading1"/>
-      </w:pPr>
-      <w:r>
-        <w:rPr>
-          <w:rFonts w:ascii="Calibri" w:hAnsi="Calibri"/>
-          <w:color w:val="2E74B5"/>
-        </w:rPr>
-        <w:t>二、下载和安装</w:t>
-      </w:r>
-    </w:p>
-    <w:p>
-      <w:pPr>
-        <w:pStyle w:val="Heading2"/>
-      </w:pPr>
-      <w:r>
-        <w:rPr>
-          <w:rFonts w:ascii="Calibri" w:hAnsi="Calibri"/>
-          <w:color w:val="2E74B5"/>
-        </w:rPr>
-        <w:t>方法 A：Windows 直接下载使用（最推荐给普通用户）</w:t>
-      </w:r>
-    </w:p>
-    <w:p>
-      <w:pPr>
-        <w:pStyle w:val="ListNumber"/>
-        <w:spacing w:after="80" w:line="300" w:lineRule="auto"/>
-        <w:ind w:left="540" w:hanging="271"/>
-      </w:pPr>
-      <w:r>
-        <w:rPr>
-          <w:rFonts w:ascii="Calibri" w:hAnsi="Calibri"/>
-        </w:rPr>
-        <w:t>打开浏览器，进入 Sego 最新发布页：https://github.com/007M7/Sego-Agent/releases/latest</w:t>
-      </w:r>
-    </w:p>
-    <w:p>
-      <w:pPr>
-        <w:pStyle w:val="ListNumber"/>
-        <w:spacing w:after="80" w:line="300" w:lineRule="auto"/>
-        <w:ind w:left="540" w:hanging="271"/>
-      </w:pPr>
-      <w:r>
-        <w:rPr>
-          <w:rFonts w:ascii="Calibri" w:hAnsi="Calibri"/>
-        </w:rPr>
-        <w:t>下载 sego-windows.zip。</w:t>
-      </w:r>
-    </w:p>
-    <w:p>
-      <w:pPr>
-        <w:pStyle w:val="ListNumber"/>
-        <w:spacing w:after="80" w:line="300" w:lineRule="auto"/>
-        <w:ind w:left="540" w:hanging="271"/>
-      </w:pPr>
-      <w:r>
-        <w:rPr>
-          <w:rFonts w:ascii="Calibri" w:hAnsi="Calibri"/>
-        </w:rPr>
-        <w:t>解压这个 zip。</w:t>
-      </w:r>
-    </w:p>
-    <w:p>
-      <w:pPr>
-        <w:pStyle w:val="ListNumber"/>
-        <w:spacing w:after="80" w:line="300" w:lineRule="auto"/>
-        <w:ind w:left="540" w:hanging="271"/>
-      </w:pPr>
-      <w:r>
-        <w:rPr>
-          <w:rFonts w:ascii="Calibri" w:hAnsi="Calibri"/>
-        </w:rPr>
-        <w:t>双击 Sego.cmd。</w:t>
-      </w:r>
-    </w:p>
-    <w:p>
-      <w:pPr>
-        <w:pStyle w:val="ListNumber"/>
-        <w:spacing w:after="80" w:line="300" w:lineRule="auto"/>
-        <w:ind w:left="540" w:hanging="271"/>
-      </w:pPr>
-      <w:r>
-        <w:rPr>
-          <w:rFonts w:ascii="Calibri" w:hAnsi="Calibri"/>
-        </w:rPr>
-        <w:t>如果 Windows 提示未知发布者，确认你是从官方 GitHub 下载后，再选择继续运行。</w:t>
-      </w:r>
-    </w:p>
-    <w:tbl>
-      <w:tblPr>
-        <w:tblW w:type="dxa" w:w="9360"/>
-        <w:jc w:val="center"/>
-        <w:tblLayout w:type="fixed"/>
-        <w:tblLook w:firstColumn="1" w:firstRow="1" w:lastColumn="0" w:lastRow="0" w:noHBand="0" w:noVBand="1" w:val="04A0"/>
-        <w:tblBorders>
-          <w:top w:val="single" w:sz="4" w:space="0" w:color="D9E2EC"/>
-          <w:left w:val="single" w:sz="4" w:space="0" w:color="D9E2EC"/>
-          <w:bottom w:val="single" w:sz="4" w:space="0" w:color="D9E2EC"/>
-          <w:right w:val="single" w:sz="4" w:space="0" w:color="D9E2EC"/>
-          <w:insideH w:val="single" w:sz="4" w:space="0" w:color="D9E2EC"/>
-          <w:insideV w:val="single" w:sz="4" w:space="0" w:color="D9E2EC"/>
-        </w:tblBorders>
-      </w:tblPr>
-      <w:tblGrid>
-        <w:gridCol w:w="9360"/>
-      </w:tblGrid>
-      <w:tr>
         <w:tc>
           <w:tcPr>
-            <w:tcW w:type="dxa" w:w="9360"/>
+            <w:tcW w:type="dxa" w:w="3264"/>
+            <w:vAlign w:val="center"/>
             <w:tcMar>
               <w:top w:w="80" w:type="dxa"/>
               <w:start w:w="120" w:type="dxa"/>
               <w:bottom w:w="80" w:type="dxa"/>
               <w:end w:w="120" w:type="dxa"/>
             </w:tcMar>
-            <w:vAlign w:val="center"/>
-            <w:shd w:fill="E8EEF5"/>
           </w:tcPr>
           <w:p>
-            <w:pPr>
-              <w:spacing w:after="40"/>
-            </w:pPr>
+            <w:r/>
             <w:r>
-              <w:rPr>
-                <w:rFonts w:ascii="Calibri" w:hAnsi="Calibri"/>
-                <w:b/>
-                <w:color w:val="1F4D78"/>
-              </w:rPr>
-              <w:t>从 v0.1.3 开始：</w:t>
-            </w:r>
-            <w:r>
-              <w:rPr>
-                <w:rFonts w:ascii="Calibri" w:hAnsi="Calibri"/>
-                <w:color w:val="192332"/>
-              </w:rPr>
-              <w:t>Windows 用户下载 sego-windows.zip 后，解压双击就能打开 Sego。zip 内包含 sego.exe、Sego.cmd 和 README-WINDOWS.txt。</w:t>
-            </w:r>
-          </w:p>
-        </w:tc>
-      </w:tr>
-    </w:tbl>
-    <w:p>
-      <w:pPr>
-        <w:spacing w:after="40"/>
-      </w:pPr>
-    </w:p>
-    <w:p>
-      <w:pPr>
-        <w:pStyle w:val="Heading2"/>
-      </w:pPr>
-      <w:r>
-        <w:rPr>
-          <w:rFonts w:ascii="Calibri" w:hAnsi="Calibri"/>
-          <w:color w:val="2E74B5"/>
-        </w:rPr>
-        <w:t>方法 B：Windows 一键安装</w:t>
-      </w:r>
-    </w:p>
-    <w:p>
-      <w:r>
-        <w:rPr>
-          <w:rFonts w:ascii="Calibri" w:hAnsi="Calibri"/>
-          <w:b w:val="0"/>
-          <w:i w:val="0"/>
-        </w:rPr>
-        <w:t>如果你愿意复制一行命令，可以用安装脚本。它会下载最新 sego.exe，加入 PATH，并创建桌面快捷方式。</w:t>
-      </w:r>
-    </w:p>
-    <w:tbl>
-      <w:tblPr>
-        <w:tblW w:type="dxa" w:w="9360"/>
-        <w:jc w:val="center"/>
-        <w:tblLayout w:type="fixed"/>
-        <w:tblLook w:firstColumn="1" w:firstRow="1" w:lastColumn="0" w:lastRow="0" w:noHBand="0" w:noVBand="1" w:val="04A0"/>
-        <w:tblBorders>
-          <w:top w:val="single" w:sz="4" w:space="0" w:color="D8DEE9"/>
-          <w:left w:val="single" w:sz="4" w:space="0" w:color="D8DEE9"/>
-          <w:bottom w:val="single" w:sz="4" w:space="0" w:color="D8DEE9"/>
-          <w:right w:val="single" w:sz="4" w:space="0" w:color="D8DEE9"/>
-          <w:insideH w:val="single" w:sz="4" w:space="0" w:color="D8DEE9"/>
-          <w:insideV w:val="single" w:sz="4" w:space="0" w:color="D8DEE9"/>
-        </w:tblBorders>
-      </w:tblPr>
-      <w:tblGrid>
-        <w:gridCol w:w="9360"/>
-      </w:tblGrid>
-      <w:tr>
-        <w:tc>
-          <w:tcPr>
-            <w:tcW w:type="dxa" w:w="9360"/>
-            <w:tcMar>
-              <w:top w:w="80" w:type="dxa"/>
-              <w:start w:w="120" w:type="dxa"/>
-              <w:bottom w:w="80" w:type="dxa"/>
-              <w:end w:w="120" w:type="dxa"/>
-            </w:tcMar>
-            <w:vAlign w:val="center"/>
-            <w:shd w:fill="F6F8FA"/>
-          </w:tcPr>
-          <w:p>
-            <w:pPr>
-              <w:spacing w:before="40" w:after="40"/>
-            </w:pPr>
-            <w:r>
-              <w:rPr>
-                <w:rFonts w:ascii="Consolas" w:hAnsi="Consolas"/>
-                <w:color w:val="141414"/>
-                <w:sz w:val="19"/>
-              </w:rPr>
-              <w:t>irm https://raw.githubusercontent.com/007M7/Sego-Agent/main/install.ps1 | iex</w:t>
-            </w:r>
-          </w:p>
-        </w:tc>
-      </w:tr>
-    </w:tbl>
-    <w:p>
-      <w:pPr>
-        <w:spacing w:after="60"/>
-      </w:pPr>
-    </w:p>
-    <w:p>
-      <w:pPr>
-        <w:pStyle w:val="Heading2"/>
-      </w:pPr>
-      <w:r>
-        <w:rPr>
-          <w:rFonts w:ascii="Calibri" w:hAnsi="Calibri"/>
-          <w:color w:val="2E74B5"/>
-        </w:rPr>
-        <w:t>方法 C：Mac / Linux 安装</w:t>
-      </w:r>
-    </w:p>
-    <w:tbl>
-      <w:tblPr>
-        <w:tblW w:type="dxa" w:w="9360"/>
-        <w:jc w:val="center"/>
-        <w:tblLayout w:type="fixed"/>
-        <w:tblLook w:firstColumn="1" w:firstRow="1" w:lastColumn="0" w:lastRow="0" w:noHBand="0" w:noVBand="1" w:val="04A0"/>
-        <w:tblBorders>
-          <w:top w:val="single" w:sz="4" w:space="0" w:color="D8DEE9"/>
-          <w:left w:val="single" w:sz="4" w:space="0" w:color="D8DEE9"/>
-          <w:bottom w:val="single" w:sz="4" w:space="0" w:color="D8DEE9"/>
-          <w:right w:val="single" w:sz="4" w:space="0" w:color="D8DEE9"/>
-          <w:insideH w:val="single" w:sz="4" w:space="0" w:color="D8DEE9"/>
-          <w:insideV w:val="single" w:sz="4" w:space="0" w:color="D8DEE9"/>
-        </w:tblBorders>
-      </w:tblPr>
-      <w:tblGrid>
-        <w:gridCol w:w="9360"/>
-      </w:tblGrid>
-      <w:tr>
-        <w:tc>
-          <w:tcPr>
-            <w:tcW w:type="dxa" w:w="9360"/>
-            <w:tcMar>
-              <w:top w:w="80" w:type="dxa"/>
-              <w:start w:w="120" w:type="dxa"/>
-              <w:bottom w:w="80" w:type="dxa"/>
-              <w:end w:w="120" w:type="dxa"/>
-            </w:tcMar>
-            <w:vAlign w:val="center"/>
-            <w:shd w:fill="F6F8FA"/>
-          </w:tcPr>
-          <w:p>
-            <w:pPr>
-              <w:spacing w:before="40" w:after="40"/>
-            </w:pPr>
-            <w:r>
-              <w:rPr>
-                <w:rFonts w:ascii="Consolas" w:hAnsi="Consolas"/>
-                <w:color w:val="141414"/>
-                <w:sz w:val="19"/>
-              </w:rPr>
-              <w:t>curl -fsSL https://raw.githubusercontent.com/007M7/Sego-Agent/main/install.sh | bash</w:t>
-            </w:r>
-          </w:p>
-        </w:tc>
-      </w:tr>
-    </w:tbl>
-    <w:p>
-      <w:pPr>
-        <w:spacing w:after="60"/>
-      </w:pPr>
-    </w:p>
-    <w:p>
-      <w:pPr>
-        <w:pStyle w:val="Heading2"/>
-      </w:pPr>
-      <w:r>
-        <w:rPr>
-          <w:rFonts w:ascii="Calibri" w:hAnsi="Calibri"/>
-          <w:color w:val="2E74B5"/>
-        </w:rPr>
-        <w:t>方法 D：源码编译（给开发者）</w:t>
-      </w:r>
-    </w:p>
-    <w:p>
-      <w:r>
-        <w:rPr>
-          <w:rFonts w:ascii="Calibri" w:hAnsi="Calibri"/>
-          <w:b w:val="0"/>
-          <w:i w:val="0"/>
-        </w:rPr>
-        <w:t>只有你已经安装 Rust，或者你想改 Sego 源码时，才需要这个方式。</w:t>
-      </w:r>
-    </w:p>
-    <w:tbl>
-      <w:tblPr>
-        <w:tblW w:type="dxa" w:w="9360"/>
-        <w:jc w:val="center"/>
-        <w:tblLayout w:type="fixed"/>
-        <w:tblLook w:firstColumn="1" w:firstRow="1" w:lastColumn="0" w:lastRow="0" w:noHBand="0" w:noVBand="1" w:val="04A0"/>
-        <w:tblBorders>
-          <w:top w:val="single" w:sz="4" w:space="0" w:color="D8DEE9"/>
-          <w:left w:val="single" w:sz="4" w:space="0" w:color="D8DEE9"/>
-          <w:bottom w:val="single" w:sz="4" w:space="0" w:color="D8DEE9"/>
-          <w:right w:val="single" w:sz="4" w:space="0" w:color="D8DEE9"/>
-          <w:insideH w:val="single" w:sz="4" w:space="0" w:color="D8DEE9"/>
-          <w:insideV w:val="single" w:sz="4" w:space="0" w:color="D8DEE9"/>
-        </w:tblBorders>
-      </w:tblPr>
-      <w:tblGrid>
-        <w:gridCol w:w="9360"/>
-      </w:tblGrid>
-      <w:tr>
-        <w:tc>
-          <w:tcPr>
-            <w:tcW w:type="dxa" w:w="9360"/>
-            <w:tcMar>
-              <w:top w:w="80" w:type="dxa"/>
-              <w:start w:w="120" w:type="dxa"/>
-              <w:bottom w:w="80" w:type="dxa"/>
-              <w:end w:w="120" w:type="dxa"/>
-            </w:tcMar>
-            <w:vAlign w:val="center"/>
-            <w:shd w:fill="F6F8FA"/>
-          </w:tcPr>
-          <w:p>
-            <w:pPr>
-              <w:spacing w:before="40" w:after="40"/>
-            </w:pPr>
-            <w:r>
-              <w:rPr>
-                <w:rFonts w:ascii="Consolas" w:hAnsi="Consolas"/>
-                <w:color w:val="141414"/>
-                <w:sz w:val="19"/>
-              </w:rPr>
-              <w:t>git clone https://github.com/007M7/Sego-Agent.git</w:t>
-            </w:r>
-            <w:r>
-              <w:br/>
-            </w:r>
-            <w:r>
-              <w:rPr>
-                <w:rFonts w:ascii="Consolas" w:hAnsi="Consolas"/>
-                <w:color w:val="141414"/>
-                <w:sz w:val="19"/>
-              </w:rPr>
-              <w:t>cd Sego-Agent/rust</w:t>
-            </w:r>
-            <w:r>
-              <w:br/>
-            </w:r>
-            <w:r>
-              <w:rPr>
-                <w:rFonts w:ascii="Consolas" w:hAnsi="Consolas"/>
-                <w:color w:val="141414"/>
-                <w:sz w:val="19"/>
-              </w:rPr>
-              <w:t>cargo build --release</w:t>
-            </w:r>
-          </w:p>
-        </w:tc>
-      </w:tr>
-    </w:tbl>
-    <w:p>
-      <w:pPr>
-        <w:spacing w:after="60"/>
-      </w:pPr>
-    </w:p>
-    <w:p>
-      <w:pPr>
-        <w:pStyle w:val="Heading2"/>
-      </w:pPr>
-      <w:r>
-        <w:rPr>
-          <w:rFonts w:ascii="Calibri" w:hAnsi="Calibri"/>
-          <w:color w:val="2E74B5"/>
-        </w:rPr>
-        <w:t>确认是否安装成功</w:t>
-      </w:r>
-    </w:p>
-    <w:tbl>
-      <w:tblPr>
-        <w:tblW w:type="dxa" w:w="9360"/>
-        <w:jc w:val="center"/>
-        <w:tblLayout w:type="fixed"/>
-        <w:tblLook w:firstColumn="1" w:firstRow="1" w:lastColumn="0" w:lastRow="0" w:noHBand="0" w:noVBand="1" w:val="04A0"/>
-        <w:tblBorders>
-          <w:top w:val="single" w:sz="4" w:space="0" w:color="D8DEE9"/>
-          <w:left w:val="single" w:sz="4" w:space="0" w:color="D8DEE9"/>
-          <w:bottom w:val="single" w:sz="4" w:space="0" w:color="D8DEE9"/>
-          <w:right w:val="single" w:sz="4" w:space="0" w:color="D8DEE9"/>
-          <w:insideH w:val="single" w:sz="4" w:space="0" w:color="D8DEE9"/>
-          <w:insideV w:val="single" w:sz="4" w:space="0" w:color="D8DEE9"/>
-        </w:tblBorders>
-      </w:tblPr>
-      <w:tblGrid>
-        <w:gridCol w:w="9360"/>
-      </w:tblGrid>
-      <w:tr>
-        <w:tc>
-          <w:tcPr>
-            <w:tcW w:type="dxa" w:w="9360"/>
-            <w:tcMar>
-              <w:top w:w="80" w:type="dxa"/>
-              <w:start w:w="120" w:type="dxa"/>
-              <w:bottom w:w="80" w:type="dxa"/>
-              <w:end w:w="120" w:type="dxa"/>
-            </w:tcMar>
-            <w:vAlign w:val="center"/>
-            <w:shd w:fill="F6F8FA"/>
-          </w:tcPr>
-          <w:p>
-            <w:pPr>
-              <w:spacing w:before="40" w:after="40"/>
-            </w:pPr>
-            <w:r>
-              <w:rPr>
-                <w:rFonts w:ascii="Consolas" w:hAnsi="Consolas"/>
-                <w:color w:val="141414"/>
-                <w:sz w:val="19"/>
-              </w:rPr>
-              <w:t>sego --version</w:t>
-            </w:r>
-          </w:p>
-        </w:tc>
-      </w:tr>
-    </w:tbl>
-    <w:p>
-      <w:pPr>
-        <w:spacing w:after="60"/>
-      </w:pPr>
-    </w:p>
-    <w:p>
-      <w:r>
-        <w:rPr>
-          <w:rFonts w:ascii="Calibri" w:hAnsi="Calibri"/>
-          <w:b w:val="0"/>
-          <w:i w:val="0"/>
-        </w:rPr>
-        <w:t>如果看到 Version 0.1.3 或更高版本，说明安装成功。</w:t>
-      </w:r>
-    </w:p>
-    <w:p>
-      <w:r>
-        <w:br w:type="page"/>
-      </w:r>
-    </w:p>
-    <w:p>
-      <w:pPr>
-        <w:pStyle w:val="Heading1"/>
-      </w:pPr>
-      <w:r>
-        <w:rPr>
-          <w:rFonts w:ascii="Calibri" w:hAnsi="Calibri"/>
-          <w:color w:val="2E74B5"/>
-        </w:rPr>
-        <w:t>三、配置 AI 模型</w:t>
-      </w:r>
-    </w:p>
-    <w:p>
-      <w:r>
-        <w:rPr>
-          <w:rFonts w:ascii="Calibri" w:hAnsi="Calibri"/>
-          <w:b w:val="0"/>
-          <w:i w:val="0"/>
-        </w:rPr>
-        <w:t>Sego 做完整代码审查时需要连接一个大模型。最简单的选择是 DeepSeek，也可以用 Anthropic。</w:t>
-      </w:r>
-    </w:p>
-    <w:p>
-      <w:pPr>
-        <w:pStyle w:val="Heading2"/>
-      </w:pPr>
-      <w:r>
-        <w:rPr>
-          <w:rFonts w:ascii="Calibri" w:hAnsi="Calibri"/>
-          <w:color w:val="2E74B5"/>
-        </w:rPr>
-        <w:t>Windows 配置 DeepSeek</w:t>
-      </w:r>
-    </w:p>
-    <w:tbl>
-      <w:tblPr>
-        <w:tblW w:type="dxa" w:w="9360"/>
-        <w:jc w:val="center"/>
-        <w:tblLayout w:type="fixed"/>
-        <w:tblLook w:firstColumn="1" w:firstRow="1" w:lastColumn="0" w:lastRow="0" w:noHBand="0" w:noVBand="1" w:val="04A0"/>
-        <w:tblBorders>
-          <w:top w:val="single" w:sz="4" w:space="0" w:color="D8DEE9"/>
-          <w:left w:val="single" w:sz="4" w:space="0" w:color="D8DEE9"/>
-          <w:bottom w:val="single" w:sz="4" w:space="0" w:color="D8DEE9"/>
-          <w:right w:val="single" w:sz="4" w:space="0" w:color="D8DEE9"/>
-          <w:insideH w:val="single" w:sz="4" w:space="0" w:color="D8DEE9"/>
-          <w:insideV w:val="single" w:sz="4" w:space="0" w:color="D8DEE9"/>
-        </w:tblBorders>
-      </w:tblPr>
-      <w:tblGrid>
-        <w:gridCol w:w="9360"/>
-      </w:tblGrid>
-      <w:tr>
-        <w:tc>
-          <w:tcPr>
-            <w:tcW w:type="dxa" w:w="9360"/>
-            <w:tcMar>
-              <w:top w:w="80" w:type="dxa"/>
-              <w:start w:w="120" w:type="dxa"/>
-              <w:bottom w:w="80" w:type="dxa"/>
-              <w:end w:w="120" w:type="dxa"/>
-            </w:tcMar>
-            <w:vAlign w:val="center"/>
-            <w:shd w:fill="F6F8FA"/>
-          </w:tcPr>
-          <w:p>
-            <w:pPr>
-              <w:spacing w:before="40" w:after="40"/>
-            </w:pPr>
-            <w:r>
-              <w:rPr>
-                <w:rFonts w:ascii="Consolas" w:hAnsi="Consolas"/>
-                <w:color w:val="141414"/>
-                <w:sz w:val="19"/>
-              </w:rPr>
-              <w:t>setx DEEPSEEK_API_KEY "sk-你的key"</w:t>
-            </w:r>
-            <w:r>
-              <w:br/>
-            </w:r>
-            <w:r>
-              <w:rPr>
-                <w:rFonts w:ascii="Consolas" w:hAnsi="Consolas"/>
-                <w:color w:val="141414"/>
-                <w:sz w:val="19"/>
-              </w:rPr>
-              <w:t>setx DEEPSEEK_MODEL "deepseek-v4-flash"</w:t>
-            </w:r>
-          </w:p>
-        </w:tc>
-      </w:tr>
-    </w:tbl>
-    <w:p>
-      <w:pPr>
-        <w:spacing w:after="60"/>
-      </w:pPr>
-    </w:p>
-    <w:p>
-      <w:r>
-        <w:rPr>
-          <w:rFonts w:ascii="Calibri" w:hAnsi="Calibri"/>
-          <w:b w:val="0"/>
-          <w:i w:val="0"/>
-        </w:rPr>
-        <w:t>设置后请关闭旧窗口，重新打开 Sego 或 PowerShell。setx 是持久配置，桌面快捷方式也能读取。</w:t>
-      </w:r>
-    </w:p>
-    <w:p>
-      <w:pPr>
-        <w:pStyle w:val="Heading2"/>
-      </w:pPr>
-      <w:r>
-        <w:rPr>
-          <w:rFonts w:ascii="Calibri" w:hAnsi="Calibri"/>
-          <w:color w:val="2E74B5"/>
-        </w:rPr>
-        <w:t>Mac / Linux 配置 DeepSeek</w:t>
-      </w:r>
-    </w:p>
-    <w:tbl>
-      <w:tblPr>
-        <w:tblW w:type="dxa" w:w="9360"/>
-        <w:jc w:val="center"/>
-        <w:tblLayout w:type="fixed"/>
-        <w:tblLook w:firstColumn="1" w:firstRow="1" w:lastColumn="0" w:lastRow="0" w:noHBand="0" w:noVBand="1" w:val="04A0"/>
-        <w:tblBorders>
-          <w:top w:val="single" w:sz="4" w:space="0" w:color="D8DEE9"/>
-          <w:left w:val="single" w:sz="4" w:space="0" w:color="D8DEE9"/>
-          <w:bottom w:val="single" w:sz="4" w:space="0" w:color="D8DEE9"/>
-          <w:right w:val="single" w:sz="4" w:space="0" w:color="D8DEE9"/>
-          <w:insideH w:val="single" w:sz="4" w:space="0" w:color="D8DEE9"/>
-          <w:insideV w:val="single" w:sz="4" w:space="0" w:color="D8DEE9"/>
-        </w:tblBorders>
-      </w:tblPr>
-      <w:tblGrid>
-        <w:gridCol w:w="9360"/>
-      </w:tblGrid>
-      <w:tr>
-        <w:tc>
-          <w:tcPr>
-            <w:tcW w:type="dxa" w:w="9360"/>
-            <w:tcMar>
-              <w:top w:w="80" w:type="dxa"/>
-              <w:start w:w="120" w:type="dxa"/>
-              <w:bottom w:w="80" w:type="dxa"/>
-              <w:end w:w="120" w:type="dxa"/>
-            </w:tcMar>
-            <w:vAlign w:val="center"/>
-            <w:shd w:fill="F6F8FA"/>
-          </w:tcPr>
-          <w:p>
-            <w:pPr>
-              <w:spacing w:before="40" w:after="40"/>
-            </w:pPr>
-            <w:r>
-              <w:rPr>
-                <w:rFonts w:ascii="Consolas" w:hAnsi="Consolas"/>
-                <w:color w:val="141414"/>
-                <w:sz w:val="19"/>
-              </w:rPr>
-              <w:t>export DEEPSEEK_API_KEY="sk-你的key"</w:t>
-            </w:r>
-            <w:r>
-              <w:br/>
-            </w:r>
-            <w:r>
-              <w:rPr>
-                <w:rFonts w:ascii="Consolas" w:hAnsi="Consolas"/>
-                <w:color w:val="141414"/>
-                <w:sz w:val="19"/>
-              </w:rPr>
-              <w:t>export DEEPSEEK_MODEL="deepseek-v4-flash"</w:t>
-            </w:r>
-          </w:p>
-        </w:tc>
-      </w:tr>
-    </w:tbl>
-    <w:p>
-      <w:pPr>
-        <w:spacing w:after="60"/>
-      </w:pPr>
-    </w:p>
-    <w:p>
-      <w:pPr>
-        <w:pStyle w:val="Heading2"/>
-      </w:pPr>
-      <w:r>
-        <w:rPr>
-          <w:rFonts w:ascii="Calibri" w:hAnsi="Calibri"/>
-          <w:color w:val="2E74B5"/>
-        </w:rPr>
-        <w:t>可选：使用 Anthropic</w:t>
-      </w:r>
-    </w:p>
-    <w:tbl>
-      <w:tblPr>
-        <w:tblW w:type="dxa" w:w="9360"/>
-        <w:jc w:val="center"/>
-        <w:tblLayout w:type="fixed"/>
-        <w:tblLook w:firstColumn="1" w:firstRow="1" w:lastColumn="0" w:lastRow="0" w:noHBand="0" w:noVBand="1" w:val="04A0"/>
-        <w:tblBorders>
-          <w:top w:val="single" w:sz="4" w:space="0" w:color="D8DEE9"/>
-          <w:left w:val="single" w:sz="4" w:space="0" w:color="D8DEE9"/>
-          <w:bottom w:val="single" w:sz="4" w:space="0" w:color="D8DEE9"/>
-          <w:right w:val="single" w:sz="4" w:space="0" w:color="D8DEE9"/>
-          <w:insideH w:val="single" w:sz="4" w:space="0" w:color="D8DEE9"/>
-          <w:insideV w:val="single" w:sz="4" w:space="0" w:color="D8DEE9"/>
-        </w:tblBorders>
-      </w:tblPr>
-      <w:tblGrid>
-        <w:gridCol w:w="9360"/>
-      </w:tblGrid>
-      <w:tr>
-        <w:tc>
-          <w:tcPr>
-            <w:tcW w:type="dxa" w:w="9360"/>
-            <w:tcMar>
-              <w:top w:w="80" w:type="dxa"/>
-              <w:start w:w="120" w:type="dxa"/>
-              <w:bottom w:w="80" w:type="dxa"/>
-              <w:end w:w="120" w:type="dxa"/>
-            </w:tcMar>
-            <w:vAlign w:val="center"/>
-            <w:shd w:fill="F6F8FA"/>
-          </w:tcPr>
-          <w:p>
-            <w:pPr>
-              <w:spacing w:before="40" w:after="40"/>
-            </w:pPr>
-            <w:r>
-              <w:rPr>
-                <w:rFonts w:ascii="Consolas" w:hAnsi="Consolas"/>
-                <w:color w:val="141414"/>
-                <w:sz w:val="19"/>
-              </w:rPr>
-              <w:t>setx ANTHROPIC_API_KEY "sk-你的key"        # Windows</w:t>
-            </w:r>
-            <w:r>
-              <w:br/>
-            </w:r>
-            <w:r>
-              <w:rPr>
-                <w:rFonts w:ascii="Consolas" w:hAnsi="Consolas"/>
-                <w:color w:val="141414"/>
-                <w:sz w:val="19"/>
-              </w:rPr>
-              <w:t>export ANTHROPIC_API_KEY="sk-你的key"     # Mac / Linux</w:t>
-            </w:r>
-          </w:p>
-        </w:tc>
-      </w:tr>
-    </w:tbl>
-    <w:p>
-      <w:pPr>
-        <w:spacing w:after="60"/>
-      </w:pPr>
-    </w:p>
-    <w:tbl>
-      <w:tblPr>
-        <w:tblW w:type="dxa" w:w="9360"/>
-        <w:jc w:val="center"/>
-        <w:tblLayout w:type="fixed"/>
-        <w:tblLook w:firstColumn="1" w:firstRow="1" w:lastColumn="0" w:lastRow="0" w:noHBand="0" w:noVBand="1" w:val="04A0"/>
-        <w:tblBorders>
-          <w:top w:val="single" w:sz="4" w:space="0" w:color="D9E2EC"/>
-          <w:left w:val="single" w:sz="4" w:space="0" w:color="D9E2EC"/>
-          <w:bottom w:val="single" w:sz="4" w:space="0" w:color="D9E2EC"/>
-          <w:right w:val="single" w:sz="4" w:space="0" w:color="D9E2EC"/>
-          <w:insideH w:val="single" w:sz="4" w:space="0" w:color="D9E2EC"/>
-          <w:insideV w:val="single" w:sz="4" w:space="0" w:color="D9E2EC"/>
-        </w:tblBorders>
-      </w:tblPr>
-      <w:tblGrid>
-        <w:gridCol w:w="9360"/>
-      </w:tblGrid>
-      <w:tr>
-        <w:tc>
-          <w:tcPr>
-            <w:tcW w:type="dxa" w:w="9360"/>
-            <w:tcMar>
-              <w:top w:w="80" w:type="dxa"/>
-              <w:start w:w="120" w:type="dxa"/>
-              <w:bottom w:w="80" w:type="dxa"/>
-              <w:end w:w="120" w:type="dxa"/>
-            </w:tcMar>
-            <w:vAlign w:val="center"/>
-            <w:shd w:fill="F4F6F9"/>
-          </w:tcPr>
-          <w:p>
-            <w:pPr>
-              <w:spacing w:after="40"/>
-            </w:pPr>
-            <w:r>
-              <w:rPr>
-                <w:rFonts w:ascii="Calibri" w:hAnsi="Calibri"/>
-                <w:b/>
-                <w:color w:val="1F4D78"/>
-              </w:rPr>
-              <w:t>不要泄露 API Key：</w:t>
-            </w:r>
-            <w:r>
-              <w:rPr>
-                <w:rFonts w:ascii="Calibri" w:hAnsi="Calibri"/>
-                <w:color w:val="192332"/>
-              </w:rPr>
-              <w:t>不要把 API Key 发到群里、截图里、公开仓库里，也不要让 AI 把你的 key 写进代码。</w:t>
-            </w:r>
-          </w:p>
-        </w:tc>
-      </w:tr>
-    </w:tbl>
-    <w:p>
-      <w:pPr>
-        <w:spacing w:after="40"/>
-      </w:pPr>
-    </w:p>
-    <w:p>
-      <w:pPr>
-        <w:pStyle w:val="Heading1"/>
-      </w:pPr>
-      <w:r>
-        <w:rPr>
-          <w:rFonts w:ascii="Calibri" w:hAnsi="Calibri"/>
-          <w:color w:val="2E74B5"/>
-        </w:rPr>
-        <w:t>四、第一次使用：让 Sego 检查代码</w:t>
-      </w:r>
-    </w:p>
-    <w:p>
-      <w:r>
-        <w:rPr>
-          <w:rFonts w:ascii="Calibri" w:hAnsi="Calibri"/>
-          <w:b w:val="0"/>
-          <w:i w:val="0"/>
-        </w:rPr>
-        <w:t>Sego 最适合检查 Git 项目里的改动。你不懂 Git 也没关系，可以让 AI 帮你执行 git add。</w:t>
-      </w:r>
-    </w:p>
-    <w:p>
-      <w:pPr>
-        <w:pStyle w:val="Heading2"/>
-      </w:pPr>
-      <w:r>
-        <w:rPr>
-          <w:rFonts w:ascii="Calibri" w:hAnsi="Calibri"/>
-          <w:color w:val="2E74B5"/>
-        </w:rPr>
-        <w:t>提交前 review</w:t>
-      </w:r>
-    </w:p>
-    <w:tbl>
-      <w:tblPr>
-        <w:tblW w:type="dxa" w:w="9360"/>
-        <w:jc w:val="center"/>
-        <w:tblLayout w:type="fixed"/>
-        <w:tblLook w:firstColumn="1" w:firstRow="1" w:lastColumn="0" w:lastRow="0" w:noHBand="0" w:noVBand="1" w:val="04A0"/>
-        <w:tblBorders>
-          <w:top w:val="single" w:sz="4" w:space="0" w:color="D8DEE9"/>
-          <w:left w:val="single" w:sz="4" w:space="0" w:color="D8DEE9"/>
-          <w:bottom w:val="single" w:sz="4" w:space="0" w:color="D8DEE9"/>
-          <w:right w:val="single" w:sz="4" w:space="0" w:color="D8DEE9"/>
-          <w:insideH w:val="single" w:sz="4" w:space="0" w:color="D8DEE9"/>
-          <w:insideV w:val="single" w:sz="4" w:space="0" w:color="D8DEE9"/>
-        </w:tblBorders>
-      </w:tblPr>
-      <w:tblGrid>
-        <w:gridCol w:w="9360"/>
-      </w:tblGrid>
-      <w:tr>
-        <w:tc>
-          <w:tcPr>
-            <w:tcW w:type="dxa" w:w="9360"/>
-            <w:tcMar>
-              <w:top w:w="80" w:type="dxa"/>
-              <w:start w:w="120" w:type="dxa"/>
-              <w:bottom w:w="80" w:type="dxa"/>
-              <w:end w:w="120" w:type="dxa"/>
-            </w:tcMar>
-            <w:vAlign w:val="center"/>
-            <w:shd w:fill="F6F8FA"/>
-          </w:tcPr>
-          <w:p>
-            <w:pPr>
-              <w:spacing w:before="40" w:after="40"/>
-            </w:pPr>
-            <w:r>
-              <w:rPr>
-                <w:rFonts w:ascii="Consolas" w:hAnsi="Consolas"/>
-                <w:color w:val="141414"/>
-                <w:sz w:val="19"/>
-              </w:rPr>
-              <w:t>cd 你的项目目录</w:t>
-            </w:r>
-            <w:r>
-              <w:br/>
-            </w:r>
-            <w:r>
-              <w:rPr>
-                <w:rFonts w:ascii="Consolas" w:hAnsi="Consolas"/>
-                <w:color w:val="141414"/>
-                <w:sz w:val="19"/>
-              </w:rPr>
-              <w:t>git add -A</w:t>
-            </w:r>
-            <w:r>
-              <w:br/>
-            </w:r>
-            <w:r>
-              <w:rPr>
-                <w:rFonts w:ascii="Consolas" w:hAnsi="Consolas"/>
-                <w:color w:val="141414"/>
-                <w:sz w:val="19"/>
-              </w:rPr>
-              <w:t>sego /review staged</w:t>
-            </w:r>
-          </w:p>
-        </w:tc>
-      </w:tr>
-    </w:tbl>
-    <w:p>
-      <w:pPr>
-        <w:spacing w:after="60"/>
-      </w:pPr>
-    </w:p>
-    <w:p>
-      <w:r>
-        <w:rPr>
-          <w:rFonts w:ascii="Calibri" w:hAnsi="Calibri"/>
-          <w:b w:val="0"/>
-          <w:i w:val="0"/>
-        </w:rPr>
-        <w:t>Sego 会告诉你：哪个文件、哪一行、问题是什么、严重程度如何、应该怎么修。</w:t>
-      </w:r>
-    </w:p>
-    <w:p>
-      <w:pPr>
-        <w:pStyle w:val="Heading2"/>
-      </w:pPr>
-      <w:r>
-        <w:rPr>
-          <w:rFonts w:ascii="Calibri" w:hAnsi="Calibri"/>
-          <w:color w:val="2E74B5"/>
-        </w:rPr>
-        <w:t>快速安全扫描</w:t>
-      </w:r>
-    </w:p>
-    <w:tbl>
-      <w:tblPr>
-        <w:tblW w:type="dxa" w:w="9360"/>
-        <w:jc w:val="center"/>
-        <w:tblLayout w:type="fixed"/>
-        <w:tblLook w:firstColumn="1" w:firstRow="1" w:lastColumn="0" w:lastRow="0" w:noHBand="0" w:noVBand="1" w:val="04A0"/>
-        <w:tblBorders>
-          <w:top w:val="single" w:sz="4" w:space="0" w:color="D8DEE9"/>
-          <w:left w:val="single" w:sz="4" w:space="0" w:color="D8DEE9"/>
-          <w:bottom w:val="single" w:sz="4" w:space="0" w:color="D8DEE9"/>
-          <w:right w:val="single" w:sz="4" w:space="0" w:color="D8DEE9"/>
-          <w:insideH w:val="single" w:sz="4" w:space="0" w:color="D8DEE9"/>
-          <w:insideV w:val="single" w:sz="4" w:space="0" w:color="D8DEE9"/>
-        </w:tblBorders>
-      </w:tblPr>
-      <w:tblGrid>
-        <w:gridCol w:w="9360"/>
-      </w:tblGrid>
-      <w:tr>
-        <w:tc>
-          <w:tcPr>
-            <w:tcW w:type="dxa" w:w="9360"/>
-            <w:tcMar>
-              <w:top w:w="80" w:type="dxa"/>
-              <w:start w:w="120" w:type="dxa"/>
-              <w:bottom w:w="80" w:type="dxa"/>
-              <w:end w:w="120" w:type="dxa"/>
-            </w:tcMar>
-            <w:vAlign w:val="center"/>
-            <w:shd w:fill="F6F8FA"/>
-          </w:tcPr>
-          <w:p>
-            <w:pPr>
-              <w:spacing w:before="40" w:after="40"/>
-            </w:pPr>
-            <w:r>
-              <w:rPr>
-                <w:rFonts w:ascii="Consolas" w:hAnsi="Consolas"/>
-                <w:color w:val="141414"/>
-                <w:sz w:val="19"/>
-              </w:rPr>
-              <w:t>sego /review safety staged</w:t>
-            </w:r>
-          </w:p>
-        </w:tc>
-      </w:tr>
-    </w:tbl>
-    <w:p>
-      <w:pPr>
-        <w:spacing w:after="60"/>
-      </w:pPr>
-    </w:p>
-    <w:p>
-      <w:r>
-        <w:rPr>
-          <w:rFonts w:ascii="Calibri" w:hAnsi="Calibri"/>
-          <w:b w:val="0"/>
-          <w:i w:val="0"/>
-        </w:rPr>
-        <w:t>适合快速检查硬编码密码、危险命令、明显安全问题。</w:t>
-      </w:r>
-    </w:p>
-    <w:p>
-      <w:pPr>
-        <w:pStyle w:val="Heading2"/>
-      </w:pPr>
-      <w:r>
-        <w:rPr>
-          <w:rFonts w:ascii="Calibri" w:hAnsi="Calibri"/>
-          <w:color w:val="2E74B5"/>
-        </w:rPr>
-        <w:t>生成摘要</w:t>
-      </w:r>
-    </w:p>
-    <w:tbl>
-      <w:tblPr>
-        <w:tblW w:type="dxa" w:w="9360"/>
-        <w:jc w:val="center"/>
-        <w:tblLayout w:type="fixed"/>
-        <w:tblLook w:firstColumn="1" w:firstRow="1" w:lastColumn="0" w:lastRow="0" w:noHBand="0" w:noVBand="1" w:val="04A0"/>
-        <w:tblBorders>
-          <w:top w:val="single" w:sz="4" w:space="0" w:color="D8DEE9"/>
-          <w:left w:val="single" w:sz="4" w:space="0" w:color="D8DEE9"/>
-          <w:bottom w:val="single" w:sz="4" w:space="0" w:color="D8DEE9"/>
-          <w:right w:val="single" w:sz="4" w:space="0" w:color="D8DEE9"/>
-          <w:insideH w:val="single" w:sz="4" w:space="0" w:color="D8DEE9"/>
-          <w:insideV w:val="single" w:sz="4" w:space="0" w:color="D8DEE9"/>
-        </w:tblBorders>
-      </w:tblPr>
-      <w:tblGrid>
-        <w:gridCol w:w="9360"/>
-      </w:tblGrid>
-      <w:tr>
-        <w:tc>
-          <w:tcPr>
-            <w:tcW w:type="dxa" w:w="9360"/>
-            <w:tcMar>
-              <w:top w:w="80" w:type="dxa"/>
-              <w:start w:w="120" w:type="dxa"/>
-              <w:bottom w:w="80" w:type="dxa"/>
-              <w:end w:w="120" w:type="dxa"/>
-            </w:tcMar>
-            <w:vAlign w:val="center"/>
-            <w:shd w:fill="F6F8FA"/>
-          </w:tcPr>
-          <w:p>
-            <w:pPr>
-              <w:spacing w:before="40" w:after="40"/>
-            </w:pPr>
-            <w:r>
-              <w:rPr>
-                <w:rFonts w:ascii="Consolas" w:hAnsi="Consolas"/>
-                <w:color w:val="141414"/>
-                <w:sz w:val="19"/>
-              </w:rPr>
-              <w:t>sego /review summary</w:t>
-            </w:r>
-          </w:p>
-        </w:tc>
-      </w:tr>
-    </w:tbl>
-    <w:p>
-      <w:pPr>
-        <w:spacing w:after="60"/>
-      </w:pPr>
-    </w:p>
-    <w:p>
-      <w:r>
-        <w:rPr>
-          <w:rFonts w:ascii="Calibri" w:hAnsi="Calibri"/>
-          <w:b w:val="0"/>
-          <w:i w:val="0"/>
-        </w:rPr>
-        <w:t>适合把当前代码状态整理给自己、同伴或下一个 AI 工具。</w:t>
-      </w:r>
-    </w:p>
-    <w:p>
-      <w:pPr>
-        <w:pStyle w:val="Heading2"/>
-      </w:pPr>
-      <w:r>
-        <w:rPr>
-          <w:rFonts w:ascii="Calibri" w:hAnsi="Calibri"/>
-          <w:color w:val="2E74B5"/>
-        </w:rPr>
-        <w:t>查看历史记录</w:t>
-      </w:r>
-    </w:p>
-    <w:tbl>
-      <w:tblPr>
-        <w:tblW w:type="dxa" w:w="9360"/>
-        <w:jc w:val="center"/>
-        <w:tblLayout w:type="fixed"/>
-        <w:tblLook w:firstColumn="1" w:firstRow="1" w:lastColumn="0" w:lastRow="0" w:noHBand="0" w:noVBand="1" w:val="04A0"/>
-        <w:tblBorders>
-          <w:top w:val="single" w:sz="4" w:space="0" w:color="D8DEE9"/>
-          <w:left w:val="single" w:sz="4" w:space="0" w:color="D8DEE9"/>
-          <w:bottom w:val="single" w:sz="4" w:space="0" w:color="D8DEE9"/>
-          <w:right w:val="single" w:sz="4" w:space="0" w:color="D8DEE9"/>
-          <w:insideH w:val="single" w:sz="4" w:space="0" w:color="D8DEE9"/>
-          <w:insideV w:val="single" w:sz="4" w:space="0" w:color="D8DEE9"/>
-        </w:tblBorders>
-      </w:tblPr>
-      <w:tblGrid>
-        <w:gridCol w:w="9360"/>
-      </w:tblGrid>
-      <w:tr>
-        <w:tc>
-          <w:tcPr>
-            <w:tcW w:type="dxa" w:w="9360"/>
-            <w:tcMar>
-              <w:top w:w="80" w:type="dxa"/>
-              <w:start w:w="120" w:type="dxa"/>
-              <w:bottom w:w="80" w:type="dxa"/>
-              <w:end w:w="120" w:type="dxa"/>
-            </w:tcMar>
-            <w:vAlign w:val="center"/>
-            <w:shd w:fill="F6F8FA"/>
-          </w:tcPr>
-          <w:p>
-            <w:pPr>
-              <w:spacing w:before="40" w:after="40"/>
-            </w:pPr>
-            <w:r>
-              <w:rPr>
-                <w:rFonts w:ascii="Consolas" w:hAnsi="Consolas"/>
-                <w:color w:val="141414"/>
-                <w:sz w:val="19"/>
-              </w:rPr>
-              <w:t>sego /review list</w:t>
-            </w:r>
-            <w:r>
-              <w:br/>
-            </w:r>
-            <w:r>
-              <w:rPr>
-                <w:rFonts w:ascii="Consolas" w:hAnsi="Consolas"/>
-                <w:color w:val="141414"/>
-                <w:sz w:val="19"/>
-              </w:rPr>
-              <w:t>sego /review show &lt;review-id&gt;</w:t>
-            </w:r>
-            <w:r>
-              <w:br/>
-            </w:r>
-            <w:r>
-              <w:rPr>
-                <w:rFonts w:ascii="Consolas" w:hAnsi="Consolas"/>
-                <w:color w:val="141414"/>
-                <w:sz w:val="19"/>
-              </w:rPr>
-              <w:t>sego /review mark &lt;id&gt; &lt;finding-id&gt; fixed</w:t>
-            </w:r>
-          </w:p>
-        </w:tc>
-      </w:tr>
-    </w:tbl>
-    <w:p>
-      <w:pPr>
-        <w:spacing w:after="60"/>
-      </w:pPr>
-    </w:p>
-    <w:p>
-      <w:r>
-        <w:rPr>
-          <w:rFonts w:ascii="Calibri" w:hAnsi="Calibri"/>
-          <w:b w:val="0"/>
-          <w:i w:val="0"/>
-        </w:rPr>
-        <w:t>review 结果保存在项目的 .sego/reviews/ 目录里。</w:t>
-      </w:r>
-    </w:p>
-    <w:p>
-      <w:r>
-        <w:br w:type="page"/>
-      </w:r>
-    </w:p>
-    <w:p>
-      <w:pPr>
-        <w:pStyle w:val="Heading1"/>
-      </w:pPr>
-      <w:r>
-        <w:rPr>
-          <w:rFonts w:ascii="Calibri" w:hAnsi="Calibri"/>
-          <w:color w:val="2E74B5"/>
-        </w:rPr>
-        <w:t>五、接入 IDE / AI 编码工具：安装 Sego skill</w:t>
-      </w:r>
-    </w:p>
-    <w:p>
-      <w:r>
-        <w:rPr>
-          <w:rFonts w:ascii="Calibri" w:hAnsi="Calibri"/>
-          <w:b w:val="0"/>
-          <w:i w:val="0"/>
-        </w:rPr>
-        <w:t>skill 可以理解成一小包说明书。安装后，Claude Code、Codex、Zcode 或 Cursor 里的 AI 就知道：当你让它 review 代码时，可以调用 Sego。</w:t>
-      </w:r>
-    </w:p>
-    <w:tbl>
-      <w:tblPr>
-        <w:tblW w:type="dxa" w:w="9360"/>
-        <w:jc w:val="center"/>
-        <w:tblLayout w:type="fixed"/>
-        <w:tblLook w:firstColumn="1" w:firstRow="1" w:lastColumn="0" w:lastRow="0" w:noHBand="0" w:noVBand="1" w:val="04A0"/>
-        <w:tblBorders>
-          <w:top w:val="single" w:sz="4" w:space="0" w:color="D9E2EC"/>
-          <w:left w:val="single" w:sz="4" w:space="0" w:color="D9E2EC"/>
-          <w:bottom w:val="single" w:sz="4" w:space="0" w:color="D9E2EC"/>
-          <w:right w:val="single" w:sz="4" w:space="0" w:color="D9E2EC"/>
-          <w:insideH w:val="single" w:sz="4" w:space="0" w:color="D9E2EC"/>
-          <w:insideV w:val="single" w:sz="4" w:space="0" w:color="D9E2EC"/>
-        </w:tblBorders>
-      </w:tblPr>
-      <w:tblGrid>
-        <w:gridCol w:w="9360"/>
-      </w:tblGrid>
-      <w:tr>
-        <w:tc>
-          <w:tcPr>
-            <w:tcW w:type="dxa" w:w="9360"/>
-            <w:tcMar>
-              <w:top w:w="80" w:type="dxa"/>
-              <w:start w:w="120" w:type="dxa"/>
-              <w:bottom w:w="80" w:type="dxa"/>
-              <w:end w:w="120" w:type="dxa"/>
-            </w:tcMar>
-            <w:vAlign w:val="center"/>
-            <w:shd w:fill="E8EEF5"/>
-          </w:tcPr>
-          <w:p>
-            <w:pPr>
-              <w:spacing w:after="40"/>
-            </w:pPr>
-            <w:r>
-              <w:rPr>
-                <w:rFonts w:ascii="Calibri" w:hAnsi="Calibri"/>
-                <w:b/>
-                <w:color w:val="1F4D78"/>
-              </w:rPr>
-              <w:t>先装 Sego，再装 skill：</w:t>
-            </w:r>
-            <w:r>
-              <w:rPr>
-                <w:rFonts w:ascii="Calibri" w:hAnsi="Calibri"/>
-                <w:color w:val="192332"/>
-              </w:rPr>
-              <w:t>release zip 只负责运行 Sego；skill 包在源码仓库的 skills/sego-review/ 目录里。要接入 IDE，需要下载源码 ZIP 或 clone 仓库。</w:t>
-            </w:r>
-          </w:p>
-        </w:tc>
-      </w:tr>
-    </w:tbl>
-    <w:p>
-      <w:pPr>
-        <w:spacing w:after="40"/>
-      </w:pPr>
-    </w:p>
-    <w:p>
-      <w:pPr>
-        <w:pStyle w:val="Heading2"/>
-      </w:pPr>
-      <w:r>
-        <w:rPr>
-          <w:rFonts w:ascii="Calibri" w:hAnsi="Calibri"/>
-          <w:color w:val="2E74B5"/>
-        </w:rPr>
-        <w:t>Windows：安装 skill</w:t>
-      </w:r>
-    </w:p>
-    <w:p>
-      <w:pPr>
-        <w:pStyle w:val="ListNumber"/>
-        <w:spacing w:after="80" w:line="300" w:lineRule="auto"/>
-        <w:ind w:left="540" w:hanging="271"/>
-      </w:pPr>
-      <w:r>
-        <w:rPr>
-          <w:rFonts w:ascii="Calibri" w:hAnsi="Calibri"/>
-        </w:rPr>
-        <w:t>先确认 sego --version 能正常显示版本。</w:t>
-      </w:r>
-    </w:p>
-    <w:p>
-      <w:pPr>
-        <w:pStyle w:val="ListNumber"/>
-        <w:spacing w:after="80" w:line="300" w:lineRule="auto"/>
-        <w:ind w:left="540" w:hanging="271"/>
-      </w:pPr>
-      <w:r>
-        <w:rPr>
-          <w:rFonts w:ascii="Calibri" w:hAnsi="Calibri"/>
-        </w:rPr>
-        <w:t>进入 GitHub 仓库页面：https://github.com/007M7/Sego-Agent</w:t>
-      </w:r>
-    </w:p>
-    <w:p>
-      <w:pPr>
-        <w:pStyle w:val="ListNumber"/>
-        <w:spacing w:after="80" w:line="300" w:lineRule="auto"/>
-        <w:ind w:left="540" w:hanging="271"/>
-      </w:pPr>
-      <w:r>
-        <w:rPr>
-          <w:rFonts w:ascii="Calibri" w:hAnsi="Calibri"/>
-        </w:rPr>
-        <w:t>点击 Code → Download ZIP，解压源码包。</w:t>
-      </w:r>
-    </w:p>
-    <w:p>
-      <w:pPr>
-        <w:pStyle w:val="ListNumber"/>
-        <w:spacing w:after="80" w:line="300" w:lineRule="auto"/>
-        <w:ind w:left="540" w:hanging="271"/>
-      </w:pPr>
-      <w:r>
-        <w:rPr>
-          <w:rFonts w:ascii="Calibri" w:hAnsi="Calibri"/>
-        </w:rPr>
-        <w:t>在解压后的 Sego-Agent 文件夹里打开 PowerShell。</w:t>
-      </w:r>
-    </w:p>
-    <w:p>
-      <w:pPr>
-        <w:pStyle w:val="ListNumber"/>
-        <w:spacing w:after="80" w:line="300" w:lineRule="auto"/>
-        <w:ind w:left="540" w:hanging="271"/>
-      </w:pPr>
-      <w:r>
-        <w:rPr>
-          <w:rFonts w:ascii="Calibri" w:hAnsi="Calibri"/>
-        </w:rPr>
-        <w:t>运行下面的命令。</w:t>
-      </w:r>
-    </w:p>
-    <w:tbl>
-      <w:tblPr>
-        <w:tblW w:type="dxa" w:w="9360"/>
-        <w:jc w:val="center"/>
-        <w:tblLayout w:type="fixed"/>
-        <w:tblLook w:firstColumn="1" w:firstRow="1" w:lastColumn="0" w:lastRow="0" w:noHBand="0" w:noVBand="1" w:val="04A0"/>
-        <w:tblBorders>
-          <w:top w:val="single" w:sz="4" w:space="0" w:color="D8DEE9"/>
-          <w:left w:val="single" w:sz="4" w:space="0" w:color="D8DEE9"/>
-          <w:bottom w:val="single" w:sz="4" w:space="0" w:color="D8DEE9"/>
-          <w:right w:val="single" w:sz="4" w:space="0" w:color="D8DEE9"/>
-          <w:insideH w:val="single" w:sz="4" w:space="0" w:color="D8DEE9"/>
-          <w:insideV w:val="single" w:sz="4" w:space="0" w:color="D8DEE9"/>
-        </w:tblBorders>
-      </w:tblPr>
-      <w:tblGrid>
-        <w:gridCol w:w="9360"/>
-      </w:tblGrid>
-      <w:tr>
-        <w:tc>
-          <w:tcPr>
-            <w:tcW w:type="dxa" w:w="9360"/>
-            <w:tcMar>
-              <w:top w:w="80" w:type="dxa"/>
-              <w:start w:w="120" w:type="dxa"/>
-              <w:bottom w:w="80" w:type="dxa"/>
-              <w:end w:w="120" w:type="dxa"/>
-            </w:tcMar>
-            <w:vAlign w:val="center"/>
-            <w:shd w:fill="F6F8FA"/>
-          </w:tcPr>
-          <w:p>
-            <w:pPr>
-              <w:spacing w:before="40" w:after="40"/>
-            </w:pPr>
-            <w:r>
-              <w:rPr>
-                <w:rFonts w:ascii="Consolas" w:hAnsi="Consolas"/>
-                <w:color w:val="141414"/>
-                <w:sz w:val="19"/>
-              </w:rPr>
-              <w:t>powershell -ExecutionPolicy Bypass -File .\skills\sego-review\install.ps1</w:t>
-            </w:r>
-          </w:p>
-        </w:tc>
-      </w:tr>
-    </w:tbl>
-    <w:p>
-      <w:pPr>
-        <w:spacing w:after="60"/>
-      </w:pPr>
-    </w:p>
-    <w:p>
-      <w:pPr>
-        <w:pStyle w:val="Heading2"/>
-      </w:pPr>
-      <w:r>
-        <w:rPr>
-          <w:rFonts w:ascii="Calibri" w:hAnsi="Calibri"/>
-          <w:color w:val="2E74B5"/>
-        </w:rPr>
-        <w:t>Mac / Linux：安装 skill</w:t>
-      </w:r>
-    </w:p>
-    <w:tbl>
-      <w:tblPr>
-        <w:tblW w:type="dxa" w:w="9360"/>
-        <w:jc w:val="center"/>
-        <w:tblLayout w:type="fixed"/>
-        <w:tblLook w:firstColumn="1" w:firstRow="1" w:lastColumn="0" w:lastRow="0" w:noHBand="0" w:noVBand="1" w:val="04A0"/>
-        <w:tblBorders>
-          <w:top w:val="single" w:sz="4" w:space="0" w:color="D8DEE9"/>
-          <w:left w:val="single" w:sz="4" w:space="0" w:color="D8DEE9"/>
-          <w:bottom w:val="single" w:sz="4" w:space="0" w:color="D8DEE9"/>
-          <w:right w:val="single" w:sz="4" w:space="0" w:color="D8DEE9"/>
-          <w:insideH w:val="single" w:sz="4" w:space="0" w:color="D8DEE9"/>
-          <w:insideV w:val="single" w:sz="4" w:space="0" w:color="D8DEE9"/>
-        </w:tblBorders>
-      </w:tblPr>
-      <w:tblGrid>
-        <w:gridCol w:w="9360"/>
-      </w:tblGrid>
-      <w:tr>
-        <w:tc>
-          <w:tcPr>
-            <w:tcW w:type="dxa" w:w="9360"/>
-            <w:tcMar>
-              <w:top w:w="80" w:type="dxa"/>
-              <w:start w:w="120" w:type="dxa"/>
-              <w:bottom w:w="80" w:type="dxa"/>
-              <w:end w:w="120" w:type="dxa"/>
-            </w:tcMar>
-            <w:vAlign w:val="center"/>
-            <w:shd w:fill="F6F8FA"/>
-          </w:tcPr>
-          <w:p>
-            <w:pPr>
-              <w:spacing w:before="40" w:after="40"/>
-            </w:pPr>
-            <w:r>
-              <w:rPr>
-                <w:rFonts w:ascii="Consolas" w:hAnsi="Consolas"/>
-                <w:color w:val="141414"/>
-                <w:sz w:val="19"/>
-              </w:rPr>
-              <w:t>cd Sego-Agent</w:t>
-            </w:r>
-            <w:r>
-              <w:br/>
-            </w:r>
-            <w:r>
-              <w:rPr>
-                <w:rFonts w:ascii="Consolas" w:hAnsi="Consolas"/>
-                <w:color w:val="141414"/>
-                <w:sz w:val="19"/>
-              </w:rPr>
-              <w:t>bash skills/sego-review/install.sh</w:t>
-            </w:r>
-          </w:p>
-        </w:tc>
-      </w:tr>
-    </w:tbl>
-    <w:p>
-      <w:pPr>
-        <w:spacing w:after="60"/>
-      </w:pPr>
-    </w:p>
-    <w:p>
-      <w:pPr>
-        <w:pStyle w:val="Heading2"/>
-      </w:pPr>
-      <w:r>
-        <w:rPr>
-          <w:rFonts w:ascii="Calibri" w:hAnsi="Calibri"/>
-          <w:color w:val="2E74B5"/>
-        </w:rPr>
-        <w:t>支持哪些工具？</w:t>
-      </w:r>
-    </w:p>
-    <w:tbl>
-      <w:tblPr>
-        <w:tblW w:type="dxa" w:w="9359"/>
-        <w:jc w:val="center"/>
-        <w:tblLayout w:type="fixed"/>
-        <w:tblLook w:firstColumn="1" w:firstRow="1" w:lastColumn="0" w:lastRow="0" w:noHBand="0" w:noVBand="1" w:val="04A0"/>
-        <w:tblBorders>
-          <w:top w:val="single" w:sz="4" w:space="0" w:color="D9E2EC"/>
-          <w:left w:val="single" w:sz="4" w:space="0" w:color="D9E2EC"/>
-          <w:bottom w:val="single" w:sz="4" w:space="0" w:color="D9E2EC"/>
-          <w:right w:val="single" w:sz="4" w:space="0" w:color="D9E2EC"/>
-          <w:insideH w:val="single" w:sz="4" w:space="0" w:color="D9E2EC"/>
-          <w:insideV w:val="single" w:sz="4" w:space="0" w:color="D9E2EC"/>
-        </w:tblBorders>
-      </w:tblPr>
-      <w:tblGrid>
-        <w:gridCol w:w="1944"/>
-        <w:gridCol w:w="2951"/>
-        <w:gridCol w:w="4464"/>
-      </w:tblGrid>
-      <w:tr>
-        <w:tc>
-          <w:tcPr>
-            <w:tcW w:type="dxa" w:w="1944"/>
-            <w:tcMar>
-              <w:top w:w="80" w:type="dxa"/>
-              <w:start w:w="120" w:type="dxa"/>
-              <w:bottom w:w="80" w:type="dxa"/>
-              <w:end w:w="120" w:type="dxa"/>
-            </w:tcMar>
-            <w:vAlign w:val="center"/>
-            <w:shd w:fill="E8EEF5"/>
-          </w:tcPr>
-          <w:p>
-            <w:pPr>
-              <w:spacing w:after="0"/>
-            </w:pPr>
-            <w:r>
-              <w:rPr>
-                <w:rFonts w:ascii="Calibri" w:hAnsi="Calibri"/>
-                <w:b/>
-                <w:color w:val="1F4D78"/>
-              </w:rPr>
-              <w:t>工具</w:t>
-            </w:r>
-          </w:p>
-        </w:tc>
-        <w:tc>
-          <w:tcPr>
-            <w:tcW w:type="dxa" w:w="2951"/>
-            <w:tcMar>
-              <w:top w:w="80" w:type="dxa"/>
-              <w:start w:w="120" w:type="dxa"/>
-              <w:bottom w:w="80" w:type="dxa"/>
-              <w:end w:w="120" w:type="dxa"/>
-            </w:tcMar>
-            <w:vAlign w:val="center"/>
-            <w:shd w:fill="E8EEF5"/>
-          </w:tcPr>
-          <w:p>
-            <w:pPr>
-              <w:spacing w:after="0"/>
-            </w:pPr>
-            <w:r>
-              <w:rPr>
-                <w:rFonts w:ascii="Calibri" w:hAnsi="Calibri"/>
-                <w:b/>
-                <w:color w:val="1F4D78"/>
-              </w:rPr>
-              <w:t>接入方式</w:t>
-            </w:r>
-          </w:p>
-        </w:tc>
-        <w:tc>
-          <w:tcPr>
-            <w:tcW w:type="dxa" w:w="4464"/>
-            <w:tcMar>
-              <w:top w:w="80" w:type="dxa"/>
-              <w:start w:w="120" w:type="dxa"/>
-              <w:bottom w:w="80" w:type="dxa"/>
-              <w:end w:w="120" w:type="dxa"/>
-            </w:tcMar>
-            <w:vAlign w:val="center"/>
-            <w:shd w:fill="E8EEF5"/>
-          </w:tcPr>
-          <w:p>
-            <w:pPr>
-              <w:spacing w:after="0"/>
-            </w:pPr>
-            <w:r>
-              <w:rPr>
-                <w:rFonts w:ascii="Calibri" w:hAnsi="Calibri"/>
-                <w:b/>
-                <w:color w:val="1F4D78"/>
-              </w:rPr>
-              <w:t>说明</w:t>
+              <w:t>bash`</w:t>
             </w:r>
           </w:p>
         </w:tc>
@@ -2366,1556 +3229,686 @@
       <w:tr>
         <w:tc>
           <w:tcPr>
-            <w:tcW w:type="dxa" w:w="1944"/>
+            <w:tcW w:type="dxa" w:w="3264"/>
+            <w:vAlign w:val="center"/>
             <w:tcMar>
               <w:top w:w="80" w:type="dxa"/>
               <w:start w:w="120" w:type="dxa"/>
               <w:bottom w:w="80" w:type="dxa"/>
               <w:end w:w="120" w:type="dxa"/>
             </w:tcMar>
-            <w:vAlign w:val="center"/>
           </w:tcPr>
           <w:p>
-            <w:pPr>
-              <w:spacing w:after="0"/>
-            </w:pPr>
+            <w:r/>
             <w:r>
-              <w:rPr>
-                <w:rFonts w:ascii="Calibri" w:hAnsi="Calibri"/>
-                <w:color w:val="192332"/>
-              </w:rPr>
-              <w:t>Claude Code</w:t>
+              <w:t>检查版本</w:t>
             </w:r>
           </w:p>
         </w:tc>
         <w:tc>
           <w:tcPr>
-            <w:tcW w:type="dxa" w:w="2951"/>
+            <w:tcW w:type="dxa" w:w="3264"/>
+            <w:vAlign w:val="center"/>
             <w:tcMar>
               <w:top w:w="80" w:type="dxa"/>
               <w:start w:w="120" w:type="dxa"/>
               <w:bottom w:w="80" w:type="dxa"/>
               <w:end w:w="120" w:type="dxa"/>
             </w:tcMar>
-            <w:vAlign w:val="center"/>
           </w:tcPr>
           <w:p>
-            <w:pPr>
-              <w:spacing w:after="0"/>
-            </w:pPr>
+            <w:r/>
             <w:r>
               <w:rPr>
-                <w:rFonts w:ascii="Calibri" w:hAnsi="Calibri"/>
-                <w:color w:val="192332"/>
+                <w:rFonts w:ascii="Consolas" w:hAnsi="Consolas" w:eastAsia="Consolas"/>
+                <w:color w:val="1F4D78"/>
+                <w:sz w:val="19"/>
               </w:rPr>
-              <w:t>复制 skill 包</w:t>
+              <w:t>sego --version</w:t>
             </w:r>
           </w:p>
         </w:tc>
         <w:tc>
           <w:tcPr>
-            <w:tcW w:type="dxa" w:w="4464"/>
+            <w:tcW w:type="dxa" w:w="3264"/>
+            <w:vAlign w:val="center"/>
             <w:tcMar>
               <w:top w:w="80" w:type="dxa"/>
               <w:start w:w="120" w:type="dxa"/>
               <w:bottom w:w="80" w:type="dxa"/>
               <w:end w:w="120" w:type="dxa"/>
             </w:tcMar>
-            <w:vAlign w:val="center"/>
           </w:tcPr>
           <w:p>
-            <w:pPr>
-              <w:spacing w:after="0"/>
-            </w:pPr>
-            <w:r>
-              <w:rPr>
-                <w:rFonts w:ascii="Calibri" w:hAnsi="Calibri"/>
-                <w:color w:val="192332"/>
-              </w:rPr>
-              <w:t>重启后可让 Claude 调用 Sego review</w:t>
-            </w:r>
+            <w:r/>
           </w:p>
         </w:tc>
       </w:tr>
       <w:tr>
         <w:tc>
           <w:tcPr>
-            <w:tcW w:type="dxa" w:w="1944"/>
+            <w:tcW w:type="dxa" w:w="3264"/>
+            <w:vAlign w:val="center"/>
             <w:tcMar>
               <w:top w:w="80" w:type="dxa"/>
               <w:start w:w="120" w:type="dxa"/>
               <w:bottom w:w="80" w:type="dxa"/>
               <w:end w:w="120" w:type="dxa"/>
             </w:tcMar>
-            <w:vAlign w:val="center"/>
           </w:tcPr>
           <w:p>
-            <w:pPr>
-              <w:spacing w:after="0"/>
-            </w:pPr>
+            <w:r/>
             <w:r>
-              <w:rPr>
-                <w:rFonts w:ascii="Calibri" w:hAnsi="Calibri"/>
-                <w:color w:val="192332"/>
-              </w:rPr>
-              <w:t>Codex</w:t>
+              <w:t>升级</w:t>
             </w:r>
           </w:p>
         </w:tc>
         <w:tc>
           <w:tcPr>
-            <w:tcW w:type="dxa" w:w="2951"/>
+            <w:tcW w:type="dxa" w:w="3264"/>
+            <w:vAlign w:val="center"/>
             <w:tcMar>
               <w:top w:w="80" w:type="dxa"/>
               <w:start w:w="120" w:type="dxa"/>
               <w:bottom w:w="80" w:type="dxa"/>
               <w:end w:w="120" w:type="dxa"/>
             </w:tcMar>
-            <w:vAlign w:val="center"/>
           </w:tcPr>
           <w:p>
-            <w:pPr>
-              <w:spacing w:after="0"/>
-            </w:pPr>
+            <w:r/>
             <w:r>
               <w:rPr>
-                <w:rFonts w:ascii="Calibri" w:hAnsi="Calibri"/>
-                <w:color w:val="192332"/>
+                <w:rFonts w:ascii="Consolas" w:hAnsi="Consolas" w:eastAsia="Consolas"/>
+                <w:color w:val="1F4D78"/>
+                <w:sz w:val="19"/>
               </w:rPr>
-              <w:t>复制 skill 包</w:t>
+              <w:t>sego update</w:t>
             </w:r>
           </w:p>
         </w:tc>
         <w:tc>
           <w:tcPr>
-            <w:tcW w:type="dxa" w:w="4464"/>
+            <w:tcW w:type="dxa" w:w="3264"/>
+            <w:vAlign w:val="center"/>
             <w:tcMar>
               <w:top w:w="80" w:type="dxa"/>
               <w:start w:w="120" w:type="dxa"/>
               <w:bottom w:w="80" w:type="dxa"/>
               <w:end w:w="120" w:type="dxa"/>
             </w:tcMar>
-            <w:vAlign w:val="center"/>
           </w:tcPr>
           <w:p>
-            <w:pPr>
-              <w:spacing w:after="0"/>
-            </w:pPr>
-            <w:r>
-              <w:rPr>
-                <w:rFonts w:ascii="Calibri" w:hAnsi="Calibri"/>
-                <w:color w:val="192332"/>
-              </w:rPr>
-              <w:t>适合在 Codex 工作流里加独立审查</w:t>
-            </w:r>
+            <w:r/>
           </w:p>
         </w:tc>
       </w:tr>
       <w:tr>
         <w:tc>
           <w:tcPr>
-            <w:tcW w:type="dxa" w:w="1944"/>
+            <w:tcW w:type="dxa" w:w="3264"/>
+            <w:vAlign w:val="center"/>
             <w:tcMar>
               <w:top w:w="80" w:type="dxa"/>
               <w:start w:w="120" w:type="dxa"/>
               <w:bottom w:w="80" w:type="dxa"/>
               <w:end w:w="120" w:type="dxa"/>
             </w:tcMar>
-            <w:vAlign w:val="center"/>
           </w:tcPr>
           <w:p>
-            <w:pPr>
-              <w:spacing w:after="0"/>
-            </w:pPr>
+            <w:r/>
             <w:r>
-              <w:rPr>
-                <w:rFonts w:ascii="Calibri" w:hAnsi="Calibri"/>
-                <w:color w:val="192332"/>
-              </w:rPr>
-              <w:t>Zcode</w:t>
+              <w:t>配置 DeepSeek</w:t>
             </w:r>
           </w:p>
         </w:tc>
         <w:tc>
           <w:tcPr>
-            <w:tcW w:type="dxa" w:w="2951"/>
+            <w:tcW w:type="dxa" w:w="3264"/>
+            <w:vAlign w:val="center"/>
             <w:tcMar>
               <w:top w:w="80" w:type="dxa"/>
               <w:start w:w="120" w:type="dxa"/>
               <w:bottom w:w="80" w:type="dxa"/>
               <w:end w:w="120" w:type="dxa"/>
             </w:tcMar>
-            <w:vAlign w:val="center"/>
           </w:tcPr>
           <w:p>
-            <w:pPr>
-              <w:spacing w:after="0"/>
-            </w:pPr>
+            <w:r/>
             <w:r>
               <w:rPr>
-                <w:rFonts w:ascii="Calibri" w:hAnsi="Calibri"/>
-                <w:color w:val="192332"/>
+                <w:rFonts w:ascii="Consolas" w:hAnsi="Consolas" w:eastAsia="Consolas"/>
+                <w:color w:val="1F4D78"/>
+                <w:sz w:val="19"/>
               </w:rPr>
-              <w:t>复制 skill 包</w:t>
+              <w:t>setx DEEPSEEK_API_KEY "sk-你的key"</w:t>
             </w:r>
           </w:p>
         </w:tc>
         <w:tc>
           <w:tcPr>
-            <w:tcW w:type="dxa" w:w="4464"/>
+            <w:tcW w:type="dxa" w:w="3264"/>
+            <w:vAlign w:val="center"/>
             <w:tcMar>
               <w:top w:w="80" w:type="dxa"/>
               <w:start w:w="120" w:type="dxa"/>
               <w:bottom w:w="80" w:type="dxa"/>
               <w:end w:w="120" w:type="dxa"/>
             </w:tcMar>
-            <w:vAlign w:val="center"/>
           </w:tcPr>
           <w:p>
-            <w:pPr>
-              <w:spacing w:after="0"/>
-            </w:pPr>
-            <w:r>
-              <w:rPr>
-                <w:rFonts w:ascii="Calibri" w:hAnsi="Calibri"/>
-                <w:color w:val="192332"/>
-              </w:rPr>
-              <w:t>适合三方协作开发时做 review</w:t>
-            </w:r>
+            <w:r/>
           </w:p>
         </w:tc>
       </w:tr>
       <w:tr>
         <w:tc>
           <w:tcPr>
-            <w:tcW w:type="dxa" w:w="1944"/>
+            <w:tcW w:type="dxa" w:w="3264"/>
+            <w:vAlign w:val="center"/>
             <w:tcMar>
               <w:top w:w="80" w:type="dxa"/>
               <w:start w:w="120" w:type="dxa"/>
               <w:bottom w:w="80" w:type="dxa"/>
               <w:end w:w="120" w:type="dxa"/>
             </w:tcMar>
-            <w:vAlign w:val="center"/>
           </w:tcPr>
           <w:p>
-            <w:pPr>
-              <w:spacing w:after="0"/>
-            </w:pPr>
+            <w:r/>
             <w:r>
-              <w:rPr>
-                <w:rFonts w:ascii="Calibri" w:hAnsi="Calibri"/>
-                <w:color w:val="192332"/>
-              </w:rPr>
-              <w:t>Cursor</w:t>
+              <w:t>当前工作区</w:t>
             </w:r>
           </w:p>
         </w:tc>
         <w:tc>
           <w:tcPr>
-            <w:tcW w:type="dxa" w:w="2951"/>
+            <w:tcW w:type="dxa" w:w="3264"/>
+            <w:vAlign w:val="center"/>
             <w:tcMar>
               <w:top w:w="80" w:type="dxa"/>
               <w:start w:w="120" w:type="dxa"/>
               <w:bottom w:w="80" w:type="dxa"/>
               <w:end w:w="120" w:type="dxa"/>
             </w:tcMar>
-            <w:vAlign w:val="center"/>
           </w:tcPr>
           <w:p>
-            <w:pPr>
-              <w:spacing w:after="0"/>
-            </w:pPr>
+            <w:r/>
             <w:r>
               <w:rPr>
-                <w:rFonts w:ascii="Calibri" w:hAnsi="Calibri"/>
-                <w:color w:val="192332"/>
+                <w:rFonts w:ascii="Consolas" w:hAnsi="Consolas" w:eastAsia="Consolas"/>
+                <w:color w:val="1F4D78"/>
+                <w:sz w:val="19"/>
               </w:rPr>
-              <w:t>生成 .cursorrules</w:t>
+              <w:t>当前工作区在哪</w:t>
+            </w:r>
+            <w:r>
+              <w:t xml:space="preserve"> 或 </w:t>
+            </w:r>
+            <w:r>
+              <w:rPr>
+                <w:rFonts w:ascii="Consolas" w:hAnsi="Consolas" w:eastAsia="Consolas"/>
+                <w:color w:val="1F4D78"/>
+                <w:sz w:val="19"/>
+              </w:rPr>
+              <w:t>/workspace</w:t>
             </w:r>
           </w:p>
         </w:tc>
         <w:tc>
           <w:tcPr>
-            <w:tcW w:type="dxa" w:w="4464"/>
+            <w:tcW w:type="dxa" w:w="3264"/>
+            <w:vAlign w:val="center"/>
             <w:tcMar>
               <w:top w:w="80" w:type="dxa"/>
               <w:start w:w="120" w:type="dxa"/>
               <w:bottom w:w="80" w:type="dxa"/>
               <w:end w:w="120" w:type="dxa"/>
             </w:tcMar>
-            <w:vAlign w:val="center"/>
           </w:tcPr>
           <w:p>
-            <w:pPr>
-              <w:spacing w:after="0"/>
-            </w:pPr>
-            <w:r>
-              <w:rPr>
-                <w:rFonts w:ascii="Calibri" w:hAnsi="Calibri"/>
-                <w:color w:val="192332"/>
-              </w:rPr>
-              <w:t>当前不是原生扩展，是轻量规则接入</w:t>
-            </w:r>
+            <w:r/>
           </w:p>
         </w:tc>
       </w:tr>
-    </w:tbl>
-    <w:p>
-      <w:pPr>
-        <w:spacing w:after="80"/>
-      </w:pPr>
-    </w:p>
-    <w:p>
-      <w:pPr>
-        <w:pStyle w:val="Heading2"/>
-      </w:pPr>
-      <w:r>
-        <w:rPr>
-          <w:rFonts w:ascii="Calibri" w:hAnsi="Calibri"/>
-          <w:color w:val="2E74B5"/>
-        </w:rPr>
-        <w:t>接入后怎么说？</w:t>
-      </w:r>
-    </w:p>
-    <w:p>
-      <w:r>
-        <w:rPr>
-          <w:rFonts w:ascii="Calibri" w:hAnsi="Calibri"/>
-          <w:b w:val="0"/>
-          <w:i w:val="0"/>
-        </w:rPr>
-        <w:t>你不需要记复杂命令，直接对 AI 说自然语言：</w:t>
-      </w:r>
-    </w:p>
-    <w:p>
-      <w:pPr>
-        <w:pStyle w:val="ListBullet"/>
-        <w:spacing w:after="80" w:line="300" w:lineRule="auto"/>
-        <w:ind w:left="540" w:hanging="271"/>
-      </w:pPr>
-      <w:r>
-        <w:rPr>
-          <w:rFonts w:ascii="Calibri" w:hAnsi="Calibri"/>
-        </w:rPr>
-        <w:t>请用 Sego review 当前改动。</w:t>
-      </w:r>
-    </w:p>
-    <w:p>
-      <w:pPr>
-        <w:pStyle w:val="ListBullet"/>
-        <w:spacing w:after="80" w:line="300" w:lineRule="auto"/>
-        <w:ind w:left="540" w:hanging="271"/>
-      </w:pPr>
-      <w:r>
-        <w:rPr>
-          <w:rFonts w:ascii="Calibri" w:hAnsi="Calibri"/>
-        </w:rPr>
-        <w:t>帮我检查这次 AI 写的代码有没有安全风险。</w:t>
-      </w:r>
-    </w:p>
-    <w:p>
-      <w:pPr>
-        <w:pStyle w:val="ListBullet"/>
-        <w:spacing w:after="80" w:line="300" w:lineRule="auto"/>
-        <w:ind w:left="540" w:hanging="271"/>
-      </w:pPr>
-      <w:r>
-        <w:rPr>
-          <w:rFonts w:ascii="Calibri" w:hAnsi="Calibri"/>
-        </w:rPr>
-        <w:t>这次改动能不能提交？请用 Sego 看一下。</w:t>
-      </w:r>
-    </w:p>
-    <w:p>
-      <w:pPr>
-        <w:pStyle w:val="ListBullet"/>
-        <w:spacing w:after="80" w:line="300" w:lineRule="auto"/>
-        <w:ind w:left="540" w:hanging="271"/>
-      </w:pPr>
-      <w:r>
-        <w:rPr>
-          <w:rFonts w:ascii="Calibri" w:hAnsi="Calibri"/>
-        </w:rPr>
-        <w:t>先用 Sego 做 review，再给我修复建议。</w:t>
-      </w:r>
-    </w:p>
-    <w:tbl>
-      <w:tblPr>
-        <w:tblW w:type="dxa" w:w="9360"/>
-        <w:jc w:val="center"/>
-        <w:tblLayout w:type="fixed"/>
-        <w:tblLook w:firstColumn="1" w:firstRow="1" w:lastColumn="0" w:lastRow="0" w:noHBand="0" w:noVBand="1" w:val="04A0"/>
-        <w:tblBorders>
-          <w:top w:val="single" w:sz="4" w:space="0" w:color="D9E2EC"/>
-          <w:left w:val="single" w:sz="4" w:space="0" w:color="D9E2EC"/>
-          <w:bottom w:val="single" w:sz="4" w:space="0" w:color="D9E2EC"/>
-          <w:right w:val="single" w:sz="4" w:space="0" w:color="D9E2EC"/>
-          <w:insideH w:val="single" w:sz="4" w:space="0" w:color="D9E2EC"/>
-          <w:insideV w:val="single" w:sz="4" w:space="0" w:color="D9E2EC"/>
-        </w:tblBorders>
-      </w:tblPr>
-      <w:tblGrid>
-        <w:gridCol w:w="9360"/>
-      </w:tblGrid>
       <w:tr>
         <w:tc>
           <w:tcPr>
-            <w:tcW w:type="dxa" w:w="9360"/>
+            <w:tcW w:type="dxa" w:w="3264"/>
+            <w:vAlign w:val="center"/>
             <w:tcMar>
               <w:top w:w="80" w:type="dxa"/>
               <w:start w:w="120" w:type="dxa"/>
               <w:bottom w:w="80" w:type="dxa"/>
               <w:end w:w="120" w:type="dxa"/>
             </w:tcMar>
-            <w:vAlign w:val="center"/>
-            <w:shd w:fill="F4F6F9"/>
           </w:tcPr>
           <w:p>
-            <w:pPr>
-              <w:spacing w:after="40"/>
-            </w:pPr>
+            <w:r/>
             <w:r>
-              <w:rPr>
-                <w:rFonts w:ascii="Calibri" w:hAnsi="Calibri"/>
-                <w:b/>
-                <w:color w:val="1F4D78"/>
-              </w:rPr>
-              <w:t>当前边界：</w:t>
-            </w:r>
-            <w:r>
-              <w:rPr>
-                <w:rFonts w:ascii="Calibri" w:hAnsi="Calibri"/>
-                <w:color w:val="192332"/>
-              </w:rPr>
-              <w:t>sidecar skill 目前是 early integration / PoC，主要支持 review。它不是完整 IDE 插件，也不会替你自动提交代码。</w:t>
+              <w:t>切换目录</w:t>
             </w:r>
           </w:p>
         </w:tc>
-      </w:tr>
-    </w:tbl>
-    <w:p>
-      <w:pPr>
-        <w:spacing w:after="40"/>
-      </w:pPr>
-    </w:p>
-    <w:p>
-      <w:r>
-        <w:br w:type="page"/>
-      </w:r>
-    </w:p>
-    <w:p>
-      <w:pPr>
-        <w:pStyle w:val="Heading1"/>
-      </w:pPr>
-      <w:r>
-        <w:rPr>
-          <w:rFonts w:ascii="Calibri" w:hAnsi="Calibri"/>
-          <w:color w:val="2E74B5"/>
-        </w:rPr>
-        <w:t>六、推荐工作流：适合 vibe coding 新手</w:t>
-      </w:r>
-    </w:p>
-    <w:p>
-      <w:pPr>
-        <w:pStyle w:val="ListNumber"/>
-        <w:spacing w:after="80" w:line="300" w:lineRule="auto"/>
-        <w:ind w:left="540" w:hanging="271"/>
-      </w:pPr>
-      <w:r>
-        <w:rPr>
-          <w:rFonts w:ascii="Calibri" w:hAnsi="Calibri"/>
-        </w:rPr>
-        <w:t>先用 Cursor、Claude Code、Codex 等 AI 工具写代码。</w:t>
-      </w:r>
-    </w:p>
-    <w:p>
-      <w:pPr>
-        <w:pStyle w:val="ListNumber"/>
-        <w:spacing w:after="80" w:line="300" w:lineRule="auto"/>
-        <w:ind w:left="540" w:hanging="271"/>
-      </w:pPr>
-      <w:r>
-        <w:rPr>
-          <w:rFonts w:ascii="Calibri" w:hAnsi="Calibri"/>
-        </w:rPr>
-        <w:t>让项目能跑起来，至少确认没有明显报错。</w:t>
-      </w:r>
-    </w:p>
-    <w:p>
-      <w:pPr>
-        <w:pStyle w:val="ListNumber"/>
-        <w:spacing w:after="80" w:line="300" w:lineRule="auto"/>
-        <w:ind w:left="540" w:hanging="271"/>
-      </w:pPr>
-      <w:r>
-        <w:rPr>
-          <w:rFonts w:ascii="Calibri" w:hAnsi="Calibri"/>
-        </w:rPr>
-        <w:t>把改动加入暂存区：git add -A。</w:t>
-      </w:r>
-    </w:p>
-    <w:p>
-      <w:pPr>
-        <w:pStyle w:val="ListNumber"/>
-        <w:spacing w:after="80" w:line="300" w:lineRule="auto"/>
-        <w:ind w:left="540" w:hanging="271"/>
-      </w:pPr>
-      <w:r>
-        <w:rPr>
-          <w:rFonts w:ascii="Calibri" w:hAnsi="Calibri"/>
-        </w:rPr>
-        <w:t>先跑安全扫描：sego /review safety staged。</w:t>
-      </w:r>
-    </w:p>
-    <w:p>
-      <w:pPr>
-        <w:pStyle w:val="ListNumber"/>
-        <w:spacing w:after="80" w:line="300" w:lineRule="auto"/>
-        <w:ind w:left="540" w:hanging="271"/>
-      </w:pPr>
-      <w:r>
-        <w:rPr>
-          <w:rFonts w:ascii="Calibri" w:hAnsi="Calibri"/>
-        </w:rPr>
-        <w:t>再跑完整审查：sego /review staged。</w:t>
-      </w:r>
-    </w:p>
-    <w:p>
-      <w:pPr>
-        <w:pStyle w:val="ListNumber"/>
-        <w:spacing w:after="80" w:line="300" w:lineRule="auto"/>
-        <w:ind w:left="540" w:hanging="271"/>
-      </w:pPr>
-      <w:r>
-        <w:rPr>
-          <w:rFonts w:ascii="Calibri" w:hAnsi="Calibri"/>
-        </w:rPr>
-        <w:t>把 Sego 发现的问题交给 AI 修。</w:t>
-      </w:r>
-    </w:p>
-    <w:p>
-      <w:pPr>
-        <w:pStyle w:val="ListNumber"/>
-        <w:spacing w:after="80" w:line="300" w:lineRule="auto"/>
-        <w:ind w:left="540" w:hanging="271"/>
-      </w:pPr>
-      <w:r>
-        <w:rPr>
-          <w:rFonts w:ascii="Calibri" w:hAnsi="Calibri"/>
-        </w:rPr>
-        <w:t>修完后再跑一次 Sego。</w:t>
-      </w:r>
-    </w:p>
-    <w:p>
-      <w:pPr>
-        <w:pStyle w:val="ListNumber"/>
-        <w:spacing w:after="80" w:line="300" w:lineRule="auto"/>
-        <w:ind w:left="540" w:hanging="271"/>
-      </w:pPr>
-      <w:r>
-        <w:rPr>
-          <w:rFonts w:ascii="Calibri" w:hAnsi="Calibri"/>
-        </w:rPr>
-        <w:t>确认没有高风险问题后，再提交代码。</w:t>
-      </w:r>
-    </w:p>
-    <w:p>
-      <w:pPr>
-        <w:pStyle w:val="Heading2"/>
-      </w:pPr>
-      <w:r>
-        <w:rPr>
-          <w:rFonts w:ascii="Calibri" w:hAnsi="Calibri"/>
-          <w:color w:val="2E74B5"/>
-        </w:rPr>
-        <w:t>减少确认次数：review-trust</w:t>
-      </w:r>
-    </w:p>
-    <w:p>
-      <w:r>
-        <w:rPr>
-          <w:rFonts w:ascii="Calibri" w:hAnsi="Calibri"/>
-          <w:b w:val="0"/>
-          <w:i w:val="0"/>
-        </w:rPr>
-        <w:t>如果 review 过程中反复问你是否允许只读命令，可以使用 review-trust。它会放行常见只读检查，仍会拦住危险命令。</w:t>
-      </w:r>
-    </w:p>
-    <w:tbl>
-      <w:tblPr>
-        <w:tblW w:type="dxa" w:w="9360"/>
-        <w:jc w:val="center"/>
-        <w:tblLayout w:type="fixed"/>
-        <w:tblLook w:firstColumn="1" w:firstRow="1" w:lastColumn="0" w:lastRow="0" w:noHBand="0" w:noVBand="1" w:val="04A0"/>
-        <w:tblBorders>
-          <w:top w:val="single" w:sz="4" w:space="0" w:color="D8DEE9"/>
-          <w:left w:val="single" w:sz="4" w:space="0" w:color="D8DEE9"/>
-          <w:bottom w:val="single" w:sz="4" w:space="0" w:color="D8DEE9"/>
-          <w:right w:val="single" w:sz="4" w:space="0" w:color="D8DEE9"/>
-          <w:insideH w:val="single" w:sz="4" w:space="0" w:color="D8DEE9"/>
-          <w:insideV w:val="single" w:sz="4" w:space="0" w:color="D8DEE9"/>
-        </w:tblBorders>
-      </w:tblPr>
-      <w:tblGrid>
-        <w:gridCol w:w="9360"/>
-      </w:tblGrid>
-      <w:tr>
         <w:tc>
           <w:tcPr>
-            <w:tcW w:type="dxa" w:w="9360"/>
+            <w:tcW w:type="dxa" w:w="3264"/>
+            <w:vAlign w:val="center"/>
             <w:tcMar>
               <w:top w:w="80" w:type="dxa"/>
               <w:start w:w="120" w:type="dxa"/>
               <w:bottom w:w="80" w:type="dxa"/>
               <w:end w:w="120" w:type="dxa"/>
             </w:tcMar>
-            <w:vAlign w:val="center"/>
-            <w:shd w:fill="F6F8FA"/>
           </w:tcPr>
           <w:p>
-            <w:pPr>
-              <w:spacing w:before="40" w:after="40"/>
-            </w:pPr>
+            <w:r/>
             <w:r>
               <w:rPr>
-                <w:rFonts w:ascii="Consolas" w:hAnsi="Consolas"/>
-                <w:color w:val="141414"/>
+                <w:rFonts w:ascii="Consolas" w:hAnsi="Consolas" w:eastAsia="Consolas"/>
+                <w:color w:val="1F4D78"/>
                 <w:sz w:val="19"/>
               </w:rPr>
-              <w:t>sego --permission-profile review-trust</w:t>
+              <w:t>切换到 D:\YourProject</w:t>
+            </w:r>
+            <w:r>
+              <w:t xml:space="preserve"> 或 </w:t>
+            </w:r>
+            <w:r>
+              <w:rPr>
+                <w:rFonts w:ascii="Consolas" w:hAnsi="Consolas" w:eastAsia="Consolas"/>
+                <w:color w:val="1F4D78"/>
+                <w:sz w:val="19"/>
+              </w:rPr>
+              <w:t>/cd "D:\YourProject"</w:t>
             </w:r>
           </w:p>
         </w:tc>
-      </w:tr>
-    </w:tbl>
-    <w:p>
-      <w:pPr>
-        <w:spacing w:after="60"/>
-      </w:pPr>
-    </w:p>
-    <w:p>
-      <w:r>
-        <w:rPr>
-          <w:rFonts w:ascii="Calibri" w:hAnsi="Calibri"/>
-          <w:b w:val="0"/>
-          <w:i w:val="0"/>
-        </w:rPr>
-        <w:t>适合 review / verify 场景，不建议把全权限当成默认设置。</w:t>
-      </w:r>
-    </w:p>
-    <w:p>
-      <w:pPr>
-        <w:pStyle w:val="Heading2"/>
-      </w:pPr>
-      <w:r>
-        <w:rPr>
-          <w:rFonts w:ascii="Calibri" w:hAnsi="Calibri"/>
-          <w:color w:val="2E74B5"/>
-        </w:rPr>
-        <w:t>崩溃恢复</w:t>
-      </w:r>
-    </w:p>
-    <w:p>
-      <w:r>
-        <w:rPr>
-          <w:rFonts w:ascii="Calibri" w:hAnsi="Calibri"/>
-          <w:b w:val="0"/>
-          <w:i w:val="0"/>
-        </w:rPr>
-        <w:t>如果窗口异常关闭，下次可以恢复最近一次会话。</w:t>
-      </w:r>
-    </w:p>
-    <w:tbl>
-      <w:tblPr>
-        <w:tblW w:type="dxa" w:w="9360"/>
-        <w:jc w:val="center"/>
-        <w:tblLayout w:type="fixed"/>
-        <w:tblLook w:firstColumn="1" w:firstRow="1" w:lastColumn="0" w:lastRow="0" w:noHBand="0" w:noVBand="1" w:val="04A0"/>
-        <w:tblBorders>
-          <w:top w:val="single" w:sz="4" w:space="0" w:color="D8DEE9"/>
-          <w:left w:val="single" w:sz="4" w:space="0" w:color="D8DEE9"/>
-          <w:bottom w:val="single" w:sz="4" w:space="0" w:color="D8DEE9"/>
-          <w:right w:val="single" w:sz="4" w:space="0" w:color="D8DEE9"/>
-          <w:insideH w:val="single" w:sz="4" w:space="0" w:color="D8DEE9"/>
-          <w:insideV w:val="single" w:sz="4" w:space="0" w:color="D8DEE9"/>
-        </w:tblBorders>
-      </w:tblPr>
-      <w:tblGrid>
-        <w:gridCol w:w="9360"/>
-      </w:tblGrid>
-      <w:tr>
         <w:tc>
           <w:tcPr>
-            <w:tcW w:type="dxa" w:w="9360"/>
+            <w:tcW w:type="dxa" w:w="3264"/>
+            <w:vAlign w:val="center"/>
             <w:tcMar>
               <w:top w:w="80" w:type="dxa"/>
               <w:start w:w="120" w:type="dxa"/>
               <w:bottom w:w="80" w:type="dxa"/>
               <w:end w:w="120" w:type="dxa"/>
             </w:tcMar>
-            <w:vAlign w:val="center"/>
-            <w:shd w:fill="F6F8FA"/>
           </w:tcPr>
           <w:p>
-            <w:pPr>
-              <w:spacing w:before="40" w:after="40"/>
-            </w:pPr>
+            <w:r/>
+          </w:p>
+        </w:tc>
+      </w:tr>
+      <w:tr>
+        <w:tc>
+          <w:tcPr>
+            <w:tcW w:type="dxa" w:w="3264"/>
+            <w:vAlign w:val="center"/>
+            <w:tcMar>
+              <w:top w:w="80" w:type="dxa"/>
+              <w:start w:w="120" w:type="dxa"/>
+              <w:bottom w:w="80" w:type="dxa"/>
+              <w:end w:w="120" w:type="dxa"/>
+            </w:tcMar>
+          </w:tcPr>
+          <w:p>
+            <w:r/>
+            <w:r>
+              <w:t>审查当前改动</w:t>
+            </w:r>
+          </w:p>
+        </w:tc>
+        <w:tc>
+          <w:tcPr>
+            <w:tcW w:type="dxa" w:w="3264"/>
+            <w:vAlign w:val="center"/>
+            <w:tcMar>
+              <w:top w:w="80" w:type="dxa"/>
+              <w:start w:w="120" w:type="dxa"/>
+              <w:bottom w:w="80" w:type="dxa"/>
+              <w:end w:w="120" w:type="dxa"/>
+            </w:tcMar>
+          </w:tcPr>
+          <w:p>
+            <w:r/>
             <w:r>
               <w:rPr>
-                <w:rFonts w:ascii="Consolas" w:hAnsi="Consolas"/>
-                <w:color w:val="141414"/>
+                <w:rFonts w:ascii="Consolas" w:hAnsi="Consolas" w:eastAsia="Consolas"/>
+                <w:color w:val="1F4D78"/>
+                <w:sz w:val="19"/>
+              </w:rPr>
+              <w:t>sego review</w:t>
+            </w:r>
+          </w:p>
+        </w:tc>
+        <w:tc>
+          <w:tcPr>
+            <w:tcW w:type="dxa" w:w="3264"/>
+            <w:vAlign w:val="center"/>
+            <w:tcMar>
+              <w:top w:w="80" w:type="dxa"/>
+              <w:start w:w="120" w:type="dxa"/>
+              <w:bottom w:w="80" w:type="dxa"/>
+              <w:end w:w="120" w:type="dxa"/>
+            </w:tcMar>
+          </w:tcPr>
+          <w:p>
+            <w:r/>
+          </w:p>
+        </w:tc>
+      </w:tr>
+      <w:tr>
+        <w:tc>
+          <w:tcPr>
+            <w:tcW w:type="dxa" w:w="3264"/>
+            <w:vAlign w:val="center"/>
+            <w:tcMar>
+              <w:top w:w="80" w:type="dxa"/>
+              <w:start w:w="120" w:type="dxa"/>
+              <w:bottom w:w="80" w:type="dxa"/>
+              <w:end w:w="120" w:type="dxa"/>
+            </w:tcMar>
+          </w:tcPr>
+          <w:p>
+            <w:r/>
+            <w:r>
+              <w:t>审查暂存改动</w:t>
+            </w:r>
+          </w:p>
+        </w:tc>
+        <w:tc>
+          <w:tcPr>
+            <w:tcW w:type="dxa" w:w="3264"/>
+            <w:vAlign w:val="center"/>
+            <w:tcMar>
+              <w:top w:w="80" w:type="dxa"/>
+              <w:start w:w="120" w:type="dxa"/>
+              <w:bottom w:w="80" w:type="dxa"/>
+              <w:end w:w="120" w:type="dxa"/>
+            </w:tcMar>
+          </w:tcPr>
+          <w:p>
+            <w:r/>
+            <w:r>
+              <w:rPr>
+                <w:rFonts w:ascii="Consolas" w:hAnsi="Consolas" w:eastAsia="Consolas"/>
+                <w:color w:val="1F4D78"/>
+                <w:sz w:val="19"/>
+              </w:rPr>
+              <w:t>git add -A</w:t>
+            </w:r>
+            <w:r>
+              <w:t xml:space="preserve"> 后 </w:t>
+            </w:r>
+            <w:r>
+              <w:rPr>
+                <w:rFonts w:ascii="Consolas" w:hAnsi="Consolas" w:eastAsia="Consolas"/>
+                <w:color w:val="1F4D78"/>
+                <w:sz w:val="19"/>
+              </w:rPr>
+              <w:t>sego review staged</w:t>
+            </w:r>
+          </w:p>
+        </w:tc>
+        <w:tc>
+          <w:tcPr>
+            <w:tcW w:type="dxa" w:w="3264"/>
+            <w:vAlign w:val="center"/>
+            <w:tcMar>
+              <w:top w:w="80" w:type="dxa"/>
+              <w:start w:w="120" w:type="dxa"/>
+              <w:bottom w:w="80" w:type="dxa"/>
+              <w:end w:w="120" w:type="dxa"/>
+            </w:tcMar>
+          </w:tcPr>
+          <w:p>
+            <w:r/>
+          </w:p>
+        </w:tc>
+      </w:tr>
+      <w:tr>
+        <w:tc>
+          <w:tcPr>
+            <w:tcW w:type="dxa" w:w="3264"/>
+            <w:vAlign w:val="center"/>
+            <w:tcMar>
+              <w:top w:w="80" w:type="dxa"/>
+              <w:start w:w="120" w:type="dxa"/>
+              <w:bottom w:w="80" w:type="dxa"/>
+              <w:end w:w="120" w:type="dxa"/>
+            </w:tcMar>
+          </w:tcPr>
+          <w:p>
+            <w:r/>
+            <w:r>
+              <w:t>查看审查历史</w:t>
+            </w:r>
+          </w:p>
+        </w:tc>
+        <w:tc>
+          <w:tcPr>
+            <w:tcW w:type="dxa" w:w="3264"/>
+            <w:vAlign w:val="center"/>
+            <w:tcMar>
+              <w:top w:w="80" w:type="dxa"/>
+              <w:start w:w="120" w:type="dxa"/>
+              <w:bottom w:w="80" w:type="dxa"/>
+              <w:end w:w="120" w:type="dxa"/>
+            </w:tcMar>
+          </w:tcPr>
+          <w:p>
+            <w:r/>
+            <w:r>
+              <w:rPr>
+                <w:rFonts w:ascii="Consolas" w:hAnsi="Consolas" w:eastAsia="Consolas"/>
+                <w:color w:val="1F4D78"/>
+                <w:sz w:val="19"/>
+              </w:rPr>
+              <w:t>sego review list</w:t>
+            </w:r>
+          </w:p>
+        </w:tc>
+        <w:tc>
+          <w:tcPr>
+            <w:tcW w:type="dxa" w:w="3264"/>
+            <w:vAlign w:val="center"/>
+            <w:tcMar>
+              <w:top w:w="80" w:type="dxa"/>
+              <w:start w:w="120" w:type="dxa"/>
+              <w:bottom w:w="80" w:type="dxa"/>
+              <w:end w:w="120" w:type="dxa"/>
+            </w:tcMar>
+          </w:tcPr>
+          <w:p>
+            <w:r/>
+          </w:p>
+        </w:tc>
+      </w:tr>
+      <w:tr>
+        <w:tc>
+          <w:tcPr>
+            <w:tcW w:type="dxa" w:w="3264"/>
+            <w:vAlign w:val="center"/>
+            <w:tcMar>
+              <w:top w:w="80" w:type="dxa"/>
+              <w:start w:w="120" w:type="dxa"/>
+              <w:bottom w:w="80" w:type="dxa"/>
+              <w:end w:w="120" w:type="dxa"/>
+            </w:tcMar>
+          </w:tcPr>
+          <w:p>
+            <w:r/>
+            <w:r>
+              <w:t>查看常用说法</w:t>
+            </w:r>
+          </w:p>
+        </w:tc>
+        <w:tc>
+          <w:tcPr>
+            <w:tcW w:type="dxa" w:w="3264"/>
+            <w:vAlign w:val="center"/>
+            <w:tcMar>
+              <w:top w:w="80" w:type="dxa"/>
+              <w:start w:w="120" w:type="dxa"/>
+              <w:bottom w:w="80" w:type="dxa"/>
+              <w:end w:w="120" w:type="dxa"/>
+            </w:tcMar>
+          </w:tcPr>
+          <w:p>
+            <w:r/>
+            <w:r>
+              <w:rPr>
+                <w:rFonts w:ascii="Consolas" w:hAnsi="Consolas" w:eastAsia="Consolas"/>
+                <w:color w:val="1F4D78"/>
+                <w:sz w:val="19"/>
+              </w:rPr>
+              <w:t>/dir</w:t>
+            </w:r>
+          </w:p>
+        </w:tc>
+        <w:tc>
+          <w:tcPr>
+            <w:tcW w:type="dxa" w:w="3264"/>
+            <w:vAlign w:val="center"/>
+            <w:tcMar>
+              <w:top w:w="80" w:type="dxa"/>
+              <w:start w:w="120" w:type="dxa"/>
+              <w:bottom w:w="80" w:type="dxa"/>
+              <w:end w:w="120" w:type="dxa"/>
+            </w:tcMar>
+          </w:tcPr>
+          <w:p>
+            <w:r/>
+          </w:p>
+        </w:tc>
+      </w:tr>
+      <w:tr>
+        <w:tc>
+          <w:tcPr>
+            <w:tcW w:type="dxa" w:w="3264"/>
+            <w:vAlign w:val="center"/>
+            <w:tcMar>
+              <w:top w:w="80" w:type="dxa"/>
+              <w:start w:w="120" w:type="dxa"/>
+              <w:bottom w:w="80" w:type="dxa"/>
+              <w:end w:w="120" w:type="dxa"/>
+            </w:tcMar>
+          </w:tcPr>
+          <w:p>
+            <w:r/>
+            <w:r>
+              <w:t>会话复盘</w:t>
+            </w:r>
+          </w:p>
+        </w:tc>
+        <w:tc>
+          <w:tcPr>
+            <w:tcW w:type="dxa" w:w="3264"/>
+            <w:vAlign w:val="center"/>
+            <w:tcMar>
+              <w:top w:w="80" w:type="dxa"/>
+              <w:start w:w="120" w:type="dxa"/>
+              <w:bottom w:w="80" w:type="dxa"/>
+              <w:end w:w="120" w:type="dxa"/>
+            </w:tcMar>
+          </w:tcPr>
+          <w:p>
+            <w:r/>
+            <w:r>
+              <w:rPr>
+                <w:rFonts w:ascii="Consolas" w:hAnsi="Consolas" w:eastAsia="Consolas"/>
+                <w:color w:val="1F4D78"/>
+                <w:sz w:val="19"/>
+              </w:rPr>
+              <w:t>sego workflow-review</w:t>
+            </w:r>
+          </w:p>
+        </w:tc>
+        <w:tc>
+          <w:tcPr>
+            <w:tcW w:type="dxa" w:w="3264"/>
+            <w:vAlign w:val="center"/>
+            <w:tcMar>
+              <w:top w:w="80" w:type="dxa"/>
+              <w:start w:w="120" w:type="dxa"/>
+              <w:bottom w:w="80" w:type="dxa"/>
+              <w:end w:w="120" w:type="dxa"/>
+            </w:tcMar>
+          </w:tcPr>
+          <w:p>
+            <w:r/>
+          </w:p>
+        </w:tc>
+      </w:tr>
+      <w:tr>
+        <w:tc>
+          <w:tcPr>
+            <w:tcW w:type="dxa" w:w="3264"/>
+            <w:vAlign w:val="center"/>
+            <w:tcMar>
+              <w:top w:w="80" w:type="dxa"/>
+              <w:start w:w="120" w:type="dxa"/>
+              <w:bottom w:w="80" w:type="dxa"/>
+              <w:end w:w="120" w:type="dxa"/>
+            </w:tcMar>
+          </w:tcPr>
+          <w:p>
+            <w:r/>
+            <w:r>
+              <w:t>恢复会话</w:t>
+            </w:r>
+          </w:p>
+        </w:tc>
+        <w:tc>
+          <w:tcPr>
+            <w:tcW w:type="dxa" w:w="3264"/>
+            <w:vAlign w:val="center"/>
+            <w:tcMar>
+              <w:top w:w="80" w:type="dxa"/>
+              <w:start w:w="120" w:type="dxa"/>
+              <w:bottom w:w="80" w:type="dxa"/>
+              <w:end w:w="120" w:type="dxa"/>
+            </w:tcMar>
+          </w:tcPr>
+          <w:p>
+            <w:r/>
+            <w:r>
+              <w:rPr>
+                <w:rFonts w:ascii="Consolas" w:hAnsi="Consolas" w:eastAsia="Consolas"/>
+                <w:color w:val="1F4D78"/>
                 <w:sz w:val="19"/>
               </w:rPr>
               <w:t>sego --resume latest</w:t>
             </w:r>
           </w:p>
         </w:tc>
-      </w:tr>
-    </w:tbl>
-    <w:p>
-      <w:pPr>
-        <w:spacing w:after="60"/>
-      </w:pPr>
-    </w:p>
-    <w:p>
-      <w:r>
-        <w:rPr>
-          <w:rFonts w:ascii="Calibri" w:hAnsi="Calibri"/>
-          <w:b w:val="0"/>
-          <w:i w:val="0"/>
-        </w:rPr>
-        <w:t>Sego 不会重新执行上次的工具调用，只恢复上下文。</w:t>
-      </w:r>
-    </w:p>
-    <w:p>
-      <w:pPr>
-        <w:pStyle w:val="Heading1"/>
-      </w:pPr>
-      <w:r>
-        <w:rPr>
-          <w:rFonts w:ascii="Calibri" w:hAnsi="Calibri"/>
-          <w:color w:val="2E74B5"/>
-        </w:rPr>
-        <w:t>七、常见问题</w:t>
-      </w:r>
-    </w:p>
-    <w:p>
-      <w:pPr>
-        <w:spacing w:after="40"/>
-      </w:pPr>
-      <w:r>
-        <w:rPr>
-          <w:rFonts w:ascii="Calibri" w:hAnsi="Calibri"/>
-          <w:b/>
-          <w:color w:val="1F4D78"/>
-        </w:rPr>
-        <w:t>Q：Sego 会修改我的代码吗？</w:t>
-      </w:r>
-    </w:p>
-    <w:p>
-      <w:pPr>
-        <w:spacing w:after="120"/>
-        <w:ind w:left="259"/>
-      </w:pPr>
-      <w:r>
-        <w:rPr>
-          <w:rFonts w:ascii="Calibri" w:hAnsi="Calibri"/>
-          <w:color w:val="192332"/>
-        </w:rPr>
-        <w:t>A：默认不会。Sego 的核心定位是 review，它主要读取代码、分析问题、输出建议。</w:t>
-      </w:r>
-    </w:p>
-    <w:p>
-      <w:pPr>
-        <w:spacing w:after="40"/>
-      </w:pPr>
-      <w:r>
-        <w:rPr>
-          <w:rFonts w:ascii="Calibri" w:hAnsi="Calibri"/>
-          <w:b/>
-          <w:color w:val="1F4D78"/>
-        </w:rPr>
-        <w:t>Q：我只下载 release zip，可以安装 IDE skill 吗？</w:t>
-      </w:r>
-    </w:p>
-    <w:p>
-      <w:pPr>
-        <w:spacing w:after="120"/>
-        <w:ind w:left="259"/>
-      </w:pPr>
-      <w:r>
-        <w:rPr>
-          <w:rFonts w:ascii="Calibri" w:hAnsi="Calibri"/>
-          <w:color w:val="192332"/>
-        </w:rPr>
-        <w:t>A：不行。release zip 只包含运行文件。skill 在源码仓库里，需要下载源码 ZIP 或 git clone。</w:t>
-      </w:r>
-    </w:p>
-    <w:p>
-      <w:pPr>
-        <w:spacing w:after="40"/>
-      </w:pPr>
-      <w:r>
-        <w:rPr>
-          <w:rFonts w:ascii="Calibri" w:hAnsi="Calibri"/>
-          <w:b/>
-          <w:color w:val="1F4D78"/>
-        </w:rPr>
-        <w:t>Q：下载 GitHub 源码 ZIP 能直接运行吗？</w:t>
-      </w:r>
-    </w:p>
-    <w:p>
-      <w:pPr>
-        <w:spacing w:after="120"/>
-        <w:ind w:left="259"/>
-      </w:pPr>
-      <w:r>
-        <w:rPr>
-          <w:rFonts w:ascii="Calibri" w:hAnsi="Calibri"/>
-          <w:color w:val="192332"/>
-        </w:rPr>
-        <w:t>A：源码 ZIP 本身不包含 sego.exe。Windows 用户可以双击 start-sego-windows.cmd，它会联网下载最新 release binary。</w:t>
-      </w:r>
-    </w:p>
-    <w:p>
-      <w:pPr>
-        <w:spacing w:after="40"/>
-      </w:pPr>
-      <w:r>
-        <w:rPr>
-          <w:rFonts w:ascii="Calibri" w:hAnsi="Calibri"/>
-          <w:b/>
-          <w:color w:val="1F4D78"/>
-        </w:rPr>
-        <w:t>Q：为什么需要 API Key？</w:t>
-      </w:r>
-    </w:p>
-    <w:p>
-      <w:pPr>
-        <w:spacing w:after="120"/>
-        <w:ind w:left="259"/>
-      </w:pPr>
-      <w:r>
-        <w:rPr>
-          <w:rFonts w:ascii="Calibri" w:hAnsi="Calibri"/>
-          <w:color w:val="192332"/>
-        </w:rPr>
-        <w:t>A：完整 review 需要调用大模型。没有 API Key 时，只能使用少量不调模型的本地检查。</w:t>
-      </w:r>
-    </w:p>
-    <w:p>
-      <w:pPr>
-        <w:spacing w:after="40"/>
-      </w:pPr>
-      <w:r>
-        <w:rPr>
-          <w:rFonts w:ascii="Calibri" w:hAnsi="Calibri"/>
-          <w:b/>
-          <w:color w:val="1F4D78"/>
-        </w:rPr>
-        <w:t>Q：review 结果在哪里？</w:t>
-      </w:r>
-    </w:p>
-    <w:p>
-      <w:pPr>
-        <w:spacing w:after="120"/>
-        <w:ind w:left="259"/>
-      </w:pPr>
-      <w:r>
-        <w:rPr>
-          <w:rFonts w:ascii="Calibri" w:hAnsi="Calibri"/>
-          <w:color w:val="192332"/>
-        </w:rPr>
-        <w:t>A：保存在当前项目的 .sego/reviews/ 目录。</w:t>
-      </w:r>
-    </w:p>
-    <w:p>
-      <w:pPr>
-        <w:spacing w:after="40"/>
-      </w:pPr>
-      <w:r>
-        <w:rPr>
-          <w:rFonts w:ascii="Calibri" w:hAnsi="Calibri"/>
-          <w:b/>
-          <w:color w:val="1F4D78"/>
-        </w:rPr>
-        <w:t>Q：可以审查什么语言？</w:t>
-      </w:r>
-    </w:p>
-    <w:p>
-      <w:pPr>
-        <w:spacing w:after="120"/>
-        <w:ind w:left="259"/>
-      </w:pPr>
-      <w:r>
-        <w:rPr>
-          <w:rFonts w:ascii="Calibri" w:hAnsi="Calibri"/>
-          <w:color w:val="192332"/>
-        </w:rPr>
-        <w:t>A：常见语言都可以，例如 Python、JavaScript、TypeScript、Rust、Go、Java、C++。</w:t>
-      </w:r>
-    </w:p>
-    <w:p>
-      <w:pPr>
-        <w:spacing w:after="40"/>
-      </w:pPr>
-      <w:r>
-        <w:rPr>
-          <w:rFonts w:ascii="Calibri" w:hAnsi="Calibri"/>
-          <w:b/>
-          <w:color w:val="1F4D78"/>
-        </w:rPr>
-        <w:t>Q：Cursor 是原生插件吗？</w:t>
-      </w:r>
-    </w:p>
-    <w:p>
-      <w:pPr>
-        <w:spacing w:after="120"/>
-        <w:ind w:left="259"/>
-      </w:pPr>
-      <w:r>
-        <w:rPr>
-          <w:rFonts w:ascii="Calibri" w:hAnsi="Calibri"/>
-          <w:color w:val="192332"/>
-        </w:rPr>
-        <w:t>A：目前不是。Cursor 通过 .cursorrules 轻量接入。</w:t>
-      </w:r>
-    </w:p>
-    <w:p>
-      <w:r>
-        <w:br w:type="page"/>
-      </w:r>
-    </w:p>
-    <w:p>
-      <w:pPr>
-        <w:pStyle w:val="Heading1"/>
-      </w:pPr>
-      <w:r>
-        <w:rPr>
-          <w:rFonts w:ascii="Calibri" w:hAnsi="Calibri"/>
-          <w:color w:val="2E74B5"/>
-        </w:rPr>
-        <w:t>八、一页纸速查表</w:t>
-      </w:r>
-    </w:p>
-    <w:tbl>
-      <w:tblPr>
-        <w:tblW w:type="dxa" w:w="9360"/>
-        <w:jc w:val="center"/>
-        <w:tblLayout w:type="fixed"/>
-        <w:tblLook w:firstColumn="1" w:firstRow="1" w:lastColumn="0" w:lastRow="0" w:noHBand="0" w:noVBand="1" w:val="04A0"/>
-        <w:tblBorders>
-          <w:top w:val="single" w:sz="4" w:space="0" w:color="D9E2EC"/>
-          <w:left w:val="single" w:sz="4" w:space="0" w:color="D9E2EC"/>
-          <w:bottom w:val="single" w:sz="4" w:space="0" w:color="D9E2EC"/>
-          <w:right w:val="single" w:sz="4" w:space="0" w:color="D9E2EC"/>
-          <w:insideH w:val="single" w:sz="4" w:space="0" w:color="D9E2EC"/>
-          <w:insideV w:val="single" w:sz="4" w:space="0" w:color="D9E2EC"/>
-        </w:tblBorders>
-      </w:tblPr>
-      <w:tblGrid>
-        <w:gridCol w:w="2520"/>
-        <w:gridCol w:w="6840"/>
-      </w:tblGrid>
-      <w:tr>
         <w:tc>
           <w:tcPr>
-            <w:tcW w:type="dxa" w:w="2520"/>
+            <w:tcW w:type="dxa" w:w="3264"/>
+            <w:vAlign w:val="center"/>
             <w:tcMar>
               <w:top w:w="80" w:type="dxa"/>
               <w:start w:w="120" w:type="dxa"/>
               <w:bottom w:w="80" w:type="dxa"/>
               <w:end w:w="120" w:type="dxa"/>
             </w:tcMar>
-            <w:vAlign w:val="center"/>
-            <w:shd w:fill="E8EEF5"/>
           </w:tcPr>
           <w:p>
-            <w:pPr>
-              <w:spacing w:after="0"/>
-            </w:pPr>
-            <w:r>
-              <w:rPr>
-                <w:rFonts w:ascii="Calibri" w:hAnsi="Calibri"/>
-                <w:b/>
-                <w:color w:val="1F4D78"/>
-              </w:rPr>
-              <w:t>最新下载页</w:t>
-            </w:r>
-          </w:p>
-        </w:tc>
-        <w:tc>
-          <w:tcPr>
-            <w:tcW w:type="dxa" w:w="6840"/>
-            <w:tcMar>
-              <w:top w:w="80" w:type="dxa"/>
-              <w:start w:w="120" w:type="dxa"/>
-              <w:bottom w:w="80" w:type="dxa"/>
-              <w:end w:w="120" w:type="dxa"/>
-            </w:tcMar>
-            <w:vAlign w:val="center"/>
-          </w:tcPr>
-          <w:p>
-            <w:pPr>
-              <w:spacing w:after="0"/>
-            </w:pPr>
-            <w:r>
-              <w:rPr>
-                <w:rFonts w:ascii="Calibri" w:hAnsi="Calibri"/>
-                <w:b w:val="0"/>
-                <w:color w:val="192332"/>
-              </w:rPr>
-              <w:t>https://github.com/007M7/Sego-Agent/releases/latest</w:t>
-            </w:r>
-          </w:p>
-        </w:tc>
-      </w:tr>
-      <w:tr>
-        <w:tc>
-          <w:tcPr>
-            <w:tcW w:type="dxa" w:w="2520"/>
-            <w:tcMar>
-              <w:top w:w="80" w:type="dxa"/>
-              <w:start w:w="120" w:type="dxa"/>
-              <w:bottom w:w="80" w:type="dxa"/>
-              <w:end w:w="120" w:type="dxa"/>
-            </w:tcMar>
-            <w:vAlign w:val="center"/>
-            <w:shd w:fill="E8EEF5"/>
-          </w:tcPr>
-          <w:p>
-            <w:pPr>
-              <w:spacing w:after="0"/>
-            </w:pPr>
-            <w:r>
-              <w:rPr>
-                <w:rFonts w:ascii="Calibri" w:hAnsi="Calibri"/>
-                <w:b/>
-                <w:color w:val="1F4D78"/>
-              </w:rPr>
-              <w:t>Windows 直接用</w:t>
-            </w:r>
-          </w:p>
-        </w:tc>
-        <w:tc>
-          <w:tcPr>
-            <w:tcW w:type="dxa" w:w="6840"/>
-            <w:tcMar>
-              <w:top w:w="80" w:type="dxa"/>
-              <w:start w:w="120" w:type="dxa"/>
-              <w:bottom w:w="80" w:type="dxa"/>
-              <w:end w:w="120" w:type="dxa"/>
-            </w:tcMar>
-            <w:vAlign w:val="center"/>
-          </w:tcPr>
-          <w:p>
-            <w:pPr>
-              <w:spacing w:after="0"/>
-            </w:pPr>
-            <w:r>
-              <w:rPr>
-                <w:rFonts w:ascii="Calibri" w:hAnsi="Calibri"/>
-                <w:b w:val="0"/>
-                <w:color w:val="192332"/>
-              </w:rPr>
-              <w:t>下载 sego-windows.zip → 解压 → 双击 Sego.cmd</w:t>
-            </w:r>
-          </w:p>
-        </w:tc>
-      </w:tr>
-      <w:tr>
-        <w:tc>
-          <w:tcPr>
-            <w:tcW w:type="dxa" w:w="2520"/>
-            <w:tcMar>
-              <w:top w:w="80" w:type="dxa"/>
-              <w:start w:w="120" w:type="dxa"/>
-              <w:bottom w:w="80" w:type="dxa"/>
-              <w:end w:w="120" w:type="dxa"/>
-            </w:tcMar>
-            <w:vAlign w:val="center"/>
-            <w:shd w:fill="E8EEF5"/>
-          </w:tcPr>
-          <w:p>
-            <w:pPr>
-              <w:spacing w:after="0"/>
-            </w:pPr>
-            <w:r>
-              <w:rPr>
-                <w:rFonts w:ascii="Calibri" w:hAnsi="Calibri"/>
-                <w:b/>
-                <w:color w:val="1F4D78"/>
-              </w:rPr>
-              <w:t>Windows 一键安装</w:t>
-            </w:r>
-          </w:p>
-        </w:tc>
-        <w:tc>
-          <w:tcPr>
-            <w:tcW w:type="dxa" w:w="6840"/>
-            <w:tcMar>
-              <w:top w:w="80" w:type="dxa"/>
-              <w:start w:w="120" w:type="dxa"/>
-              <w:bottom w:w="80" w:type="dxa"/>
-              <w:end w:w="120" w:type="dxa"/>
-            </w:tcMar>
-            <w:vAlign w:val="center"/>
-          </w:tcPr>
-          <w:p>
-            <w:pPr>
-              <w:spacing w:after="0"/>
-            </w:pPr>
-            <w:r>
-              <w:rPr>
-                <w:rFonts w:ascii="Calibri" w:hAnsi="Calibri"/>
-                <w:b w:val="0"/>
-                <w:color w:val="192332"/>
-              </w:rPr>
-              <w:t>irm https://raw.githubusercontent.com/007M7/Sego-Agent/main/install.ps1 | iex</w:t>
-            </w:r>
-          </w:p>
-        </w:tc>
-      </w:tr>
-      <w:tr>
-        <w:tc>
-          <w:tcPr>
-            <w:tcW w:type="dxa" w:w="2520"/>
-            <w:tcMar>
-              <w:top w:w="80" w:type="dxa"/>
-              <w:start w:w="120" w:type="dxa"/>
-              <w:bottom w:w="80" w:type="dxa"/>
-              <w:end w:w="120" w:type="dxa"/>
-            </w:tcMar>
-            <w:vAlign w:val="center"/>
-            <w:shd w:fill="E8EEF5"/>
-          </w:tcPr>
-          <w:p>
-            <w:pPr>
-              <w:spacing w:after="0"/>
-            </w:pPr>
-            <w:r>
-              <w:rPr>
-                <w:rFonts w:ascii="Calibri" w:hAnsi="Calibri"/>
-                <w:b/>
-                <w:color w:val="1F4D78"/>
-              </w:rPr>
-              <w:t>Mac / Linux 安装</w:t>
-            </w:r>
-          </w:p>
-        </w:tc>
-        <w:tc>
-          <w:tcPr>
-            <w:tcW w:type="dxa" w:w="6840"/>
-            <w:tcMar>
-              <w:top w:w="80" w:type="dxa"/>
-              <w:start w:w="120" w:type="dxa"/>
-              <w:bottom w:w="80" w:type="dxa"/>
-              <w:end w:w="120" w:type="dxa"/>
-            </w:tcMar>
-            <w:vAlign w:val="center"/>
-          </w:tcPr>
-          <w:p>
-            <w:pPr>
-              <w:spacing w:after="0"/>
-            </w:pPr>
-            <w:r>
-              <w:rPr>
-                <w:rFonts w:ascii="Calibri" w:hAnsi="Calibri"/>
-                <w:b w:val="0"/>
-                <w:color w:val="192332"/>
-              </w:rPr>
-              <w:t>curl -fsSL https://raw.githubusercontent.com/007M7/Sego-Agent/main/install.sh | bash</w:t>
-            </w:r>
-          </w:p>
-        </w:tc>
-      </w:tr>
-      <w:tr>
-        <w:tc>
-          <w:tcPr>
-            <w:tcW w:type="dxa" w:w="2520"/>
-            <w:tcMar>
-              <w:top w:w="80" w:type="dxa"/>
-              <w:start w:w="120" w:type="dxa"/>
-              <w:bottom w:w="80" w:type="dxa"/>
-              <w:end w:w="120" w:type="dxa"/>
-            </w:tcMar>
-            <w:vAlign w:val="center"/>
-            <w:shd w:fill="E8EEF5"/>
-          </w:tcPr>
-          <w:p>
-            <w:pPr>
-              <w:spacing w:after="0"/>
-            </w:pPr>
-            <w:r>
-              <w:rPr>
-                <w:rFonts w:ascii="Calibri" w:hAnsi="Calibri"/>
-                <w:b/>
-                <w:color w:val="1F4D78"/>
-              </w:rPr>
-              <w:t>配置 DeepSeek</w:t>
-            </w:r>
-          </w:p>
-        </w:tc>
-        <w:tc>
-          <w:tcPr>
-            <w:tcW w:type="dxa" w:w="6840"/>
-            <w:tcMar>
-              <w:top w:w="80" w:type="dxa"/>
-              <w:start w:w="120" w:type="dxa"/>
-              <w:bottom w:w="80" w:type="dxa"/>
-              <w:end w:w="120" w:type="dxa"/>
-            </w:tcMar>
-            <w:vAlign w:val="center"/>
-          </w:tcPr>
-          <w:p>
-            <w:pPr>
-              <w:spacing w:after="0"/>
-            </w:pPr>
-            <w:r>
-              <w:rPr>
-                <w:rFonts w:ascii="Calibri" w:hAnsi="Calibri"/>
-                <w:b w:val="0"/>
-                <w:color w:val="192332"/>
-              </w:rPr>
-              <w:t>setx DEEPSEEK_API_KEY "sk-你的key"（Windows）</w:t>
-            </w:r>
-          </w:p>
-        </w:tc>
-      </w:tr>
-      <w:tr>
-        <w:tc>
-          <w:tcPr>
-            <w:tcW w:type="dxa" w:w="2520"/>
-            <w:tcMar>
-              <w:top w:w="80" w:type="dxa"/>
-              <w:start w:w="120" w:type="dxa"/>
-              <w:bottom w:w="80" w:type="dxa"/>
-              <w:end w:w="120" w:type="dxa"/>
-            </w:tcMar>
-            <w:vAlign w:val="center"/>
-            <w:shd w:fill="E8EEF5"/>
-          </w:tcPr>
-          <w:p>
-            <w:pPr>
-              <w:spacing w:after="0"/>
-            </w:pPr>
-            <w:r>
-              <w:rPr>
-                <w:rFonts w:ascii="Calibri" w:hAnsi="Calibri"/>
-                <w:b/>
-                <w:color w:val="1F4D78"/>
-              </w:rPr>
-              <w:t>第一次 review</w:t>
-            </w:r>
-          </w:p>
-        </w:tc>
-        <w:tc>
-          <w:tcPr>
-            <w:tcW w:type="dxa" w:w="6840"/>
-            <w:tcMar>
-              <w:top w:w="80" w:type="dxa"/>
-              <w:start w:w="120" w:type="dxa"/>
-              <w:bottom w:w="80" w:type="dxa"/>
-              <w:end w:w="120" w:type="dxa"/>
-            </w:tcMar>
-            <w:vAlign w:val="center"/>
-          </w:tcPr>
-          <w:p>
-            <w:pPr>
-              <w:spacing w:after="0"/>
-            </w:pPr>
-            <w:r>
-              <w:rPr>
-                <w:rFonts w:ascii="Calibri" w:hAnsi="Calibri"/>
-                <w:b w:val="0"/>
-                <w:color w:val="192332"/>
-              </w:rPr>
-              <w:t>git add -A → sego /review staged</w:t>
-            </w:r>
-          </w:p>
-        </w:tc>
-      </w:tr>
-      <w:tr>
-        <w:tc>
-          <w:tcPr>
-            <w:tcW w:type="dxa" w:w="2520"/>
-            <w:tcMar>
-              <w:top w:w="80" w:type="dxa"/>
-              <w:start w:w="120" w:type="dxa"/>
-              <w:bottom w:w="80" w:type="dxa"/>
-              <w:end w:w="120" w:type="dxa"/>
-            </w:tcMar>
-            <w:vAlign w:val="center"/>
-            <w:shd w:fill="E8EEF5"/>
-          </w:tcPr>
-          <w:p>
-            <w:pPr>
-              <w:spacing w:after="0"/>
-            </w:pPr>
-            <w:r>
-              <w:rPr>
-                <w:rFonts w:ascii="Calibri" w:hAnsi="Calibri"/>
-                <w:b/>
-                <w:color w:val="1F4D78"/>
-              </w:rPr>
-              <w:t>安全扫描</w:t>
-            </w:r>
-          </w:p>
-        </w:tc>
-        <w:tc>
-          <w:tcPr>
-            <w:tcW w:type="dxa" w:w="6840"/>
-            <w:tcMar>
-              <w:top w:w="80" w:type="dxa"/>
-              <w:start w:w="120" w:type="dxa"/>
-              <w:bottom w:w="80" w:type="dxa"/>
-              <w:end w:w="120" w:type="dxa"/>
-            </w:tcMar>
-            <w:vAlign w:val="center"/>
-          </w:tcPr>
-          <w:p>
-            <w:pPr>
-              <w:spacing w:after="0"/>
-            </w:pPr>
-            <w:r>
-              <w:rPr>
-                <w:rFonts w:ascii="Calibri" w:hAnsi="Calibri"/>
-                <w:b w:val="0"/>
-                <w:color w:val="192332"/>
-              </w:rPr>
-              <w:t>sego /review safety staged</w:t>
-            </w:r>
-          </w:p>
-        </w:tc>
-      </w:tr>
-      <w:tr>
-        <w:tc>
-          <w:tcPr>
-            <w:tcW w:type="dxa" w:w="2520"/>
-            <w:tcMar>
-              <w:top w:w="80" w:type="dxa"/>
-              <w:start w:w="120" w:type="dxa"/>
-              <w:bottom w:w="80" w:type="dxa"/>
-              <w:end w:w="120" w:type="dxa"/>
-            </w:tcMar>
-            <w:vAlign w:val="center"/>
-            <w:shd w:fill="E8EEF5"/>
-          </w:tcPr>
-          <w:p>
-            <w:pPr>
-              <w:spacing w:after="0"/>
-            </w:pPr>
-            <w:r>
-              <w:rPr>
-                <w:rFonts w:ascii="Calibri" w:hAnsi="Calibri"/>
-                <w:b/>
-                <w:color w:val="1F4D78"/>
-              </w:rPr>
-              <w:t>历史记录</w:t>
-            </w:r>
-          </w:p>
-        </w:tc>
-        <w:tc>
-          <w:tcPr>
-            <w:tcW w:type="dxa" w:w="6840"/>
-            <w:tcMar>
-              <w:top w:w="80" w:type="dxa"/>
-              <w:start w:w="120" w:type="dxa"/>
-              <w:bottom w:w="80" w:type="dxa"/>
-              <w:end w:w="120" w:type="dxa"/>
-            </w:tcMar>
-            <w:vAlign w:val="center"/>
-          </w:tcPr>
-          <w:p>
-            <w:pPr>
-              <w:spacing w:after="0"/>
-            </w:pPr>
-            <w:r>
-              <w:rPr>
-                <w:rFonts w:ascii="Calibri" w:hAnsi="Calibri"/>
-                <w:b w:val="0"/>
-                <w:color w:val="192332"/>
-              </w:rPr>
-              <w:t>sego /review list；sego /review show &lt;id&gt;</w:t>
-            </w:r>
-          </w:p>
-        </w:tc>
-      </w:tr>
-      <w:tr>
-        <w:tc>
-          <w:tcPr>
-            <w:tcW w:type="dxa" w:w="2520"/>
-            <w:tcMar>
-              <w:top w:w="80" w:type="dxa"/>
-              <w:start w:w="120" w:type="dxa"/>
-              <w:bottom w:w="80" w:type="dxa"/>
-              <w:end w:w="120" w:type="dxa"/>
-            </w:tcMar>
-            <w:vAlign w:val="center"/>
-            <w:shd w:fill="E8EEF5"/>
-          </w:tcPr>
-          <w:p>
-            <w:pPr>
-              <w:spacing w:after="0"/>
-            </w:pPr>
-            <w:r>
-              <w:rPr>
-                <w:rFonts w:ascii="Calibri" w:hAnsi="Calibri"/>
-                <w:b/>
-                <w:color w:val="1F4D78"/>
-              </w:rPr>
-              <w:t>恢复会话</w:t>
-            </w:r>
-          </w:p>
-        </w:tc>
-        <w:tc>
-          <w:tcPr>
-            <w:tcW w:type="dxa" w:w="6840"/>
-            <w:tcMar>
-              <w:top w:w="80" w:type="dxa"/>
-              <w:start w:w="120" w:type="dxa"/>
-              <w:bottom w:w="80" w:type="dxa"/>
-              <w:end w:w="120" w:type="dxa"/>
-            </w:tcMar>
-            <w:vAlign w:val="center"/>
-          </w:tcPr>
-          <w:p>
-            <w:pPr>
-              <w:spacing w:after="0"/>
-            </w:pPr>
-            <w:r>
-              <w:rPr>
-                <w:rFonts w:ascii="Calibri" w:hAnsi="Calibri"/>
-                <w:b w:val="0"/>
-                <w:color w:val="192332"/>
-              </w:rPr>
-              <w:t>sego --resume latest</w:t>
-            </w:r>
-          </w:p>
-        </w:tc>
-      </w:tr>
-      <w:tr>
-        <w:tc>
-          <w:tcPr>
-            <w:tcW w:type="dxa" w:w="2520"/>
-            <w:tcMar>
-              <w:top w:w="80" w:type="dxa"/>
-              <w:start w:w="120" w:type="dxa"/>
-              <w:bottom w:w="80" w:type="dxa"/>
-              <w:end w:w="120" w:type="dxa"/>
-            </w:tcMar>
-            <w:vAlign w:val="center"/>
-            <w:shd w:fill="E8EEF5"/>
-          </w:tcPr>
-          <w:p>
-            <w:pPr>
-              <w:spacing w:after="0"/>
-            </w:pPr>
-            <w:r>
-              <w:rPr>
-                <w:rFonts w:ascii="Calibri" w:hAnsi="Calibri"/>
-                <w:b/>
-                <w:color w:val="1F4D78"/>
-              </w:rPr>
-              <w:t>安装 skill</w:t>
-            </w:r>
-          </w:p>
-        </w:tc>
-        <w:tc>
-          <w:tcPr>
-            <w:tcW w:type="dxa" w:w="6840"/>
-            <w:tcMar>
-              <w:top w:w="80" w:type="dxa"/>
-              <w:start w:w="120" w:type="dxa"/>
-              <w:bottom w:w="80" w:type="dxa"/>
-              <w:end w:w="120" w:type="dxa"/>
-            </w:tcMar>
-            <w:vAlign w:val="center"/>
-          </w:tcPr>
-          <w:p>
-            <w:pPr>
-              <w:spacing w:after="0"/>
-            </w:pPr>
-            <w:r>
-              <w:rPr>
-                <w:rFonts w:ascii="Calibri" w:hAnsi="Calibri"/>
-                <w:b w:val="0"/>
-                <w:color w:val="192332"/>
-              </w:rPr>
-              <w:t>下载源码 ZIP → 运行 skills/sego-review/install 脚本 → 重启 IDE</w:t>
-            </w:r>
+            <w:r/>
           </w:p>
         </w:tc>
       </w:tr>
     </w:tbl>
+    <w:p/>
     <w:p>
-      <w:pPr>
-        <w:spacing w:after="80"/>
-      </w:pPr>
-    </w:p>
-    <w:tbl>
-      <w:tblPr>
-        <w:tblW w:type="dxa" w:w="9360"/>
-        <w:jc w:val="center"/>
-        <w:tblLayout w:type="fixed"/>
-        <w:tblLook w:firstColumn="1" w:firstRow="1" w:lastColumn="0" w:lastRow="0" w:noHBand="0" w:noVBand="1" w:val="04A0"/>
-        <w:tblBorders>
-          <w:top w:val="single" w:sz="4" w:space="0" w:color="D9E2EC"/>
-          <w:left w:val="single" w:sz="4" w:space="0" w:color="D9E2EC"/>
-          <w:bottom w:val="single" w:sz="4" w:space="0" w:color="D9E2EC"/>
-          <w:right w:val="single" w:sz="4" w:space="0" w:color="D9E2EC"/>
-          <w:insideH w:val="single" w:sz="4" w:space="0" w:color="D9E2EC"/>
-          <w:insideV w:val="single" w:sz="4" w:space="0" w:color="D9E2EC"/>
-        </w:tblBorders>
-      </w:tblPr>
-      <w:tblGrid>
-        <w:gridCol w:w="9360"/>
-      </w:tblGrid>
-      <w:tr>
-        <w:tc>
-          <w:tcPr>
-            <w:tcW w:type="dxa" w:w="9360"/>
-            <w:tcMar>
-              <w:top w:w="80" w:type="dxa"/>
-              <w:start w:w="120" w:type="dxa"/>
-              <w:bottom w:w="80" w:type="dxa"/>
-              <w:end w:w="120" w:type="dxa"/>
-            </w:tcMar>
-            <w:vAlign w:val="center"/>
-            <w:shd w:fill="E8EEF5"/>
-          </w:tcPr>
-          <w:p>
-            <w:pPr>
-              <w:spacing w:after="40"/>
-            </w:pPr>
-            <w:r>
-              <w:rPr>
-                <w:rFonts w:ascii="Calibri" w:hAnsi="Calibri"/>
-                <w:b/>
-                <w:color w:val="1F4D78"/>
-              </w:rPr>
-              <w:t>最后提醒：</w:t>
-            </w:r>
-            <w:r>
-              <w:rPr>
-                <w:rFonts w:ascii="Calibri" w:hAnsi="Calibri"/>
-                <w:color w:val="192332"/>
-              </w:rPr>
-              <w:t>Sego 是代码审查工具，不是万能安全扫描器。重要项目仍建议人工 review、测试和备份。</w:t>
-            </w:r>
-          </w:p>
-        </w:tc>
-      </w:tr>
-    </w:tbl>
-    <w:p>
-      <w:pPr>
-        <w:spacing w:after="40"/>
-      </w:pPr>
+      <w:r>
+        <w:t>最后提醒：Sego 是 AI coding 的工程信任层，不是万能安全扫描器。重要项目仍建议人工 review、测试和备份。</w:t>
+      </w:r>
     </w:p>
     <w:sectPr>
-      <w:footerReference w:type="default" r:id="rId9"/>
+      <w:headerReference w:type="default" r:id="rId9"/>
+      <w:footerReference w:type="default" r:id="rId10"/>
       <w:pgSz w:w="12240" w:h="15840"/>
-      <w:pgMar w:top="1440" w:right="1440" w:bottom="1440" w:left="1440" w:header="708" w:footer="708" w:gutter="0"/>
+      <w:pgMar w:top="1224" w:right="1224" w:bottom="1224" w:left="1224" w:header="720" w:footer="720" w:gutter="0"/>
       <w:cols w:space="720"/>
       <w:docGrid w:linePitch="360"/>
     </w:sectPr>
@@ -3928,18 +3921,35 @@
   <w:p>
     <w:pPr>
       <w:pStyle w:val="Footer"/>
+      <w:jc w:val="center"/>
+    </w:pPr>
+    <w:r>
+      <w:rPr>
+        <w:color w:val="5A5A5A"/>
+        <w:sz w:val="18"/>
+      </w:rPr>
+      <w:t>Sego Agent - AI Coding 工程信任层</w:t>
+    </w:r>
+  </w:p>
+</w:ftr>
+</file>
+
+<file path=word/header1.xml><?xml version="1.0" encoding="utf-8"?>
+<w:hdr xmlns:m="http://schemas.openxmlformats.org/officeDocument/2006/math" xmlns:mc="http://schemas.openxmlformats.org/markup-compatibility/2006" xmlns:mo="http://schemas.microsoft.com/office/mac/office/2008/main" xmlns:mv="urn:schemas-microsoft-com:mac:vml" xmlns:o="urn:schemas-microsoft-com:office:office" xmlns:r="http://schemas.openxmlformats.org/officeDocument/2006/relationships" xmlns:v="urn:schemas-microsoft-com:vml" xmlns:w10="urn:schemas-microsoft-com:office:word" xmlns:w14="http://schemas.microsoft.com/office/word/2010/wordml" xmlns:w="http://schemas.openxmlformats.org/wordprocessingml/2006/main" xmlns:wne="http://schemas.microsoft.com/office/word/2006/wordml" xmlns:wp14="http://schemas.microsoft.com/office/word/2010/wordprocessingDrawing" xmlns:wp="http://schemas.openxmlformats.org/drawingml/2006/wordprocessingDrawing" xmlns:wpc="http://schemas.microsoft.com/office/word/2010/wordprocessingCanvas" xmlns:wpg="http://schemas.microsoft.com/office/word/2010/wordprocessingGroup" xmlns:wpi="http://schemas.microsoft.com/office/word/2010/wordprocessingInk" xmlns:wps="http://schemas.microsoft.com/office/word/2010/wordprocessingShape" mc:Ignorable="w14 wp14">
+  <w:p>
+    <w:pPr>
+      <w:pStyle w:val="Header"/>
       <w:jc w:val="right"/>
     </w:pPr>
     <w:r>
       <w:rPr>
-        <w:rFonts w:ascii="Calibri" w:hAnsi="Calibri"/>
-        <w:color w:val="606978"/>
+        <w:color w:val="5A5A5A"/>
         <w:sz w:val="18"/>
       </w:rPr>
-      <w:t>Sego 用户使用指南 v0.1.3</w:t>
+      <w:t>Sego 使用指南 v0.1.6</w:t>
     </w:r>
   </w:p>
-</w:ftr>
+</w:hdr>
 </file>
 
 <file path=word/numbering.xml><?xml version="1.0" encoding="utf-8"?>
@@ -4306,12 +4316,11 @@
     <w:qFormat/>
     <w:rsid w:val="00FC693F"/>
     <w:pPr>
-      <w:spacing w:after="120" w:line="300" w:lineRule="auto"/>
+      <w:spacing w:after="120" w:line="288" w:lineRule="auto"/>
     </w:pPr>
     <w:rPr>
-      <w:rFonts w:ascii="Calibri" w:hAnsi="Calibri"/>
-      <w:color w:val="192332"/>
-      <w:sz w:val="22"/>
+      <w:rFonts w:ascii="Microsoft YaHei" w:hAnsi="Microsoft YaHei" w:eastAsia="Microsoft YaHei"/>
+      <w:sz w:val="21"/>
     </w:rPr>
   </w:style>
   <w:style w:type="paragraph" w:styleId="Header">
@@ -4369,11 +4378,11 @@
     <w:pPr>
       <w:keepNext/>
       <w:keepLines/>
-      <w:spacing w:before="360" w:after="200"/>
+      <w:spacing w:before="320" w:after="160"/>
       <w:outlineLvl w:val="0"/>
     </w:pPr>
     <w:rPr>
-      <w:rFonts w:asciiTheme="majorHAnsi" w:eastAsiaTheme="majorEastAsia" w:hAnsiTheme="majorHAnsi" w:cstheme="majorBidi" w:ascii="Calibri" w:hAnsi="Calibri"/>
+      <w:rFonts w:asciiTheme="majorHAnsi" w:eastAsiaTheme="majorEastAsia" w:hAnsiTheme="majorHAnsi" w:cstheme="majorBidi" w:ascii="Microsoft YaHei" w:hAnsi="Microsoft YaHei" w:eastAsia="Microsoft YaHei"/>
       <w:b/>
       <w:bCs/>
       <w:color w:val="2E74B5"/>
@@ -4393,11 +4402,11 @@
     <w:pPr>
       <w:keepNext/>
       <w:keepLines/>
-      <w:spacing w:before="280" w:after="140"/>
+      <w:spacing w:before="240" w:after="120"/>
       <w:outlineLvl w:val="1"/>
     </w:pPr>
     <w:rPr>
-      <w:rFonts w:asciiTheme="majorHAnsi" w:eastAsiaTheme="majorEastAsia" w:hAnsiTheme="majorHAnsi" w:cstheme="majorBidi" w:ascii="Calibri" w:hAnsi="Calibri"/>
+      <w:rFonts w:asciiTheme="majorHAnsi" w:eastAsiaTheme="majorEastAsia" w:hAnsiTheme="majorHAnsi" w:cstheme="majorBidi" w:ascii="Microsoft YaHei" w:hAnsi="Microsoft YaHei" w:eastAsia="Microsoft YaHei"/>
       <w:b/>
       <w:bCs/>
       <w:color w:val="2E74B5"/>
@@ -4417,11 +4426,11 @@
     <w:pPr>
       <w:keepNext/>
       <w:keepLines/>
-      <w:spacing w:before="200" w:after="100"/>
+      <w:spacing w:before="160" w:after="80"/>
       <w:outlineLvl w:val="2"/>
     </w:pPr>
     <w:rPr>
-      <w:rFonts w:asciiTheme="majorHAnsi" w:eastAsiaTheme="majorEastAsia" w:hAnsiTheme="majorHAnsi" w:cstheme="majorBidi" w:ascii="Calibri" w:hAnsi="Calibri"/>
+      <w:rFonts w:asciiTheme="majorHAnsi" w:eastAsiaTheme="majorEastAsia" w:hAnsiTheme="majorHAnsi" w:cstheme="majorBidi" w:ascii="Microsoft YaHei" w:hAnsi="Microsoft YaHei" w:eastAsia="Microsoft YaHei"/>
       <w:b/>
       <w:bCs/>
       <w:color w:val="1F4D78"/>
